--- a/deliverables/苏果智选-改写稿使用说明与联动修改清单.docx
+++ b/deliverables/苏果智选-改写稿使用说明与联动修改清单.docx
@@ -142,7 +142,7 @@
       </w:pPr>
     </w:p>
     <w:p>
-      <w:bookmarkStart w:id="0" w:name="cx"/>
+      <w:bookmarkStart w:id="0" w:name="c6g"/>
       <w:pPr>
         <w:pStyle w:val="Heading1"/>
       </w:pPr>
@@ -155,39 +155,36 @@
         <w:t>第三至六章改写稿　使用说明与联动修改清单</w:t>
       </w:r>
     </w:p>
-    <w:tbl>
-      <w:tblPr>
-        <w:tblW w:type="auto" w:w="0"/>
-        <w:tblLook w:firstColumn="1" w:firstRow="1" w:lastColumn="0" w:lastRow="0" w:noHBand="0" w:noVBand="1" w:val="04A0"/>
-      </w:tblPr>
-      <w:tblGrid>
-        <w:gridCol w:w="8640"/>
-      </w:tblGrid>
-      <w:tr>
-        <w:tc>
-          <w:tcPr>
-            <w:tcW w:type="dxa" w:w="8640"/>
-            <w:shd w:val="clear" w:color="auto" w:fill="F0F5FA"/>
-            <w:tcBorders>
-              <w:left w:val="single" w:sz="24" w:space="0" w:color="01579B"/>
-            </w:tcBorders>
-          </w:tcPr>
-          <w:p>
-            <w:r>
-              <w:rPr>
-                <w:b/>
-              </w:rPr>
-              <w:t>本附录不属于报告正文，不作为报告内容提交。</w:t>
-            </w:r>
-            <w:r>
-              <w:t>它仅用于说明本改写稿的使用方式与合并注意事项，供作者在将本稿并入完整报告时参照。正式提交时请删除本附录。</w:t>
-            </w:r>
-          </w:p>
-        </w:tc>
-      </w:tr>
-    </w:tbl>
     <w:p>
-      <w:bookmarkStart w:id="1" w:name="sy1"/>
+      <w:pPr>
+        <w:spacing w:line="420" w:lineRule="auto"/>
+        <w:jc w:val="both"/>
+      </w:pPr>
+      <w:r>
+        <w:rPr>
+          <w:color w:val="1A1A1A"/>
+          <w:sz w:val="21"/>
+        </w:rPr>
+        <w:t>本附录说明本稿的性质、与原文的差异，以及合并回原报告时需要同步修改的内容。本附录</w:t>
+      </w:r>
+      <w:r>
+        <w:rPr>
+          <w:b/>
+          <w:color w:val="1A1A1A"/>
+          <w:sz w:val="21"/>
+        </w:rPr>
+        <w:t>不属于比赛报告正文</w:t>
+      </w:r>
+      <w:r>
+        <w:rPr>
+          <w:color w:val="1A1A1A"/>
+          <w:sz w:val="21"/>
+        </w:rPr>
+        <w:t>，是交付给作者本人的操作说明。</w:t>
+      </w:r>
+    </w:p>
+    <w:p>
+      <w:bookmarkStart w:id="1" w:name="g1"/>
       <w:pPr>
         <w:pStyle w:val="Heading2"/>
       </w:pPr>
@@ -210,21 +207,36 @@
           <w:color w:val="1A1A1A"/>
           <w:sz w:val="21"/>
         </w:rPr>
-        <w:t>本文件包含《</w:t>
+        <w:t>本稿是《</w:t>
       </w:r>
       <w:r>
         <w:rPr>
           <w:color w:val="1A1A1A"/>
           <w:sz w:val="21"/>
         </w:rPr>
-        <w:t xml:space="preserve">AI </w:t>
+        <w:t>AI</w:t>
       </w:r>
       <w:r>
         <w:rPr>
           <w:color w:val="1A1A1A"/>
           <w:sz w:val="21"/>
         </w:rPr>
-        <w:t>驱动的社区商超智能选品与品类优化研究</w:t>
+        <w:t>驱动的社区商超智能选品与品类优化研究》场景分析报告第三、四、五、六章的</w:t>
+      </w:r>
+      <w:r>
+        <w:rPr>
+          <w:b/>
+          <w:color w:val="1A1A1A"/>
+          <w:sz w:val="21"/>
+        </w:rPr>
+        <w:t>替换稿</w:t>
+      </w:r>
+      <w:r>
+        <w:rPr>
+          <w:color w:val="1A1A1A"/>
+          <w:sz w:val="21"/>
+        </w:rPr>
+        <w:t>。使用方式为整章替换，而非逐段修改</w:t>
       </w:r>
       <w:r>
         <w:rPr>
@@ -238,22 +250,105 @@
           <w:color w:val="1A1A1A"/>
           <w:sz w:val="21"/>
         </w:rPr>
-        <w:t>以华润苏果（南京江宁黄金海岸广场店）为例》</w:t>
-      </w:r>
-      <w:r>
-        <w:rPr>
-          <w:b/>
-          <w:color w:val="1A1A1A"/>
-          <w:sz w:val="21"/>
-        </w:rPr>
-        <w:t>第三、四、五、六章</w:t>
+        <w:t>原因是本稿依据的工程事实已从</w:t>
       </w:r>
       <w:r>
         <w:rPr>
           <w:color w:val="1A1A1A"/>
           <w:sz w:val="21"/>
         </w:rPr>
-        <w:t>的改写稿。改写遵循两条约束：沿用原报告的章节框架（第三至六章的二级结构不变，仅在二级结构内按实际实现情况增补三级条目）；以已实际建成并跑通全部自动化验证的</w:t>
+        <w:t>“</w:t>
+      </w:r>
+      <w:r>
+        <w:rPr>
+          <w:color w:val="1A1A1A"/>
+          <w:sz w:val="21"/>
+        </w:rPr>
+        <w:t>单文件</w:t>
+      </w:r>
+      <w:r>
+        <w:rPr>
+          <w:color w:val="1A1A1A"/>
+          <w:sz w:val="21"/>
+        </w:rPr>
+        <w:t xml:space="preserve"> HTML </w:t>
+      </w:r>
+      <w:r>
+        <w:rPr>
+          <w:color w:val="1A1A1A"/>
+          <w:sz w:val="21"/>
+        </w:rPr>
+        <w:t>前端＋自研后台</w:t>
+      </w:r>
+      <w:r>
+        <w:rPr>
+          <w:color w:val="1A1A1A"/>
+          <w:sz w:val="21"/>
+        </w:rPr>
+        <w:t>”</w:t>
+      </w:r>
+      <w:r>
+        <w:rPr>
+          <w:color w:val="1A1A1A"/>
+          <w:sz w:val="21"/>
+        </w:rPr>
+        <w:t>的原型，切换为</w:t>
+      </w:r>
+      <w:r>
+        <w:rPr>
+          <w:color w:val="1A1A1A"/>
+          <w:sz w:val="21"/>
+        </w:rPr>
+        <w:t>“React 18</w:t>
+      </w:r>
+      <w:r>
+        <w:rPr>
+          <w:color w:val="1A1A1A"/>
+          <w:sz w:val="21"/>
+        </w:rPr>
+        <w:t>＋</w:t>
+      </w:r>
+      <w:r>
+        <w:rPr>
+          <w:color w:val="1A1A1A"/>
+          <w:sz w:val="21"/>
+        </w:rPr>
+        <w:t xml:space="preserve">TypeScript </w:t>
+      </w:r>
+      <w:r>
+        <w:rPr>
+          <w:color w:val="1A1A1A"/>
+          <w:sz w:val="21"/>
+        </w:rPr>
+        <w:t>前端＋</w:t>
+      </w:r>
+      <w:r>
+        <w:rPr>
+          <w:color w:val="1A1A1A"/>
+          <w:sz w:val="21"/>
+        </w:rPr>
+        <w:t xml:space="preserve">FastAPI </w:t>
+      </w:r>
+      <w:r>
+        <w:rPr>
+          <w:color w:val="1A1A1A"/>
+          <w:sz w:val="21"/>
+        </w:rPr>
+        <w:t>后端</w:t>
+      </w:r>
+      <w:r>
+        <w:rPr>
+          <w:color w:val="1A1A1A"/>
+          <w:sz w:val="21"/>
+        </w:rPr>
+        <w:t>”</w:t>
+      </w:r>
+      <w:r>
+        <w:rPr>
+          <w:color w:val="1A1A1A"/>
+          <w:sz w:val="21"/>
+        </w:rPr>
+        <w:t>的完整工程化版本</w:t>
       </w:r>
       <w:r>
         <w:rPr>
@@ -274,14 +369,126 @@
           <w:color w:val="1A1A1A"/>
           <w:sz w:val="21"/>
         </w:rPr>
-        <w:t>”</w:t>
+        <w:t>”v1.0</w:t>
       </w:r>
       <w:r>
         <w:rPr>
           <w:color w:val="1A1A1A"/>
           <w:sz w:val="21"/>
         </w:rPr>
-        <w:t>平台为准，把原稿中属于</w:t>
+        <w:t>，两套事实的差异贯穿架构、接口、数据与全部实证数值，逐段修改的改动量大于整章替换。</w:t>
+      </w:r>
+    </w:p>
+    <w:p>
+      <w:pPr>
+        <w:spacing w:line="420" w:lineRule="auto"/>
+        <w:jc w:val="both"/>
+      </w:pPr>
+      <w:r>
+        <w:rPr>
+          <w:color w:val="1A1A1A"/>
+          <w:sz w:val="21"/>
+        </w:rPr>
+        <w:t>本稿</w:t>
+      </w:r>
+      <w:r>
+        <w:rPr>
+          <w:b/>
+          <w:color w:val="1A1A1A"/>
+          <w:sz w:val="21"/>
+        </w:rPr>
+        <w:t>保留原报告的章节框架</w:t>
+      </w:r>
+      <w:r>
+        <w:rPr>
+          <w:color w:val="1A1A1A"/>
+          <w:sz w:val="21"/>
+        </w:rPr>
+        <w:t>：第三章</w:t>
+      </w:r>
+      <w:r>
+        <w:rPr>
+          <w:color w:val="1A1A1A"/>
+          <w:sz w:val="21"/>
+        </w:rPr>
+        <w:t xml:space="preserve"> 3.1—3.3</w:t>
+      </w:r>
+      <w:r>
+        <w:rPr>
+          <w:color w:val="1A1A1A"/>
+          <w:sz w:val="21"/>
+        </w:rPr>
+        <w:t>、第四章</w:t>
+      </w:r>
+      <w:r>
+        <w:rPr>
+          <w:color w:val="1A1A1A"/>
+          <w:sz w:val="21"/>
+        </w:rPr>
+        <w:t xml:space="preserve"> 4.1—4.5</w:t>
+      </w:r>
+      <w:r>
+        <w:rPr>
+          <w:color w:val="1A1A1A"/>
+          <w:sz w:val="21"/>
+        </w:rPr>
+        <w:t>、第五章</w:t>
+      </w:r>
+      <w:r>
+        <w:rPr>
+          <w:color w:val="1A1A1A"/>
+          <w:sz w:val="21"/>
+        </w:rPr>
+        <w:t xml:space="preserve"> 5.1—5.5</w:t>
+      </w:r>
+      <w:r>
+        <w:rPr>
+          <w:color w:val="1A1A1A"/>
+          <w:sz w:val="21"/>
+        </w:rPr>
+        <w:t>、第六章</w:t>
+      </w:r>
+      <w:r>
+        <w:rPr>
+          <w:color w:val="1A1A1A"/>
+          <w:sz w:val="21"/>
+        </w:rPr>
+        <w:t xml:space="preserve"> 6.1—6.3 </w:t>
+      </w:r>
+      <w:r>
+        <w:rPr>
+          <w:color w:val="1A1A1A"/>
+          <w:sz w:val="21"/>
+        </w:rPr>
+        <w:t>的二级结构与次序完全一致。在此前提下有四类贴合实际的调整，均需在合并时知悉。</w:t>
+      </w:r>
+    </w:p>
+    <w:p>
+      <w:pPr>
+        <w:spacing w:line="420" w:lineRule="auto"/>
+        <w:jc w:val="both"/>
+      </w:pPr>
+      <w:r>
+        <w:rPr>
+          <w:b/>
+          <w:color w:val="1A1A1A"/>
+          <w:sz w:val="21"/>
+        </w:rPr>
+        <w:t>其一，三级条目有两处标题微调。</w:t>
+      </w:r>
+      <w:r>
+        <w:rPr>
+          <w:color w:val="1A1A1A"/>
+          <w:sz w:val="21"/>
+        </w:rPr>
+        <w:t xml:space="preserve">4.3.5 </w:t>
+      </w:r>
+      <w:r>
+        <w:rPr>
+          <w:color w:val="1A1A1A"/>
+          <w:sz w:val="21"/>
+        </w:rPr>
+        <w:t>由</w:t>
       </w:r>
       <w:r>
         <w:rPr>
@@ -295,7 +502,7 @@
           <w:color w:val="1A1A1A"/>
           <w:sz w:val="21"/>
         </w:rPr>
-        <w:t>技术方案设想</w:t>
+        <w:t>前后端双实现与一致性验证</w:t>
       </w:r>
       <w:r>
         <w:rPr>
@@ -309,7 +516,189 @@
           <w:color w:val="1A1A1A"/>
           <w:sz w:val="21"/>
         </w:rPr>
-        <w:t>的表述替换为可复算、可复核的工程事实。</w:t>
+        <w:t>改为</w:t>
+      </w:r>
+      <w:r>
+        <w:rPr>
+          <w:color w:val="1A1A1A"/>
+          <w:sz w:val="21"/>
+        </w:rPr>
+        <w:t>“</w:t>
+      </w:r>
+      <w:r>
+        <w:rPr>
+          <w:color w:val="1A1A1A"/>
+          <w:sz w:val="21"/>
+        </w:rPr>
+        <w:t>前后端职责边界与一致性验证</w:t>
+      </w:r>
+      <w:r>
+        <w:rPr>
+          <w:color w:val="1A1A1A"/>
+          <w:sz w:val="21"/>
+        </w:rPr>
+        <w:t>”</w:t>
+      </w:r>
+      <w:r>
+        <w:rPr>
+          <w:color w:val="1A1A1A"/>
+          <w:sz w:val="21"/>
+        </w:rPr>
+        <w:t>（新工程为单一后端，不存在双实现）；</w:t>
+      </w:r>
+      <w:r>
+        <w:rPr>
+          <w:color w:val="1A1A1A"/>
+          <w:sz w:val="21"/>
+        </w:rPr>
+        <w:t xml:space="preserve">5.5.1 </w:t>
+      </w:r>
+      <w:r>
+        <w:rPr>
+          <w:color w:val="1A1A1A"/>
+          <w:sz w:val="21"/>
+        </w:rPr>
+        <w:t>由</w:t>
+      </w:r>
+      <w:r>
+        <w:rPr>
+          <w:color w:val="1A1A1A"/>
+          <w:sz w:val="21"/>
+        </w:rPr>
+        <w:t>“</w:t>
+      </w:r>
+      <w:r>
+        <w:rPr>
+          <w:color w:val="1A1A1A"/>
+          <w:sz w:val="21"/>
+        </w:rPr>
+        <w:t>五层自动化验证体系</w:t>
+      </w:r>
+      <w:r>
+        <w:rPr>
+          <w:color w:val="1A1A1A"/>
+          <w:sz w:val="21"/>
+        </w:rPr>
+        <w:t>”</w:t>
+      </w:r>
+      <w:r>
+        <w:rPr>
+          <w:color w:val="1A1A1A"/>
+          <w:sz w:val="21"/>
+        </w:rPr>
+        <w:t>改为</w:t>
+      </w:r>
+      <w:r>
+        <w:rPr>
+          <w:color w:val="1A1A1A"/>
+          <w:sz w:val="21"/>
+        </w:rPr>
+        <w:t>“</w:t>
+      </w:r>
+      <w:r>
+        <w:rPr>
+          <w:color w:val="1A1A1A"/>
+          <w:sz w:val="21"/>
+        </w:rPr>
+        <w:t>自动化验证体系</w:t>
+      </w:r>
+      <w:r>
+        <w:rPr>
+          <w:color w:val="1A1A1A"/>
+          <w:sz w:val="21"/>
+        </w:rPr>
+        <w:t>”</w:t>
+      </w:r>
+      <w:r>
+        <w:rPr>
+          <w:color w:val="1A1A1A"/>
+          <w:sz w:val="21"/>
+        </w:rPr>
+        <w:t>（新工程为</w:t>
+      </w:r>
+      <w:r>
+        <w:rPr>
+          <w:color w:val="1A1A1A"/>
+          <w:sz w:val="21"/>
+        </w:rPr>
+        <w:t xml:space="preserve"> pytest </w:t>
+      </w:r>
+      <w:r>
+        <w:rPr>
+          <w:color w:val="1A1A1A"/>
+          <w:sz w:val="21"/>
+        </w:rPr>
+        <w:t>单元测试体系）；</w:t>
+      </w:r>
+      <w:r>
+        <w:rPr>
+          <w:color w:val="1A1A1A"/>
+          <w:sz w:val="21"/>
+        </w:rPr>
+        <w:t xml:space="preserve">5.4.3 </w:t>
+      </w:r>
+      <w:r>
+        <w:rPr>
+          <w:color w:val="1A1A1A"/>
+          <w:sz w:val="21"/>
+        </w:rPr>
+        <w:t>由</w:t>
+      </w:r>
+      <w:r>
+        <w:rPr>
+          <w:color w:val="1A1A1A"/>
+          <w:sz w:val="21"/>
+        </w:rPr>
+        <w:t>“</w:t>
+      </w:r>
+      <w:r>
+        <w:rPr>
+          <w:color w:val="1A1A1A"/>
+          <w:sz w:val="21"/>
+        </w:rPr>
+        <w:t>局限说明</w:t>
+      </w:r>
+      <w:r>
+        <w:rPr>
+          <w:color w:val="1A1A1A"/>
+          <w:sz w:val="21"/>
+        </w:rPr>
+        <w:t>”</w:t>
+      </w:r>
+      <w:r>
+        <w:rPr>
+          <w:color w:val="1A1A1A"/>
+          <w:sz w:val="21"/>
+        </w:rPr>
+        <w:t>改为</w:t>
+      </w:r>
+      <w:r>
+        <w:rPr>
+          <w:color w:val="1A1A1A"/>
+          <w:sz w:val="21"/>
+        </w:rPr>
+        <w:t>“</w:t>
+      </w:r>
+      <w:r>
+        <w:rPr>
+          <w:color w:val="1A1A1A"/>
+          <w:sz w:val="21"/>
+        </w:rPr>
+        <w:t>预测精度的说明：为何不报告精度指标</w:t>
+      </w:r>
+      <w:r>
+        <w:rPr>
+          <w:color w:val="1A1A1A"/>
+          <w:sz w:val="21"/>
+        </w:rPr>
+        <w:t>”</w:t>
+      </w:r>
+      <w:r>
+        <w:rPr>
+          <w:color w:val="1A1A1A"/>
+          <w:sz w:val="21"/>
+        </w:rPr>
+        <w:t>，标题与内容一致化。</w:t>
       </w:r>
     </w:p>
     <w:p>
@@ -319,29 +708,414 @@
       </w:pPr>
       <w:r>
         <w:rPr>
+          <w:b/>
           <w:color w:val="1A1A1A"/>
           <w:sz w:val="21"/>
         </w:rPr>
-        <w:t>因此，本文件</w:t>
+        <w:t>其二，第三章 3.2 下增加两个三级条目（3.2.6、3.2.7）。</w:t>
       </w:r>
+      <w:r>
+        <w:rPr>
+          <w:color w:val="1A1A1A"/>
+          <w:sz w:val="21"/>
+        </w:rPr>
+        <w:t>原框架</w:t>
+      </w:r>
+      <w:r>
+        <w:rPr>
+          <w:color w:val="1A1A1A"/>
+          <w:sz w:val="21"/>
+        </w:rPr>
+        <w:t xml:space="preserve"> 3.2 </w:t>
+      </w:r>
+      <w:r>
+        <w:rPr>
+          <w:color w:val="1A1A1A"/>
+          <w:sz w:val="21"/>
+        </w:rPr>
+        <w:t>下设五个条目（</w:t>
+      </w:r>
+      <w:r>
+        <w:rPr>
+          <w:color w:val="1A1A1A"/>
+          <w:sz w:val="21"/>
+        </w:rPr>
+        <w:t>3.2.1—3.2.5</w:t>
+      </w:r>
+      <w:r>
+        <w:rPr>
+          <w:color w:val="1A1A1A"/>
+          <w:sz w:val="21"/>
+        </w:rPr>
+        <w:t>）。平台建设过程中形成的两条贯穿性约束</w:t>
+      </w:r>
+      <w:r>
+        <w:rPr>
+          <w:color w:val="1A1A1A"/>
+          <w:sz w:val="21"/>
+        </w:rPr>
+        <w:t>——“</w:t>
+      </w:r>
+      <w:r>
+        <w:rPr>
+          <w:color w:val="1A1A1A"/>
+          <w:sz w:val="21"/>
+        </w:rPr>
+        <w:t>数据不足时拒绝输出</w:t>
+      </w:r>
+      <w:r>
+        <w:rPr>
+          <w:color w:val="1A1A1A"/>
+          <w:sz w:val="21"/>
+        </w:rPr>
+        <w:t>”</w:t>
+      </w:r>
+      <w:r>
+        <w:rPr>
+          <w:color w:val="1A1A1A"/>
+          <w:sz w:val="21"/>
+        </w:rPr>
+        <w:t>与</w:t>
+      </w:r>
+      <w:r>
+        <w:rPr>
+          <w:color w:val="1A1A1A"/>
+          <w:sz w:val="21"/>
+        </w:rPr>
+        <w:t>“</w:t>
+      </w:r>
+      <w:r>
+        <w:rPr>
+          <w:color w:val="1A1A1A"/>
+          <w:sz w:val="21"/>
+        </w:rPr>
+        <w:t>高影响建议必须人工审批</w:t>
+      </w:r>
+      <w:r>
+        <w:rPr>
+          <w:color w:val="1A1A1A"/>
+          <w:sz w:val="21"/>
+        </w:rPr>
+        <w:t>”——</w:t>
+      </w:r>
+      <w:r>
+        <w:rPr>
+          <w:color w:val="1A1A1A"/>
+          <w:sz w:val="21"/>
+        </w:rPr>
+        <w:t>在原框架中没有承载位置，故补为</w:t>
+      </w:r>
+      <w:r>
+        <w:rPr>
+          <w:color w:val="1A1A1A"/>
+          <w:sz w:val="21"/>
+        </w:rPr>
+        <w:t xml:space="preserve"> 3.2.6 </w:t>
+      </w:r>
+      <w:r>
+        <w:rPr>
+          <w:color w:val="1A1A1A"/>
+          <w:sz w:val="21"/>
+        </w:rPr>
+        <w:t>与</w:t>
+      </w:r>
+      <w:r>
+        <w:rPr>
+          <w:color w:val="1A1A1A"/>
+          <w:sz w:val="21"/>
+        </w:rPr>
+        <w:t xml:space="preserve"> 3.2.7</w:t>
+      </w:r>
+      <w:r>
+        <w:rPr>
+          <w:color w:val="1A1A1A"/>
+          <w:sz w:val="21"/>
+        </w:rPr>
+        <w:t>。这两节内容被后续章节多处交叉引用（</w:t>
+      </w:r>
+      <w:r>
+        <w:rPr>
+          <w:color w:val="1A1A1A"/>
+          <w:sz w:val="21"/>
+        </w:rPr>
+        <w:t xml:space="preserve">3.2.6 </w:t>
+      </w:r>
+      <w:r>
+        <w:rPr>
+          <w:color w:val="1A1A1A"/>
+          <w:sz w:val="21"/>
+        </w:rPr>
+        <w:t>被</w:t>
+      </w:r>
+      <w:r>
+        <w:rPr>
+          <w:color w:val="1A1A1A"/>
+          <w:sz w:val="21"/>
+        </w:rPr>
+        <w:t xml:space="preserve"> 4.4.5</w:t>
+      </w:r>
+      <w:r>
+        <w:rPr>
+          <w:color w:val="1A1A1A"/>
+          <w:sz w:val="21"/>
+        </w:rPr>
+        <w:t>、</w:t>
+      </w:r>
+      <w:r>
+        <w:rPr>
+          <w:color w:val="1A1A1A"/>
+          <w:sz w:val="21"/>
+        </w:rPr>
+        <w:t xml:space="preserve">5.5.3 </w:t>
+      </w:r>
+      <w:r>
+        <w:rPr>
+          <w:color w:val="1A1A1A"/>
+          <w:sz w:val="21"/>
+        </w:rPr>
+        <w:t>引用；</w:t>
+      </w:r>
+      <w:r>
+        <w:rPr>
+          <w:color w:val="1A1A1A"/>
+          <w:sz w:val="21"/>
+        </w:rPr>
+        <w:t xml:space="preserve">3.2.7 </w:t>
+      </w:r>
+      <w:r>
+        <w:rPr>
+          <w:color w:val="1A1A1A"/>
+          <w:sz w:val="21"/>
+        </w:rPr>
+        <w:t>被</w:t>
+      </w:r>
+      <w:r>
+        <w:rPr>
+          <w:color w:val="1A1A1A"/>
+          <w:sz w:val="21"/>
+        </w:rPr>
+        <w:t xml:space="preserve"> 4.2.5</w:t>
+      </w:r>
+      <w:r>
+        <w:rPr>
+          <w:color w:val="1A1A1A"/>
+          <w:sz w:val="21"/>
+        </w:rPr>
+        <w:t>、</w:t>
+      </w:r>
+      <w:r>
+        <w:rPr>
+          <w:color w:val="1A1A1A"/>
+          <w:sz w:val="21"/>
+        </w:rPr>
+        <w:t>5.5.4</w:t>
+      </w:r>
+      <w:r>
+        <w:rPr>
+          <w:color w:val="1A1A1A"/>
+          <w:sz w:val="21"/>
+        </w:rPr>
+        <w:t>、</w:t>
+      </w:r>
+      <w:r>
+        <w:rPr>
+          <w:color w:val="1A1A1A"/>
+          <w:sz w:val="21"/>
+        </w:rPr>
+        <w:t xml:space="preserve">6.3 </w:t>
+      </w:r>
+      <w:r>
+        <w:rPr>
+          <w:color w:val="1A1A1A"/>
+          <w:sz w:val="21"/>
+        </w:rPr>
+        <w:t>引用），删除后文将失去依据，因此建议保留。</w:t>
+      </w:r>
+    </w:p>
+    <w:p>
+      <w:pPr>
+        <w:spacing w:line="420" w:lineRule="auto"/>
+        <w:jc w:val="both"/>
+      </w:pPr>
       <w:r>
         <w:rPr>
           <w:b/>
           <w:color w:val="1A1A1A"/>
           <w:sz w:val="21"/>
         </w:rPr>
-        <w:t>不是</w:t>
+        <w:t>其三，正文前增加一节“数据性质与来源说明”。</w:t>
       </w:r>
       <w:r>
         <w:rPr>
           <w:color w:val="1A1A1A"/>
           <w:sz w:val="21"/>
         </w:rPr>
-        <w:t>一份替换全部报告的完整稿，而是需要与原报告的第一、二、七、八章及附录合并使用的局部改写稿。</w:t>
+        <w:t>该节是数据免责声明的正文版本，性质对应原文附录</w:t>
+      </w:r>
+      <w:r>
+        <w:rPr>
+          <w:color w:val="1A1A1A"/>
+          <w:sz w:val="21"/>
+        </w:rPr>
+        <w:t xml:space="preserve"> B </w:t>
+      </w:r>
+      <w:r>
+        <w:rPr>
+          <w:color w:val="1A1A1A"/>
+          <w:sz w:val="21"/>
+        </w:rPr>
+        <w:t>的</w:t>
+      </w:r>
+      <w:r>
+        <w:rPr>
+          <w:color w:val="1A1A1A"/>
+          <w:sz w:val="21"/>
+        </w:rPr>
+        <w:t>“</w:t>
+      </w:r>
+      <w:r>
+        <w:rPr>
+          <w:color w:val="1A1A1A"/>
+          <w:sz w:val="21"/>
+        </w:rPr>
+        <w:t>数据免责声明</w:t>
+      </w:r>
+      <w:r>
+        <w:rPr>
+          <w:color w:val="1A1A1A"/>
+          <w:sz w:val="21"/>
+        </w:rPr>
+        <w:t>”</w:t>
+      </w:r>
+      <w:r>
+        <w:rPr>
+          <w:color w:val="1A1A1A"/>
+          <w:sz w:val="21"/>
+        </w:rPr>
+        <w:t>。合并时建议将其移至报告前置部分（摘要与目录之后、第一章之前），或与附录</w:t>
+      </w:r>
+      <w:r>
+        <w:rPr>
+          <w:color w:val="1A1A1A"/>
+          <w:sz w:val="21"/>
+        </w:rPr>
+        <w:t xml:space="preserve"> B </w:t>
+      </w:r>
+      <w:r>
+        <w:rPr>
+          <w:color w:val="1A1A1A"/>
+          <w:sz w:val="21"/>
+        </w:rPr>
+        <w:t>的免责声明合并；若保留在第三章之前，其标题为一级标题，会使目录中出现一个未编号条目，需相应调整目录。</w:t>
       </w:r>
     </w:p>
     <w:p>
-      <w:bookmarkStart w:id="2" w:name="sy2"/>
+      <w:pPr>
+        <w:spacing w:line="420" w:lineRule="auto"/>
+        <w:jc w:val="both"/>
+      </w:pPr>
+      <w:r>
+        <w:rPr>
+          <w:b/>
+          <w:color w:val="1A1A1A"/>
+          <w:sz w:val="21"/>
+        </w:rPr>
+        <w:t>其四，正文体裁已按“场景分析报告”规范统一。</w:t>
+      </w:r>
+      <w:r>
+        <w:rPr>
+          <w:color w:val="1A1A1A"/>
+          <w:sz w:val="21"/>
+        </w:rPr>
+        <w:t>具体包括：取消原有的彩色提示框与四级标题，一律改为段落叙述；在关键定量段落后补</w:t>
+      </w:r>
+      <w:r>
+        <w:rPr>
+          <w:color w:val="1A1A1A"/>
+          <w:sz w:val="21"/>
+        </w:rPr>
+        <w:t>“</w:t>
+      </w:r>
+      <w:r>
+        <w:rPr>
+          <w:color w:val="1A1A1A"/>
+          <w:sz w:val="21"/>
+        </w:rPr>
+        <w:t>数据来源：</w:t>
+      </w:r>
+      <w:r>
+        <w:rPr>
+          <w:color w:val="1A1A1A"/>
+          <w:sz w:val="21"/>
+        </w:rPr>
+        <w:t>……”</w:t>
+      </w:r>
+      <w:r>
+        <w:rPr>
+          <w:color w:val="1A1A1A"/>
+          <w:sz w:val="21"/>
+        </w:rPr>
+        <w:t>独立引注，与原文的引注体例保持一致；清除全部版本比较与开发过程叙述（</w:t>
+      </w:r>
+      <w:r>
+        <w:rPr>
+          <w:color w:val="1A1A1A"/>
+          <w:sz w:val="21"/>
+        </w:rPr>
+        <w:t>“</w:t>
+      </w:r>
+      <w:r>
+        <w:rPr>
+          <w:color w:val="1A1A1A"/>
+          <w:sz w:val="21"/>
+        </w:rPr>
+        <w:t>与前一版修订稿的差异</w:t>
+      </w:r>
+      <w:r>
+        <w:rPr>
+          <w:color w:val="1A1A1A"/>
+          <w:sz w:val="21"/>
+        </w:rPr>
+        <w:t>”“</w:t>
+      </w:r>
+      <w:r>
+        <w:rPr>
+          <w:color w:val="1A1A1A"/>
+          <w:sz w:val="21"/>
+        </w:rPr>
+        <w:t>本次撰写过程中</w:t>
+      </w:r>
+      <w:r>
+        <w:rPr>
+          <w:color w:val="1A1A1A"/>
+          <w:sz w:val="21"/>
+        </w:rPr>
+        <w:t>”“</w:t>
+      </w:r>
+      <w:r>
+        <w:rPr>
+          <w:color w:val="1A1A1A"/>
+          <w:sz w:val="21"/>
+        </w:rPr>
+        <w:t>本轮新增</w:t>
+      </w:r>
+      <w:r>
+        <w:rPr>
+          <w:color w:val="1A1A1A"/>
+          <w:sz w:val="21"/>
+        </w:rPr>
+        <w:t>”</w:t>
+      </w:r>
+      <w:r>
+        <w:rPr>
+          <w:color w:val="1A1A1A"/>
+          <w:sz w:val="21"/>
+        </w:rPr>
+        <w:t>等），改为报告正文应有的表述。</w:t>
+      </w:r>
+    </w:p>
+    <w:p>
+      <w:bookmarkStart w:id="2" w:name="g2"/>
       <w:pPr>
         <w:pStyle w:val="Heading2"/>
       </w:pPr>
@@ -362,9 +1136,9 @@
       </w:tblPr>
       <w:tblGrid>
         <w:gridCol w:w="518"/>
-        <w:gridCol w:w="2246"/>
-        <w:gridCol w:w="2938"/>
-        <w:gridCol w:w="2938"/>
+        <w:gridCol w:w="1728"/>
+        <w:gridCol w:w="3197"/>
+        <w:gridCol w:w="3197"/>
       </w:tblGrid>
       <w:tr>
         <w:tc>
@@ -402,7 +1176,7 @@
         </w:tc>
         <w:tc>
           <w:tcPr>
-            <w:tcW w:type="pct" w:w="1300"/>
+            <w:tcW w:type="pct" w:w="1000"/>
             <w:shd w:fill="EEF3F8" w:val="clear" w:color="auto"/>
             <w:tcBorders>
               <w:top w:val="single" w:sz="6" w:space="0" w:color="B9C7D6"/>
@@ -435,7 +1209,7 @@
         </w:tc>
         <w:tc>
           <w:tcPr>
-            <w:tcW w:type="pct" w:w="1700"/>
+            <w:tcW w:type="pct" w:w="1850"/>
             <w:shd w:fill="EEF3F8" w:val="clear" w:color="auto"/>
             <w:tcBorders>
               <w:top w:val="single" w:sz="6" w:space="0" w:color="B9C7D6"/>
@@ -468,7 +1242,7 @@
         </w:tc>
         <w:tc>
           <w:tcPr>
-            <w:tcW w:type="pct" w:w="1700"/>
+            <w:tcW w:type="pct" w:w="1850"/>
             <w:shd w:fill="EEF3F8" w:val="clear" w:color="auto"/>
             <w:tcBorders>
               <w:top w:val="single" w:sz="6" w:space="0" w:color="B9C7D6"/>
@@ -495,7 +1269,7 @@
                 <w:color w:val="1F4E79"/>
                 <w:sz w:val="18"/>
               </w:rPr>
-              <w:t>改后表述</w:t>
+              <w:t>本稿表述</w:t>
             </w:r>
           </w:p>
         </w:tc>
@@ -533,7 +1307,7 @@
         </w:tc>
         <w:tc>
           <w:tcPr>
-            <w:tcW w:type="pct" w:w="1300"/>
+            <w:tcW w:type="pct" w:w="1000"/>
             <w:vAlign w:val="center"/>
             <w:tcBorders>
               <w:top w:val="single" w:sz="6" w:space="0" w:color="B9C7D6"/>
@@ -554,17 +1328,16 @@
             </w:pPr>
             <w:r>
               <w:rPr>
-                <w:b/>
-                <w:color w:val="1A1A1A"/>
-                <w:sz w:val="18"/>
-              </w:rPr>
-              <w:t>架构：单轨→双轨</w:t>
+                <w:color w:val="1A1A1A"/>
+                <w:sz w:val="18"/>
+              </w:rPr>
+              <w:t>工程形态</w:t>
             </w:r>
           </w:p>
         </w:tc>
         <w:tc>
           <w:tcPr>
-            <w:tcW w:type="pct" w:w="1700"/>
+            <w:tcW w:type="pct" w:w="1850"/>
             <w:vAlign w:val="center"/>
             <w:tcBorders>
               <w:top w:val="single" w:sz="6" w:space="0" w:color="B9C7D6"/>
@@ -588,7 +1361,7 @@
                 <w:color w:val="1A1A1A"/>
                 <w:sz w:val="18"/>
               </w:rPr>
-              <w:t>三层架构</w:t>
+              <w:t>未明确前端形态；后台为</w:t>
             </w:r>
             <w:r>
               <w:rPr>
@@ -602,7 +1375,7 @@
                 <w:color w:val="1A1A1A"/>
                 <w:sz w:val="18"/>
               </w:rPr>
-              <w:t>“</w:t>
+              <w:t xml:space="preserve"> 21 </w:t>
             </w:r>
             <w:r>
               <w:rPr>
@@ -616,7 +1389,7 @@
                 <w:color w:val="1A1A1A"/>
                 <w:sz w:val="18"/>
               </w:rPr>
-              <w:t>算法计算在本地、知识推理在云端、人机交互在平台</w:t>
+              <w:t>张表、</w:t>
             </w:r>
             <w:r>
               <w:rPr>
@@ -630,7 +1403,7 @@
                 <w:color w:val="1A1A1A"/>
                 <w:sz w:val="18"/>
               </w:rPr>
-              <w:t>”</w:t>
+              <w:t xml:space="preserve">47 </w:t>
             </w:r>
             <w:r>
               <w:rPr>
@@ -644,13 +1417,13 @@
                 <w:color w:val="1A1A1A"/>
                 <w:sz w:val="18"/>
               </w:rPr>
-              <w:t>，实际指本地跑完算法后上传结果到讯飞星辰</w:t>
+              <w:t>个接口路径</w:t>
             </w:r>
           </w:p>
         </w:tc>
         <w:tc>
           <w:tcPr>
-            <w:tcW w:type="pct" w:w="1700"/>
+            <w:tcW w:type="pct" w:w="1850"/>
             <w:vAlign w:val="center"/>
             <w:tcBorders>
               <w:top w:val="single" w:sz="6" w:space="0" w:color="B9C7D6"/>
@@ -674,7 +1447,7 @@
                 <w:color w:val="1A1A1A"/>
                 <w:sz w:val="18"/>
               </w:rPr>
-              <w:t>双轨并行、契约连接：</w:t>
+              <w:t>前端为</w:t>
             </w:r>
             <w:r>
               <w:rPr>
@@ -688,7 +1461,7 @@
                 <w:color w:val="1A1A1A"/>
                 <w:sz w:val="18"/>
               </w:rPr>
-              <w:t>“</w:t>
+              <w:t xml:space="preserve"> React 18</w:t>
             </w:r>
             <w:r>
               <w:rPr>
@@ -702,7 +1475,7 @@
                 <w:color w:val="1A1A1A"/>
                 <w:sz w:val="18"/>
               </w:rPr>
-              <w:t>交互与推理轨</w:t>
+              <w:t>＋</w:t>
             </w:r>
             <w:r>
               <w:rPr>
@@ -716,7 +1489,7 @@
                 <w:color w:val="1A1A1A"/>
                 <w:sz w:val="18"/>
               </w:rPr>
-              <w:t>”</w:t>
+              <w:t xml:space="preserve">TypeScript </w:t>
             </w:r>
             <w:r>
               <w:rPr>
@@ -730,7 +1503,7 @@
                 <w:color w:val="1A1A1A"/>
                 <w:sz w:val="18"/>
               </w:rPr>
-              <w:t>（讯飞星辰）＋</w:t>
+              <w:t>单页应用（</w:t>
             </w:r>
             <w:r>
               <w:rPr>
@@ -744,7 +1517,7 @@
                 <w:color w:val="1A1A1A"/>
                 <w:sz w:val="18"/>
               </w:rPr>
-              <w:t>“</w:t>
+              <w:t xml:space="preserve">12 </w:t>
             </w:r>
             <w:r>
               <w:rPr>
@@ -758,7 +1531,7 @@
                 <w:color w:val="1A1A1A"/>
                 <w:sz w:val="18"/>
               </w:rPr>
-              <w:t>计算与数据轨</w:t>
+              <w:t>个页面）；后端为</w:t>
             </w:r>
             <w:r>
               <w:rPr>
@@ -772,7 +1545,7 @@
                 <w:color w:val="1A1A1A"/>
                 <w:sz w:val="18"/>
               </w:rPr>
-              <w:t>”</w:t>
+              <w:t xml:space="preserve"> FastAPI</w:t>
             </w:r>
             <w:r>
               <w:rPr>
@@ -786,7 +1559,7 @@
                 <w:color w:val="1A1A1A"/>
                 <w:sz w:val="18"/>
               </w:rPr>
-              <w:t>（自研平台，含</w:t>
+              <w:t>＋</w:t>
             </w:r>
             <w:r>
               <w:rPr>
@@ -800,7 +1573,7 @@
                 <w:color w:val="1A1A1A"/>
                 <w:sz w:val="18"/>
               </w:rPr>
-              <w:t xml:space="preserve"> 21 </w:t>
+              <w:t>SQLAlchemy</w:t>
             </w:r>
             <w:r>
               <w:rPr>
@@ -814,6 +1587,34 @@
                 <w:color w:val="1A1A1A"/>
                 <w:sz w:val="18"/>
               </w:rPr>
+              <w:t>（</w:t>
+            </w:r>
+            <w:r>
+              <w:rPr>
+                <w:color w:val="1A1A1A"/>
+                <w:sz w:val="18"/>
+              </w:rPr>
+              <w:t xml:space="preserve"> </w:t>
+            </w:r>
+            <w:r>
+              <w:rPr>
+                <w:color w:val="1A1A1A"/>
+                <w:sz w:val="18"/>
+              </w:rPr>
+              <w:t xml:space="preserve">20 </w:t>
+            </w:r>
+            <w:r>
+              <w:rPr>
+                <w:color w:val="1A1A1A"/>
+                <w:sz w:val="18"/>
+              </w:rPr>
+              <w:t xml:space="preserve"> </w:t>
+            </w:r>
+            <w:r>
+              <w:rPr>
+                <w:color w:val="1A1A1A"/>
+                <w:sz w:val="18"/>
+              </w:rPr>
               <w:t>张表、</w:t>
             </w:r>
             <w:r>
@@ -828,7 +1629,7 @@
                 <w:color w:val="1A1A1A"/>
                 <w:sz w:val="18"/>
               </w:rPr>
-              <w:t xml:space="preserve">47 </w:t>
+              <w:t xml:space="preserve">33 </w:t>
             </w:r>
             <w:r>
               <w:rPr>
@@ -842,7 +1643,7 @@
                 <w:color w:val="1A1A1A"/>
                 <w:sz w:val="18"/>
               </w:rPr>
-              <w:t>个接口路径、</w:t>
+              <w:t>个业务接口、</w:t>
             </w:r>
             <w:r>
               <w:rPr>
@@ -856,7 +1657,7 @@
                 <w:color w:val="1A1A1A"/>
                 <w:sz w:val="18"/>
               </w:rPr>
-              <w:t xml:space="preserve">12 </w:t>
+              <w:t xml:space="preserve">13 </w:t>
             </w:r>
             <w:r>
               <w:rPr>
@@ -870,7 +1671,7 @@
                 <w:color w:val="1A1A1A"/>
                 <w:sz w:val="18"/>
               </w:rPr>
-              <w:t>个页面）。两轨通过结构化数据契约连接</w:t>
+              <w:t>个路由模块）</w:t>
             </w:r>
           </w:p>
         </w:tc>
@@ -908,7 +1709,7 @@
         </w:tc>
         <w:tc>
           <w:tcPr>
-            <w:tcW w:type="pct" w:w="1300"/>
+            <w:tcW w:type="pct" w:w="1000"/>
             <w:vAlign w:val="center"/>
             <w:tcBorders>
               <w:top w:val="single" w:sz="6" w:space="0" w:color="B9C7D6"/>
@@ -929,17 +1730,16 @@
             </w:pPr>
             <w:r>
               <w:rPr>
-                <w:b/>
-                <w:color w:val="1A1A1A"/>
-                <w:sz w:val="18"/>
-              </w:rPr>
-              <w:t>需求预测：去除未验证的精度数字</w:t>
+                <w:color w:val="1A1A1A"/>
+                <w:sz w:val="18"/>
+              </w:rPr>
+              <w:t>健康度分值</w:t>
             </w:r>
           </w:p>
         </w:tc>
         <w:tc>
           <w:tcPr>
-            <w:tcW w:type="pct" w:w="1700"/>
+            <w:tcW w:type="pct" w:w="1850"/>
             <w:vAlign w:val="center"/>
             <w:tcBorders>
               <w:top w:val="single" w:sz="6" w:space="0" w:color="B9C7D6"/>
@@ -963,7 +1763,7 @@
                 <w:color w:val="1A1A1A"/>
                 <w:sz w:val="18"/>
               </w:rPr>
-              <w:t xml:space="preserve">“MAPE </w:t>
+              <w:t>沿用旧原型实测值（</w:t>
             </w:r>
             <w:r>
               <w:rPr>
@@ -977,7 +1777,7 @@
                 <w:color w:val="1A1A1A"/>
                 <w:sz w:val="18"/>
               </w:rPr>
-              <w:t>约</w:t>
+              <w:t>100</w:t>
             </w:r>
             <w:r>
               <w:rPr>
@@ -991,7 +1791,7 @@
                 <w:color w:val="1A1A1A"/>
                 <w:sz w:val="18"/>
               </w:rPr>
-              <w:t xml:space="preserve"> 12%—18%”“</w:t>
+              <w:t>／</w:t>
             </w:r>
             <w:r>
               <w:rPr>
@@ -1005,7 +1805,7 @@
                 <w:color w:val="1A1A1A"/>
                 <w:sz w:val="18"/>
               </w:rPr>
-              <w:t>使用苏果</w:t>
+              <w:t>77.7</w:t>
             </w:r>
             <w:r>
               <w:rPr>
@@ -1019,7 +1819,7 @@
                 <w:color w:val="1A1A1A"/>
                 <w:sz w:val="18"/>
               </w:rPr>
-              <w:t xml:space="preserve"> 2—3 </w:t>
+              <w:t>／</w:t>
             </w:r>
             <w:r>
               <w:rPr>
@@ -1033,7 +1833,7 @@
                 <w:color w:val="1A1A1A"/>
                 <w:sz w:val="18"/>
               </w:rPr>
-              <w:t>年历史数据，精度可提升至</w:t>
+              <w:t>70.6</w:t>
             </w:r>
             <w:r>
               <w:rPr>
@@ -1047,13 +1847,125 @@
                 <w:color w:val="1A1A1A"/>
                 <w:sz w:val="18"/>
               </w:rPr>
-              <w:t xml:space="preserve"> MAPE 8%—12%”</w:t>
+              <w:t>／</w:t>
+            </w:r>
+            <w:r>
+              <w:rPr>
+                <w:color w:val="1A1A1A"/>
+                <w:sz w:val="18"/>
+              </w:rPr>
+              <w:t xml:space="preserve"> </w:t>
+            </w:r>
+            <w:r>
+              <w:rPr>
+                <w:color w:val="1A1A1A"/>
+                <w:sz w:val="18"/>
+              </w:rPr>
+              <w:t>50.3</w:t>
+            </w:r>
+            <w:r>
+              <w:rPr>
+                <w:color w:val="1A1A1A"/>
+                <w:sz w:val="18"/>
+              </w:rPr>
+              <w:t xml:space="preserve"> </w:t>
+            </w:r>
+            <w:r>
+              <w:rPr>
+                <w:color w:val="1A1A1A"/>
+                <w:sz w:val="18"/>
+              </w:rPr>
+              <w:t>／</w:t>
+            </w:r>
+            <w:r>
+              <w:rPr>
+                <w:color w:val="1A1A1A"/>
+                <w:sz w:val="18"/>
+              </w:rPr>
+              <w:t xml:space="preserve"> </w:t>
+            </w:r>
+            <w:r>
+              <w:rPr>
+                <w:color w:val="1A1A1A"/>
+                <w:sz w:val="18"/>
+              </w:rPr>
+              <w:t>25.4</w:t>
+            </w:r>
+            <w:r>
+              <w:rPr>
+                <w:color w:val="1A1A1A"/>
+                <w:sz w:val="18"/>
+              </w:rPr>
+              <w:t xml:space="preserve"> </w:t>
+            </w:r>
+            <w:r>
+              <w:rPr>
+                <w:color w:val="1A1A1A"/>
+                <w:sz w:val="18"/>
+              </w:rPr>
+              <w:t>／</w:t>
+            </w:r>
+            <w:r>
+              <w:rPr>
+                <w:color w:val="1A1A1A"/>
+                <w:sz w:val="18"/>
+              </w:rPr>
+              <w:t xml:space="preserve"> </w:t>
+            </w:r>
+            <w:r>
+              <w:rPr>
+                <w:color w:val="1A1A1A"/>
+                <w:sz w:val="18"/>
+              </w:rPr>
+              <w:t>13.5</w:t>
+            </w:r>
+            <w:r>
+              <w:rPr>
+                <w:color w:val="1A1A1A"/>
+                <w:sz w:val="18"/>
+              </w:rPr>
+              <w:t xml:space="preserve"> </w:t>
+            </w:r>
+            <w:r>
+              <w:rPr>
+                <w:color w:val="1A1A1A"/>
+                <w:sz w:val="18"/>
+              </w:rPr>
+              <w:t>／</w:t>
+            </w:r>
+            <w:r>
+              <w:rPr>
+                <w:color w:val="1A1A1A"/>
+                <w:sz w:val="18"/>
+              </w:rPr>
+              <w:t xml:space="preserve"> </w:t>
+            </w:r>
+            <w:r>
+              <w:rPr>
+                <w:color w:val="1A1A1A"/>
+                <w:sz w:val="18"/>
+              </w:rPr>
+              <w:t>0.6</w:t>
+            </w:r>
+            <w:r>
+              <w:rPr>
+                <w:color w:val="1A1A1A"/>
+                <w:sz w:val="18"/>
+              </w:rPr>
+              <w:t xml:space="preserve"> </w:t>
+            </w:r>
+            <w:r>
+              <w:rPr>
+                <w:color w:val="1A1A1A"/>
+                <w:sz w:val="18"/>
+              </w:rPr>
+              <w:t>）</w:t>
             </w:r>
           </w:p>
         </w:tc>
         <w:tc>
           <w:tcPr>
-            <w:tcW w:type="pct" w:w="1700"/>
+            <w:tcW w:type="pct" w:w="1850"/>
             <w:vAlign w:val="center"/>
             <w:tcBorders>
               <w:top w:val="single" w:sz="6" w:space="0" w:color="B9C7D6"/>
@@ -1074,11 +1986,10 @@
             </w:pPr>
             <w:r>
               <w:rPr>
-                <w:b/>
-                <w:color w:val="1A1A1A"/>
-                <w:sz w:val="18"/>
-              </w:rPr>
-              <w:t>不再报告任何预测精度指标</w:t>
+                <w:color w:val="1A1A1A"/>
+                <w:sz w:val="18"/>
+              </w:rPr>
+              <w:t>全部替换为新工程实测值：系统重算轨</w:t>
             </w:r>
             <w:r>
               <w:rPr>
@@ -1092,7 +2003,7 @@
                 <w:color w:val="1A1A1A"/>
                 <w:sz w:val="18"/>
               </w:rPr>
-              <w:t>。说明当前实现为</w:t>
+              <w:t xml:space="preserve"> 91.83</w:t>
             </w:r>
             <w:r>
               <w:rPr>
@@ -1106,7 +2017,7 @@
                 <w:color w:val="1A1A1A"/>
                 <w:sz w:val="18"/>
               </w:rPr>
-              <w:t>“</w:t>
+              <w:t>／</w:t>
             </w:r>
             <w:r>
               <w:rPr>
@@ -1120,7 +2031,7 @@
                 <w:color w:val="1A1A1A"/>
                 <w:sz w:val="18"/>
               </w:rPr>
-              <w:t>序列结构解析＋环比趋势判定＋五级分级＋风险联动</w:t>
+              <w:t>91.75</w:t>
             </w:r>
             <w:r>
               <w:rPr>
@@ -1134,7 +2045,7 @@
                 <w:color w:val="1A1A1A"/>
                 <w:sz w:val="18"/>
               </w:rPr>
-              <w:t>”</w:t>
+              <w:t>／</w:t>
             </w:r>
             <w:r>
               <w:rPr>
@@ -1148,7 +2059,7 @@
                 <w:color w:val="1A1A1A"/>
                 <w:sz w:val="18"/>
               </w:rPr>
-              <w:t>，不含模型拟合与外推，故不具备计算</w:t>
+              <w:t>64.76</w:t>
             </w:r>
             <w:r>
               <w:rPr>
@@ -1162,7 +2073,7 @@
                 <w:color w:val="1A1A1A"/>
                 <w:sz w:val="18"/>
               </w:rPr>
-              <w:t xml:space="preserve"> MAPE </w:t>
+              <w:t>／</w:t>
             </w:r>
             <w:r>
               <w:rPr>
@@ -1176,7 +2087,7 @@
                 <w:color w:val="1A1A1A"/>
                 <w:sz w:val="18"/>
               </w:rPr>
-              <w:t>的前提；同时说明为何报告未验证的精度数字风险更大（见</w:t>
+              <w:t>43.19</w:t>
             </w:r>
             <w:r>
               <w:rPr>
@@ -1190,7 +2101,7 @@
                 <w:color w:val="1A1A1A"/>
                 <w:sz w:val="18"/>
               </w:rPr>
-              <w:t xml:space="preserve"> 5.4.3</w:t>
+              <w:t>／</w:t>
             </w:r>
             <w:r>
               <w:rPr>
@@ -1204,7 +2115,259 @@
                 <w:color w:val="1A1A1A"/>
                 <w:sz w:val="18"/>
               </w:rPr>
-              <w:t>）</w:t>
+              <w:t>32.46</w:t>
+            </w:r>
+            <w:r>
+              <w:rPr>
+                <w:color w:val="1A1A1A"/>
+                <w:sz w:val="18"/>
+              </w:rPr>
+              <w:t xml:space="preserve"> </w:t>
+            </w:r>
+            <w:r>
+              <w:rPr>
+                <w:color w:val="1A1A1A"/>
+                <w:sz w:val="18"/>
+              </w:rPr>
+              <w:t>／</w:t>
+            </w:r>
+            <w:r>
+              <w:rPr>
+                <w:color w:val="1A1A1A"/>
+                <w:sz w:val="18"/>
+              </w:rPr>
+              <w:t xml:space="preserve"> </w:t>
+            </w:r>
+            <w:r>
+              <w:rPr>
+                <w:color w:val="1A1A1A"/>
+                <w:sz w:val="18"/>
+              </w:rPr>
+              <w:t>10.57</w:t>
+            </w:r>
+            <w:r>
+              <w:rPr>
+                <w:color w:val="1A1A1A"/>
+                <w:sz w:val="18"/>
+              </w:rPr>
+              <w:t xml:space="preserve"> </w:t>
+            </w:r>
+            <w:r>
+              <w:rPr>
+                <w:color w:val="1A1A1A"/>
+                <w:sz w:val="18"/>
+              </w:rPr>
+              <w:t>／</w:t>
+            </w:r>
+            <w:r>
+              <w:rPr>
+                <w:color w:val="1A1A1A"/>
+                <w:sz w:val="18"/>
+              </w:rPr>
+              <w:t xml:space="preserve"> </w:t>
+            </w:r>
+            <w:r>
+              <w:rPr>
+                <w:color w:val="1A1A1A"/>
+                <w:sz w:val="18"/>
+              </w:rPr>
+              <w:t>2.96</w:t>
+            </w:r>
+            <w:r>
+              <w:rPr>
+                <w:color w:val="1A1A1A"/>
+                <w:sz w:val="18"/>
+              </w:rPr>
+              <w:t xml:space="preserve"> </w:t>
+            </w:r>
+            <w:r>
+              <w:rPr>
+                <w:color w:val="1A1A1A"/>
+                <w:sz w:val="18"/>
+              </w:rPr>
+              <w:t>；附件参考轨</w:t>
+            </w:r>
+            <w:r>
+              <w:rPr>
+                <w:color w:val="1A1A1A"/>
+                <w:sz w:val="18"/>
+              </w:rPr>
+              <w:t xml:space="preserve"> </w:t>
+            </w:r>
+            <w:r>
+              <w:rPr>
+                <w:color w:val="1A1A1A"/>
+                <w:sz w:val="18"/>
+              </w:rPr>
+              <w:t xml:space="preserve"> 78.5</w:t>
+            </w:r>
+            <w:r>
+              <w:rPr>
+                <w:color w:val="1A1A1A"/>
+                <w:sz w:val="18"/>
+              </w:rPr>
+              <w:t xml:space="preserve"> </w:t>
+            </w:r>
+            <w:r>
+              <w:rPr>
+                <w:color w:val="1A1A1A"/>
+                <w:sz w:val="18"/>
+              </w:rPr>
+              <w:t>／</w:t>
+            </w:r>
+            <w:r>
+              <w:rPr>
+                <w:color w:val="1A1A1A"/>
+                <w:sz w:val="18"/>
+              </w:rPr>
+              <w:t xml:space="preserve"> </w:t>
+            </w:r>
+            <w:r>
+              <w:rPr>
+                <w:color w:val="1A1A1A"/>
+                <w:sz w:val="18"/>
+              </w:rPr>
+              <w:t>73.4</w:t>
+            </w:r>
+            <w:r>
+              <w:rPr>
+                <w:color w:val="1A1A1A"/>
+                <w:sz w:val="18"/>
+              </w:rPr>
+              <w:t xml:space="preserve"> </w:t>
+            </w:r>
+            <w:r>
+              <w:rPr>
+                <w:color w:val="1A1A1A"/>
+                <w:sz w:val="18"/>
+              </w:rPr>
+              <w:t>／</w:t>
+            </w:r>
+            <w:r>
+              <w:rPr>
+                <w:color w:val="1A1A1A"/>
+                <w:sz w:val="18"/>
+              </w:rPr>
+              <w:t xml:space="preserve"> </w:t>
+            </w:r>
+            <w:r>
+              <w:rPr>
+                <w:color w:val="1A1A1A"/>
+                <w:sz w:val="18"/>
+              </w:rPr>
+              <w:t>71.2</w:t>
+            </w:r>
+            <w:r>
+              <w:rPr>
+                <w:color w:val="1A1A1A"/>
+                <w:sz w:val="18"/>
+              </w:rPr>
+              <w:t xml:space="preserve"> </w:t>
+            </w:r>
+            <w:r>
+              <w:rPr>
+                <w:color w:val="1A1A1A"/>
+                <w:sz w:val="18"/>
+              </w:rPr>
+              <w:t>／</w:t>
+            </w:r>
+            <w:r>
+              <w:rPr>
+                <w:color w:val="1A1A1A"/>
+                <w:sz w:val="18"/>
+              </w:rPr>
+              <w:t xml:space="preserve"> </w:t>
+            </w:r>
+            <w:r>
+              <w:rPr>
+                <w:color w:val="1A1A1A"/>
+                <w:sz w:val="18"/>
+              </w:rPr>
+              <w:t>65.8</w:t>
+            </w:r>
+            <w:r>
+              <w:rPr>
+                <w:color w:val="1A1A1A"/>
+                <w:sz w:val="18"/>
+              </w:rPr>
+              <w:t xml:space="preserve"> </w:t>
+            </w:r>
+            <w:r>
+              <w:rPr>
+                <w:color w:val="1A1A1A"/>
+                <w:sz w:val="18"/>
+              </w:rPr>
+              <w:t>／</w:t>
+            </w:r>
+            <w:r>
+              <w:rPr>
+                <w:color w:val="1A1A1A"/>
+                <w:sz w:val="18"/>
+              </w:rPr>
+              <w:t xml:space="preserve"> </w:t>
+            </w:r>
+            <w:r>
+              <w:rPr>
+                <w:color w:val="1A1A1A"/>
+                <w:sz w:val="18"/>
+              </w:rPr>
+              <w:t>58.3</w:t>
+            </w:r>
+            <w:r>
+              <w:rPr>
+                <w:color w:val="1A1A1A"/>
+                <w:sz w:val="18"/>
+              </w:rPr>
+              <w:t xml:space="preserve"> </w:t>
+            </w:r>
+            <w:r>
+              <w:rPr>
+                <w:color w:val="1A1A1A"/>
+                <w:sz w:val="18"/>
+              </w:rPr>
+              <w:t>／</w:t>
+            </w:r>
+            <w:r>
+              <w:rPr>
+                <w:color w:val="1A1A1A"/>
+                <w:sz w:val="18"/>
+              </w:rPr>
+              <w:t xml:space="preserve"> </w:t>
+            </w:r>
+            <w:r>
+              <w:rPr>
+                <w:color w:val="1A1A1A"/>
+                <w:sz w:val="18"/>
+              </w:rPr>
+              <w:t>48.7</w:t>
+            </w:r>
+            <w:r>
+              <w:rPr>
+                <w:color w:val="1A1A1A"/>
+                <w:sz w:val="18"/>
+              </w:rPr>
+              <w:t xml:space="preserve"> </w:t>
+            </w:r>
+            <w:r>
+              <w:rPr>
+                <w:color w:val="1A1A1A"/>
+                <w:sz w:val="18"/>
+              </w:rPr>
+              <w:t>／</w:t>
+            </w:r>
+            <w:r>
+              <w:rPr>
+                <w:color w:val="1A1A1A"/>
+                <w:sz w:val="18"/>
+              </w:rPr>
+              <w:t xml:space="preserve"> </w:t>
+            </w:r>
+            <w:r>
+              <w:rPr>
+                <w:color w:val="1A1A1A"/>
+                <w:sz w:val="18"/>
+              </w:rPr>
+              <w:t>42.1</w:t>
             </w:r>
           </w:p>
         </w:tc>
@@ -1242,7 +2405,7 @@
         </w:tc>
         <w:tc>
           <w:tcPr>
-            <w:tcW w:type="pct" w:w="1300"/>
+            <w:tcW w:type="pct" w:w="1000"/>
             <w:vAlign w:val="center"/>
             <w:tcBorders>
               <w:top w:val="single" w:sz="6" w:space="0" w:color="B9C7D6"/>
@@ -1263,17 +2426,16 @@
             </w:pPr>
             <w:r>
               <w:rPr>
-                <w:b/>
-                <w:color w:val="1A1A1A"/>
-                <w:sz w:val="18"/>
-              </w:rPr>
-              <w:t>实证数据：UCI 英文礼品数据→自建中文商超演示数据</w:t>
+                <w:color w:val="1A1A1A"/>
+                <w:sz w:val="18"/>
+              </w:rPr>
+              <w:t>关联规则数</w:t>
             </w:r>
           </w:p>
         </w:tc>
         <w:tc>
           <w:tcPr>
-            <w:tcW w:type="pct" w:w="1700"/>
+            <w:tcW w:type="pct" w:w="1850"/>
             <w:vAlign w:val="center"/>
             <w:tcBorders>
               <w:top w:val="single" w:sz="6" w:space="0" w:color="B9C7D6"/>
@@ -1297,7 +2459,7 @@
                 <w:color w:val="1A1A1A"/>
                 <w:sz w:val="18"/>
               </w:rPr>
-              <w:t xml:space="preserve">5.2 </w:t>
+              <w:t xml:space="preserve">30 </w:t>
             </w:r>
             <w:r>
               <w:rPr>
@@ -1311,7 +2473,7 @@
                 <w:color w:val="1A1A1A"/>
                 <w:sz w:val="18"/>
               </w:rPr>
-              <w:t>节规则表为英文礼品类商品（</w:t>
+              <w:t>条规则，提升度</w:t>
             </w:r>
             <w:r>
               <w:rPr>
@@ -1325,55 +2487,13 @@
                 <w:color w:val="1A1A1A"/>
                 <w:sz w:val="18"/>
               </w:rPr>
-              <w:t>REGENCY CAKESTAND</w:t>
-            </w:r>
-            <w:r>
-              <w:rPr>
-                <w:color w:val="1A1A1A"/>
-                <w:sz w:val="18"/>
-              </w:rPr>
-              <w:t xml:space="preserve"> </w:t>
-            </w:r>
-            <w:r>
-              <w:rPr>
-                <w:color w:val="1A1A1A"/>
-                <w:sz w:val="18"/>
-              </w:rPr>
-              <w:t>、</w:t>
-            </w:r>
-            <w:r>
-              <w:rPr>
-                <w:color w:val="1A1A1A"/>
-                <w:sz w:val="18"/>
-              </w:rPr>
-              <w:t xml:space="preserve"> </w:t>
-            </w:r>
-            <w:r>
-              <w:rPr>
-                <w:color w:val="1A1A1A"/>
-                <w:sz w:val="18"/>
-              </w:rPr>
-              <w:t xml:space="preserve">WHITE HANGING HEART T-LIGHT HOLDER </w:t>
-            </w:r>
-            <w:r>
-              <w:rPr>
-                <w:color w:val="1A1A1A"/>
-                <w:sz w:val="18"/>
-              </w:rPr>
-              <w:t xml:space="preserve"> </w:t>
-            </w:r>
-            <w:r>
-              <w:rPr>
-                <w:color w:val="1A1A1A"/>
-                <w:sz w:val="18"/>
-              </w:rPr>
-              <w:t>等）</w:t>
+              <w:t xml:space="preserve"> 3.771—6.331</w:t>
             </w:r>
           </w:p>
         </w:tc>
         <w:tc>
           <w:tcPr>
-            <w:tcW w:type="pct" w:w="1700"/>
+            <w:tcW w:type="pct" w:w="1850"/>
             <w:vAlign w:val="center"/>
             <w:tcBorders>
               <w:top w:val="single" w:sz="6" w:space="0" w:color="B9C7D6"/>
@@ -1397,7 +2517,7 @@
                 <w:color w:val="1A1A1A"/>
                 <w:sz w:val="18"/>
               </w:rPr>
-              <w:t>改为平台在中文商超演示数据上的实测结果（薯片</w:t>
+              <w:t>系统重算轨</w:t>
             </w:r>
             <w:r>
               <w:rPr>
@@ -1411,7 +2531,7 @@
                 <w:color w:val="1A1A1A"/>
                 <w:sz w:val="18"/>
               </w:rPr>
-              <w:t>→</w:t>
+              <w:t xml:space="preserve"> 9 </w:t>
             </w:r>
             <w:r>
               <w:rPr>
@@ -1425,7 +2545,7 @@
                 <w:color w:val="1A1A1A"/>
                 <w:sz w:val="18"/>
               </w:rPr>
-              <w:t>可乐、胡萝卜</w:t>
+              <w:t>条（提升度</w:t>
             </w:r>
             <w:r>
               <w:rPr>
@@ -1439,7 +2559,7 @@
                 <w:color w:val="1A1A1A"/>
                 <w:sz w:val="18"/>
               </w:rPr>
-              <w:t>→</w:t>
+              <w:t xml:space="preserve"> 4.47—6.16</w:t>
             </w:r>
             <w:r>
               <w:rPr>
@@ -1453,7 +2573,7 @@
                 <w:color w:val="1A1A1A"/>
                 <w:sz w:val="18"/>
               </w:rPr>
-              <w:t>排骨等</w:t>
+              <w:t>）＋附件参考轨</w:t>
             </w:r>
             <w:r>
               <w:rPr>
@@ -1467,7 +2587,7 @@
                 <w:color w:val="1A1A1A"/>
                 <w:sz w:val="18"/>
               </w:rPr>
-              <w:t xml:space="preserve"> 30 </w:t>
+              <w:t xml:space="preserve"> 22 </w:t>
             </w:r>
             <w:r>
               <w:rPr>
@@ -1481,7 +2601,7 @@
                 <w:color w:val="1A1A1A"/>
                 <w:sz w:val="18"/>
               </w:rPr>
-              <w:t>条规则），并新增</w:t>
+              <w:t>条（提升度</w:t>
             </w:r>
             <w:r>
               <w:rPr>
@@ -1495,7 +2615,7 @@
                 <w:color w:val="1A1A1A"/>
                 <w:sz w:val="18"/>
               </w:rPr>
-              <w:t>“</w:t>
+              <w:t xml:space="preserve"> 1.15—2.15</w:t>
             </w:r>
             <w:r>
               <w:rPr>
@@ -1509,7 +2629,7 @@
                 <w:color w:val="1A1A1A"/>
                 <w:sz w:val="18"/>
               </w:rPr>
-              <w:t>双轨对照</w:t>
+              <w:t>），共</w:t>
             </w:r>
             <w:r>
               <w:rPr>
@@ -1523,7 +2643,7 @@
                 <w:color w:val="1A1A1A"/>
                 <w:sz w:val="18"/>
               </w:rPr>
-              <w:t>”</w:t>
+              <w:t xml:space="preserve"> 31 </w:t>
             </w:r>
             <w:r>
               <w:rPr>
@@ -1537,91 +2657,7 @@
                 <w:color w:val="1A1A1A"/>
                 <w:sz w:val="18"/>
               </w:rPr>
-              <w:t>与</w:t>
-            </w:r>
-            <w:r>
-              <w:rPr>
-                <w:color w:val="1A1A1A"/>
-                <w:sz w:val="18"/>
-              </w:rPr>
-              <w:t xml:space="preserve"> </w:t>
-            </w:r>
-            <w:r>
-              <w:rPr>
-                <w:color w:val="1A1A1A"/>
-                <w:sz w:val="18"/>
-              </w:rPr>
-              <w:t>“</w:t>
-            </w:r>
-            <w:r>
-              <w:rPr>
-                <w:color w:val="1A1A1A"/>
-                <w:sz w:val="18"/>
-              </w:rPr>
-              <w:t xml:space="preserve"> </w:t>
-            </w:r>
-            <w:r>
-              <w:rPr>
-                <w:color w:val="1A1A1A"/>
-                <w:sz w:val="18"/>
-              </w:rPr>
-              <w:t>提升度绝对值不宜直接用作业务预期</w:t>
-            </w:r>
-            <w:r>
-              <w:rPr>
-                <w:color w:val="1A1A1A"/>
-                <w:sz w:val="18"/>
-              </w:rPr>
-              <w:t xml:space="preserve"> </w:t>
-            </w:r>
-            <w:r>
-              <w:rPr>
-                <w:color w:val="1A1A1A"/>
-                <w:sz w:val="18"/>
-              </w:rPr>
-              <w:t>”</w:t>
-            </w:r>
-            <w:r>
-              <w:rPr>
-                <w:color w:val="1A1A1A"/>
-                <w:sz w:val="18"/>
-              </w:rPr>
-              <w:t xml:space="preserve"> </w:t>
-            </w:r>
-            <w:r>
-              <w:rPr>
-                <w:color w:val="1A1A1A"/>
-                <w:sz w:val="18"/>
-              </w:rPr>
-              <w:t>的谨慎结论（见</w:t>
-            </w:r>
-            <w:r>
-              <w:rPr>
-                <w:color w:val="1A1A1A"/>
-                <w:sz w:val="18"/>
-              </w:rPr>
-              <w:t xml:space="preserve"> </w:t>
-            </w:r>
-            <w:r>
-              <w:rPr>
-                <w:color w:val="1A1A1A"/>
-                <w:sz w:val="18"/>
-              </w:rPr>
-              <w:t xml:space="preserve"> 5.2.4</w:t>
-            </w:r>
-            <w:r>
-              <w:rPr>
-                <w:color w:val="1A1A1A"/>
-                <w:sz w:val="18"/>
-              </w:rPr>
-              <w:t xml:space="preserve"> </w:t>
-            </w:r>
-            <w:r>
-              <w:rPr>
-                <w:color w:val="1A1A1A"/>
-                <w:sz w:val="18"/>
-              </w:rPr>
-              <w:t>）</w:t>
+              <w:t>条</w:t>
             </w:r>
           </w:p>
         </w:tc>
@@ -1659,7 +2695,7 @@
         </w:tc>
         <w:tc>
           <w:tcPr>
-            <w:tcW w:type="pct" w:w="1300"/>
+            <w:tcW w:type="pct" w:w="1000"/>
             <w:vAlign w:val="center"/>
             <w:tcBorders>
               <w:top w:val="single" w:sz="6" w:space="0" w:color="B9C7D6"/>
@@ -1680,17 +2716,16 @@
             </w:pPr>
             <w:r>
               <w:rPr>
-                <w:b/>
-                <w:color w:val="1A1A1A"/>
-                <w:sz w:val="18"/>
-              </w:rPr>
-              <w:t>购物篮口径：新增“一名多码”发现</w:t>
+                <w:color w:val="1A1A1A"/>
+                <w:sz w:val="18"/>
+              </w:rPr>
+              <w:t>算法口径</w:t>
             </w:r>
           </w:p>
         </w:tc>
         <w:tc>
           <w:tcPr>
-            <w:tcW w:type="pct" w:w="1700"/>
+            <w:tcW w:type="pct" w:w="1850"/>
             <w:vAlign w:val="center"/>
             <w:tcBorders>
               <w:top w:val="single" w:sz="6" w:space="0" w:color="B9C7D6"/>
@@ -1714,13 +2749,83 @@
                 <w:color w:val="1A1A1A"/>
                 <w:sz w:val="18"/>
               </w:rPr>
-              <w:t>未涉及</w:t>
+              <w:t>健康度采用</w:t>
+            </w:r>
+            <w:r>
+              <w:rPr>
+                <w:color w:val="1A1A1A"/>
+                <w:sz w:val="18"/>
+              </w:rPr>
+              <w:t xml:space="preserve"> </w:t>
+            </w:r>
+            <w:r>
+              <w:rPr>
+                <w:color w:val="1A1A1A"/>
+                <w:sz w:val="18"/>
+              </w:rPr>
+              <w:t xml:space="preserve">“5%—95% </w:t>
+            </w:r>
+            <w:r>
+              <w:rPr>
+                <w:color w:val="1A1A1A"/>
+                <w:sz w:val="18"/>
+              </w:rPr>
+              <w:t xml:space="preserve"> </w:t>
+            </w:r>
+            <w:r>
+              <w:rPr>
+                <w:color w:val="1A1A1A"/>
+                <w:sz w:val="18"/>
+              </w:rPr>
+              <w:t>分位边界收敛＋相对标准化</w:t>
+            </w:r>
+            <w:r>
+              <w:rPr>
+                <w:color w:val="1A1A1A"/>
+                <w:sz w:val="18"/>
+              </w:rPr>
+              <w:t xml:space="preserve"> </w:t>
+            </w:r>
+            <w:r>
+              <w:rPr>
+                <w:color w:val="1A1A1A"/>
+                <w:sz w:val="18"/>
+              </w:rPr>
+              <w:t xml:space="preserve"> 60%</w:t>
+            </w:r>
+            <w:r>
+              <w:rPr>
+                <w:color w:val="1A1A1A"/>
+                <w:sz w:val="18"/>
+              </w:rPr>
+              <w:t xml:space="preserve"> </w:t>
+            </w:r>
+            <w:r>
+              <w:rPr>
+                <w:color w:val="1A1A1A"/>
+                <w:sz w:val="18"/>
+              </w:rPr>
+              <w:t>＋行业基准</w:t>
+            </w:r>
+            <w:r>
+              <w:rPr>
+                <w:color w:val="1A1A1A"/>
+                <w:sz w:val="18"/>
+              </w:rPr>
+              <w:t xml:space="preserve"> </w:t>
+            </w:r>
+            <w:r>
+              <w:rPr>
+                <w:color w:val="1A1A1A"/>
+                <w:sz w:val="18"/>
+              </w:rPr>
+              <w:t xml:space="preserve"> 40%”</w:t>
             </w:r>
           </w:p>
         </w:tc>
         <w:tc>
           <w:tcPr>
-            <w:tcW w:type="pct" w:w="1700"/>
+            <w:tcW w:type="pct" w:w="1850"/>
             <w:vAlign w:val="center"/>
             <w:tcBorders>
               <w:top w:val="single" w:sz="6" w:space="0" w:color="B9C7D6"/>
@@ -1744,7 +2849,7 @@
                 <w:color w:val="1A1A1A"/>
                 <w:sz w:val="18"/>
               </w:rPr>
-              <w:t>新增</w:t>
+              <w:t>改为纯</w:t>
             </w:r>
             <w:r>
               <w:rPr>
@@ -1758,7 +2863,7 @@
                 <w:color w:val="1A1A1A"/>
                 <w:sz w:val="18"/>
               </w:rPr>
-              <w:t xml:space="preserve"> 5.2.2 </w:t>
+              <w:t xml:space="preserve"> Min-Max </w:t>
             </w:r>
             <w:r>
               <w:rPr>
@@ -1772,7 +2877,7 @@
                 <w:color w:val="1A1A1A"/>
                 <w:sz w:val="18"/>
               </w:rPr>
-              <w:t>节：</w:t>
+              <w:t>相对标准化（对标域为本店</w:t>
             </w:r>
             <w:r>
               <w:rPr>
@@ -1786,7 +2891,7 @@
                 <w:color w:val="1A1A1A"/>
                 <w:sz w:val="18"/>
               </w:rPr>
-              <w:t xml:space="preserve">70 </w:t>
+              <w:t xml:space="preserve"> 7 </w:t>
             </w:r>
             <w:r>
               <w:rPr>
@@ -1800,7 +2905,7 @@
                 <w:color w:val="1A1A1A"/>
                 <w:sz w:val="18"/>
               </w:rPr>
-              <w:t>个商品名称对应</w:t>
+              <w:t>个品类），并确立</w:t>
             </w:r>
             <w:r>
               <w:rPr>
@@ -1814,7 +2919,7 @@
                 <w:color w:val="1A1A1A"/>
                 <w:sz w:val="18"/>
               </w:rPr>
-              <w:t xml:space="preserve"> 19,557 </w:t>
+              <w:t>“</w:t>
             </w:r>
             <w:r>
               <w:rPr>
@@ -1828,7 +2933,7 @@
                 <w:color w:val="1A1A1A"/>
                 <w:sz w:val="18"/>
               </w:rPr>
-              <w:t>个</w:t>
+              <w:t>分子分母同口径</w:t>
             </w:r>
             <w:r>
               <w:rPr>
@@ -1842,7 +2947,7 @@
                 <w:color w:val="1A1A1A"/>
                 <w:sz w:val="18"/>
               </w:rPr>
-              <w:t xml:space="preserve"> SKU </w:t>
+              <w:t>”</w:t>
             </w:r>
             <w:r>
               <w:rPr>
@@ -1856,7 +2961,7 @@
                 <w:color w:val="1A1A1A"/>
                 <w:sz w:val="18"/>
               </w:rPr>
-              <w:t>编码，据此把购物篮聚合口径定为</w:t>
+              <w:t>不变式；不叠加行业基准分。</w:t>
             </w:r>
             <w:r>
               <w:rPr>
@@ -1870,7 +2975,7 @@
                 <w:color w:val="1A1A1A"/>
                 <w:sz w:val="18"/>
               </w:rPr>
-              <w:t>“</w:t>
+              <w:t xml:space="preserve">5.3.3 </w:t>
             </w:r>
             <w:r>
               <w:rPr>
@@ -1884,7 +2989,7 @@
                 <w:color w:val="1A1A1A"/>
                 <w:sz w:val="18"/>
               </w:rPr>
-              <w:t>交易号＋商品名称</w:t>
+              <w:t>完整记录了修复前</w:t>
             </w:r>
             <w:r>
               <w:rPr>
@@ -1898,7 +3003,7 @@
                 <w:color w:val="1A1A1A"/>
                 <w:sz w:val="18"/>
               </w:rPr>
-              <w:t>”</w:t>
+              <w:t xml:space="preserve"> 240—938 </w:t>
             </w:r>
             <w:r>
               <w:rPr>
@@ -1912,7 +3017,7 @@
                 <w:color w:val="1A1A1A"/>
                 <w:sz w:val="18"/>
               </w:rPr>
-              <w:t>，并说明该问题在真实商超中的普遍性与实务意义</w:t>
+              <w:t>分越界的缺陷与根因</w:t>
             </w:r>
           </w:p>
         </w:tc>
@@ -1950,7 +3055,7 @@
         </w:tc>
         <w:tc>
           <w:tcPr>
-            <w:tcW w:type="pct" w:w="1300"/>
+            <w:tcW w:type="pct" w:w="1000"/>
             <w:vAlign w:val="center"/>
             <w:tcBorders>
               <w:top w:val="single" w:sz="6" w:space="0" w:color="B9C7D6"/>
@@ -1971,17 +3076,16 @@
             </w:pPr>
             <w:r>
               <w:rPr>
-                <w:b/>
-                <w:color w:val="1A1A1A"/>
-                <w:sz w:val="18"/>
-              </w:rPr>
-              <w:t>算法说明：补充三项关键修正</w:t>
+                <w:color w:val="1A1A1A"/>
+                <w:sz w:val="18"/>
+              </w:rPr>
+              <w:t>需求预测</w:t>
             </w:r>
           </w:p>
         </w:tc>
         <w:tc>
           <w:tcPr>
-            <w:tcW w:type="pct" w:w="1700"/>
+            <w:tcW w:type="pct" w:w="1850"/>
             <w:vAlign w:val="center"/>
             <w:tcBorders>
               <w:top w:val="single" w:sz="6" w:space="0" w:color="B9C7D6"/>
@@ -2005,7 +3109,7 @@
                 <w:color w:val="1A1A1A"/>
                 <w:sz w:val="18"/>
               </w:rPr>
-              <w:t>仅说明</w:t>
+              <w:t>引用</w:t>
             </w:r>
             <w:r>
               <w:rPr>
@@ -2019,7 +3123,7 @@
                 <w:color w:val="1A1A1A"/>
                 <w:sz w:val="18"/>
               </w:rPr>
-              <w:t xml:space="preserve">“Min-Max </w:t>
+              <w:t xml:space="preserve"> UCI </w:t>
             </w:r>
             <w:r>
               <w:rPr>
@@ -2033,7 +3137,7 @@
                 <w:color w:val="1A1A1A"/>
                 <w:sz w:val="18"/>
               </w:rPr>
-              <w:t>归一化到</w:t>
+              <w:t>公开数据集的</w:t>
             </w:r>
             <w:r>
               <w:rPr>
@@ -2047,41 +3151,13 @@
                 <w:color w:val="1A1A1A"/>
                 <w:sz w:val="18"/>
               </w:rPr>
-              <w:t xml:space="preserve"> 0—100 </w:t>
-            </w:r>
-            <w:r>
-              <w:rPr>
-                <w:color w:val="1A1A1A"/>
-                <w:sz w:val="18"/>
-              </w:rPr>
-              <w:t xml:space="preserve"> </w:t>
-            </w:r>
-            <w:r>
-              <w:rPr>
-                <w:color w:val="1A1A1A"/>
-                <w:sz w:val="18"/>
-              </w:rPr>
-              <w:t>分</w:t>
-            </w:r>
-            <w:r>
-              <w:rPr>
-                <w:color w:val="1A1A1A"/>
-                <w:sz w:val="18"/>
-              </w:rPr>
-              <w:t xml:space="preserve"> </w:t>
-            </w:r>
-            <w:r>
-              <w:rPr>
-                <w:color w:val="1A1A1A"/>
-                <w:sz w:val="18"/>
-              </w:rPr>
-              <w:t>”</w:t>
+              <w:t xml:space="preserve"> MAPE 12%—18%</w:t>
             </w:r>
           </w:p>
         </w:tc>
         <w:tc>
           <w:tcPr>
-            <w:tcW w:type="pct" w:w="1700"/>
+            <w:tcW w:type="pct" w:w="1850"/>
             <w:vAlign w:val="center"/>
             <w:tcBorders>
               <w:top w:val="single" w:sz="6" w:space="0" w:color="B9C7D6"/>
@@ -2102,10 +3178,11 @@
             </w:pPr>
             <w:r>
               <w:rPr>
-                <w:color w:val="1A1A1A"/>
-                <w:sz w:val="18"/>
-              </w:rPr>
-              <w:t>补充：</w:t>
+                <w:b/>
+                <w:color w:val="1A1A1A"/>
+                <w:sz w:val="18"/>
+              </w:rPr>
+              <w:t>不再沿用该精度指标</w:t>
             </w:r>
             <w:r>
               <w:rPr>
@@ -2119,7 +3196,7 @@
                 <w:color w:val="1A1A1A"/>
                 <w:sz w:val="18"/>
               </w:rPr>
-              <w:t xml:space="preserve">5%—95% </w:t>
+              <w:t>，</w:t>
             </w:r>
             <w:r>
               <w:rPr>
@@ -2133,7 +3210,7 @@
                 <w:color w:val="1A1A1A"/>
                 <w:sz w:val="18"/>
               </w:rPr>
-              <w:t>分位边界收敛、周转天数逆向标准化、相对标准化</w:t>
+              <w:t xml:space="preserve">5.4.3 </w:t>
             </w:r>
             <w:r>
               <w:rPr>
@@ -2147,7 +3224,7 @@
                 <w:color w:val="1A1A1A"/>
                 <w:sz w:val="18"/>
               </w:rPr>
-              <w:t xml:space="preserve"> 60%</w:t>
+              <w:t>给出三条理由（未做样本外回测、序列仅</w:t>
             </w:r>
             <w:r>
               <w:rPr>
@@ -2161,7 +3238,7 @@
                 <w:color w:val="1A1A1A"/>
                 <w:sz w:val="18"/>
               </w:rPr>
-              <w:t>＋行业基准</w:t>
+              <w:t xml:space="preserve"> 12 </w:t>
             </w:r>
             <w:r>
               <w:rPr>
@@ -2175,105 +3252,7 @@
                 <w:color w:val="1A1A1A"/>
                 <w:sz w:val="18"/>
               </w:rPr>
-              <w:t xml:space="preserve"> 40% </w:t>
-            </w:r>
-            <w:r>
-              <w:rPr>
-                <w:color w:val="1A1A1A"/>
-                <w:sz w:val="18"/>
-              </w:rPr>
-              <w:t xml:space="preserve"> </w:t>
-            </w:r>
-            <w:r>
-              <w:rPr>
-                <w:color w:val="1A1A1A"/>
-                <w:sz w:val="18"/>
-              </w:rPr>
-              <w:t>混合（见</w:t>
-            </w:r>
-            <w:r>
-              <w:rPr>
-                <w:color w:val="1A1A1A"/>
-                <w:sz w:val="18"/>
-              </w:rPr>
-              <w:t xml:space="preserve"> </w:t>
-            </w:r>
-            <w:r>
-              <w:rPr>
-                <w:color w:val="1A1A1A"/>
-                <w:sz w:val="18"/>
-              </w:rPr>
-              <w:t xml:space="preserve"> 4.5.2</w:t>
-            </w:r>
-            <w:r>
-              <w:rPr>
-                <w:color w:val="1A1A1A"/>
-                <w:sz w:val="18"/>
-              </w:rPr>
-              <w:t xml:space="preserve"> </w:t>
-            </w:r>
-            <w:r>
-              <w:rPr>
-                <w:color w:val="1A1A1A"/>
-                <w:sz w:val="18"/>
-              </w:rPr>
-              <w:t>）；并新增</w:t>
-            </w:r>
-            <w:r>
-              <w:rPr>
-                <w:color w:val="1A1A1A"/>
-                <w:sz w:val="18"/>
-              </w:rPr>
-              <w:t xml:space="preserve"> </w:t>
-            </w:r>
-            <w:r>
-              <w:rPr>
-                <w:color w:val="1A1A1A"/>
-                <w:sz w:val="18"/>
-              </w:rPr>
-              <w:t>“</w:t>
-            </w:r>
-            <w:r>
-              <w:rPr>
-                <w:color w:val="1A1A1A"/>
-                <w:sz w:val="18"/>
-              </w:rPr>
-              <w:t xml:space="preserve"> </w:t>
-            </w:r>
-            <w:r>
-              <w:rPr>
-                <w:color w:val="1A1A1A"/>
-                <w:sz w:val="18"/>
-              </w:rPr>
-              <w:t>分数是相对位置而非绝对水平</w:t>
-            </w:r>
-            <w:r>
-              <w:rPr>
-                <w:color w:val="1A1A1A"/>
-                <w:sz w:val="18"/>
-              </w:rPr>
-              <w:t xml:space="preserve"> </w:t>
-            </w:r>
-            <w:r>
-              <w:rPr>
-                <w:color w:val="1A1A1A"/>
-                <w:sz w:val="18"/>
-              </w:rPr>
-              <w:t>”</w:t>
-            </w:r>
-            <w:r>
-              <w:rPr>
-                <w:color w:val="1A1A1A"/>
-                <w:sz w:val="18"/>
-              </w:rPr>
-              <w:t xml:space="preserve"> </w:t>
-            </w:r>
-            <w:r>
-              <w:rPr>
-                <w:color w:val="1A1A1A"/>
-                <w:sz w:val="18"/>
-              </w:rPr>
-              <w:t>的解读提示</w:t>
+              <w:t>期、模型无季节项）</w:t>
             </w:r>
           </w:p>
         </w:tc>
@@ -2311,7 +3290,7 @@
         </w:tc>
         <w:tc>
           <w:tcPr>
-            <w:tcW w:type="pct" w:w="1300"/>
+            <w:tcW w:type="pct" w:w="1000"/>
             <w:vAlign w:val="center"/>
             <w:tcBorders>
               <w:top w:val="single" w:sz="6" w:space="0" w:color="B9C7D6"/>
@@ -2332,17 +3311,30 @@
             </w:pPr>
             <w:r>
               <w:rPr>
-                <w:b/>
-                <w:color w:val="1A1A1A"/>
-                <w:sz w:val="18"/>
-              </w:rPr>
-              <w:t>新增工程验证证据</w:t>
+                <w:color w:val="1A1A1A"/>
+                <w:sz w:val="18"/>
+              </w:rPr>
+              <w:t xml:space="preserve">Apriori </w:t>
+            </w:r>
+            <w:r>
+              <w:rPr>
+                <w:color w:val="1A1A1A"/>
+                <w:sz w:val="18"/>
+              </w:rPr>
+              <w:t xml:space="preserve"> </w:t>
+            </w:r>
+            <w:r>
+              <w:rPr>
+                <w:color w:val="1A1A1A"/>
+                <w:sz w:val="18"/>
+              </w:rPr>
+              <w:t>能力边界</w:t>
             </w:r>
           </w:p>
         </w:tc>
         <w:tc>
           <w:tcPr>
-            <w:tcW w:type="pct" w:w="1700"/>
+            <w:tcW w:type="pct" w:w="1850"/>
             <w:vAlign w:val="center"/>
             <w:tcBorders>
               <w:top w:val="single" w:sz="6" w:space="0" w:color="B9C7D6"/>
@@ -2366,13 +3358,13 @@
                 <w:color w:val="1A1A1A"/>
                 <w:sz w:val="18"/>
               </w:rPr>
-              <w:t>未涉及</w:t>
+              <w:t>未提及</w:t>
             </w:r>
           </w:p>
         </w:tc>
         <w:tc>
           <w:tcPr>
-            <w:tcW w:type="pct" w:w="1700"/>
+            <w:tcW w:type="pct" w:w="1850"/>
             <w:vAlign w:val="center"/>
             <w:tcBorders>
               <w:top w:val="single" w:sz="6" w:space="0" w:color="B9C7D6"/>
@@ -2396,7 +3388,7 @@
                 <w:color w:val="1A1A1A"/>
                 <w:sz w:val="18"/>
               </w:rPr>
-              <w:t>新增</w:t>
+              <w:t>明确声明当前频繁项集只计算到</w:t>
             </w:r>
             <w:r>
               <w:rPr>
@@ -2410,7 +3402,7 @@
                 <w:color w:val="1A1A1A"/>
                 <w:sz w:val="18"/>
               </w:rPr>
-              <w:t xml:space="preserve"> 4.3.5</w:t>
+              <w:t xml:space="preserve"> 2 </w:t>
             </w:r>
             <w:r>
               <w:rPr>
@@ -2424,91 +3416,7 @@
                 <w:color w:val="1A1A1A"/>
                 <w:sz w:val="18"/>
               </w:rPr>
-              <w:t>（前后端双实现逐位一致）与</w:t>
-            </w:r>
-            <w:r>
-              <w:rPr>
-                <w:color w:val="1A1A1A"/>
-                <w:sz w:val="18"/>
-              </w:rPr>
-              <w:t xml:space="preserve"> </w:t>
-            </w:r>
-            <w:r>
-              <w:rPr>
-                <w:color w:val="1A1A1A"/>
-                <w:sz w:val="18"/>
-              </w:rPr>
-              <w:t xml:space="preserve"> 5.5.1</w:t>
-            </w:r>
-            <w:r>
-              <w:rPr>
-                <w:color w:val="1A1A1A"/>
-                <w:sz w:val="18"/>
-              </w:rPr>
-              <w:t xml:space="preserve"> </w:t>
-            </w:r>
-            <w:r>
-              <w:rPr>
-                <w:color w:val="1A1A1A"/>
-                <w:sz w:val="18"/>
-              </w:rPr>
-              <w:t>（五层验证体系，</w:t>
-            </w:r>
-            <w:r>
-              <w:rPr>
-                <w:color w:val="1A1A1A"/>
-                <w:sz w:val="18"/>
-              </w:rPr>
-              <w:t xml:space="preserve"> </w:t>
-            </w:r>
-            <w:r>
-              <w:rPr>
-                <w:color w:val="1A1A1A"/>
-                <w:sz w:val="18"/>
-              </w:rPr>
-              <w:t xml:space="preserve">186 </w:t>
-            </w:r>
-            <w:r>
-              <w:rPr>
-                <w:color w:val="1A1A1A"/>
-                <w:sz w:val="18"/>
-              </w:rPr>
-              <w:t xml:space="preserve"> </w:t>
-            </w:r>
-            <w:r>
-              <w:rPr>
-                <w:color w:val="1A1A1A"/>
-                <w:sz w:val="18"/>
-              </w:rPr>
-              <w:t>项断言＋</w:t>
-            </w:r>
-            <w:r>
-              <w:rPr>
-                <w:color w:val="1A1A1A"/>
-                <w:sz w:val="18"/>
-              </w:rPr>
-              <w:t xml:space="preserve"> </w:t>
-            </w:r>
-            <w:r>
-              <w:rPr>
-                <w:color w:val="1A1A1A"/>
-                <w:sz w:val="18"/>
-              </w:rPr>
-              <w:t xml:space="preserve">11 </w:t>
-            </w:r>
-            <w:r>
-              <w:rPr>
-                <w:color w:val="1A1A1A"/>
-                <w:sz w:val="18"/>
-              </w:rPr>
-              <w:t xml:space="preserve"> </w:t>
-            </w:r>
-            <w:r>
-              <w:rPr>
-                <w:color w:val="1A1A1A"/>
-                <w:sz w:val="18"/>
-              </w:rPr>
-              <w:t>项接口测试全部通过）</w:t>
+              <w:t>项集，只能生成二元规则，不能生成三品组合</w:t>
             </w:r>
           </w:p>
         </w:tc>
@@ -2546,7 +3454,7 @@
         </w:tc>
         <w:tc>
           <w:tcPr>
-            <w:tcW w:type="pct" w:w="1300"/>
+            <w:tcW w:type="pct" w:w="1000"/>
             <w:vAlign w:val="center"/>
             <w:tcBorders>
               <w:top w:val="single" w:sz="6" w:space="0" w:color="B9C7D6"/>
@@ -2567,17 +3475,16 @@
             </w:pPr>
             <w:r>
               <w:rPr>
-                <w:b/>
-                <w:color w:val="1A1A1A"/>
-                <w:sz w:val="18"/>
-              </w:rPr>
-              <w:t>新增治理层论述</w:t>
+                <w:color w:val="1A1A1A"/>
+                <w:sz w:val="18"/>
+              </w:rPr>
+              <w:t>测试体系</w:t>
             </w:r>
           </w:p>
         </w:tc>
         <w:tc>
           <w:tcPr>
-            <w:tcW w:type="pct" w:w="1700"/>
+            <w:tcW w:type="pct" w:w="1850"/>
             <w:vAlign w:val="center"/>
             <w:tcBorders>
               <w:top w:val="single" w:sz="6" w:space="0" w:color="B9C7D6"/>
@@ -2601,27 +3508,13 @@
                 <w:color w:val="1A1A1A"/>
                 <w:sz w:val="18"/>
               </w:rPr>
-              <w:t xml:space="preserve">AI </w:t>
-            </w:r>
-            <w:r>
-              <w:rPr>
-                <w:color w:val="1A1A1A"/>
-                <w:sz w:val="18"/>
-              </w:rPr>
-              <w:t xml:space="preserve"> </w:t>
-            </w:r>
-            <w:r>
-              <w:rPr>
-                <w:color w:val="1A1A1A"/>
-                <w:sz w:val="18"/>
-              </w:rPr>
-              <w:t>风控内容集中在第七章</w:t>
+              <w:t>五层自动化验证体系</w:t>
             </w:r>
           </w:p>
         </w:tc>
         <w:tc>
           <w:tcPr>
-            <w:tcW w:type="pct" w:w="1700"/>
+            <w:tcW w:type="pct" w:w="1850"/>
             <w:vAlign w:val="center"/>
             <w:tcBorders>
               <w:top w:val="single" w:sz="6" w:space="0" w:color="B9C7D6"/>
@@ -2645,7 +3538,7 @@
                 <w:color w:val="1A1A1A"/>
                 <w:sz w:val="18"/>
               </w:rPr>
-              <w:t>第三、四章新增</w:t>
+              <w:t xml:space="preserve">pytest 14 </w:t>
             </w:r>
             <w:r>
               <w:rPr>
@@ -2659,7 +3552,7 @@
                 <w:color w:val="1A1A1A"/>
                 <w:sz w:val="18"/>
               </w:rPr>
-              <w:t>“</w:t>
+              <w:t>项测试（原</w:t>
             </w:r>
             <w:r>
               <w:rPr>
@@ -2673,7 +3566,7 @@
                 <w:color w:val="1A1A1A"/>
                 <w:sz w:val="18"/>
               </w:rPr>
-              <w:t>数据不足拒答原则</w:t>
+              <w:t xml:space="preserve"> 11 </w:t>
             </w:r>
             <w:r>
               <w:rPr>
@@ -2687,7 +3580,7 @@
                 <w:color w:val="1A1A1A"/>
                 <w:sz w:val="18"/>
               </w:rPr>
-              <w:t>”</w:t>
+              <w:t>项＋新增</w:t>
             </w:r>
             <w:r>
               <w:rPr>
@@ -2701,7 +3594,7 @@
                 <w:color w:val="1A1A1A"/>
                 <w:sz w:val="18"/>
               </w:rPr>
-              <w:t>与</w:t>
+              <w:t xml:space="preserve"> 3 </w:t>
             </w:r>
             <w:r>
               <w:rPr>
@@ -2715,217 +3608,7 @@
                 <w:color w:val="1A1A1A"/>
                 <w:sz w:val="18"/>
               </w:rPr>
-              <w:t>“</w:t>
-            </w:r>
-            <w:r>
-              <w:rPr>
-                <w:color w:val="1A1A1A"/>
-                <w:sz w:val="18"/>
-              </w:rPr>
-              <w:t xml:space="preserve"> </w:t>
-            </w:r>
-            <w:r>
-              <w:rPr>
-                <w:color w:val="1A1A1A"/>
-                <w:sz w:val="18"/>
-              </w:rPr>
-              <w:t>受控辅助决策三级权限模型</w:t>
-            </w:r>
-            <w:r>
-              <w:rPr>
-                <w:color w:val="1A1A1A"/>
-                <w:sz w:val="18"/>
-              </w:rPr>
-              <w:t xml:space="preserve"> </w:t>
-            </w:r>
-            <w:r>
-              <w:rPr>
-                <w:color w:val="1A1A1A"/>
-                <w:sz w:val="18"/>
-              </w:rPr>
-              <w:t>”</w:t>
-            </w:r>
-            <w:r>
-              <w:rPr>
-                <w:color w:val="1A1A1A"/>
-                <w:sz w:val="18"/>
-              </w:rPr>
-              <w:t xml:space="preserve"> </w:t>
-            </w:r>
-            <w:r>
-              <w:rPr>
-                <w:color w:val="1A1A1A"/>
-                <w:sz w:val="18"/>
-              </w:rPr>
-              <w:t>作为方法论原则与实现机制，并在</w:t>
-            </w:r>
-            <w:r>
-              <w:rPr>
-                <w:color w:val="1A1A1A"/>
-                <w:sz w:val="18"/>
-              </w:rPr>
-              <w:t xml:space="preserve"> </w:t>
-            </w:r>
-            <w:r>
-              <w:rPr>
-                <w:color w:val="1A1A1A"/>
-                <w:sz w:val="18"/>
-              </w:rPr>
-              <w:t xml:space="preserve"> 5.5.3</w:t>
-            </w:r>
-            <w:r>
-              <w:rPr>
-                <w:color w:val="1A1A1A"/>
-                <w:sz w:val="18"/>
-              </w:rPr>
-              <w:t xml:space="preserve"> </w:t>
-            </w:r>
-            <w:r>
-              <w:rPr>
-                <w:color w:val="1A1A1A"/>
-                <w:sz w:val="18"/>
-              </w:rPr>
-              <w:t>、</w:t>
-            </w:r>
-            <w:r>
-              <w:rPr>
-                <w:color w:val="1A1A1A"/>
-                <w:sz w:val="18"/>
-              </w:rPr>
-              <w:t xml:space="preserve"> </w:t>
-            </w:r>
-            <w:r>
-              <w:rPr>
-                <w:color w:val="1A1A1A"/>
-                <w:sz w:val="18"/>
-              </w:rPr>
-              <w:t xml:space="preserve">5.5.4 </w:t>
-            </w:r>
-            <w:r>
-              <w:rPr>
-                <w:color w:val="1A1A1A"/>
-                <w:sz w:val="18"/>
-              </w:rPr>
-              <w:t xml:space="preserve"> </w:t>
-            </w:r>
-            <w:r>
-              <w:rPr>
-                <w:color w:val="1A1A1A"/>
-                <w:sz w:val="18"/>
-              </w:rPr>
-              <w:t>给出实测；与第七章形成</w:t>
-            </w:r>
-            <w:r>
-              <w:rPr>
-                <w:color w:val="1A1A1A"/>
-                <w:sz w:val="18"/>
-              </w:rPr>
-              <w:t xml:space="preserve"> </w:t>
-            </w:r>
-            <w:r>
-              <w:rPr>
-                <w:color w:val="1A1A1A"/>
-                <w:sz w:val="18"/>
-              </w:rPr>
-              <w:t>“</w:t>
-            </w:r>
-            <w:r>
-              <w:rPr>
-                <w:color w:val="1A1A1A"/>
-                <w:sz w:val="18"/>
-              </w:rPr>
-              <w:t xml:space="preserve"> </w:t>
-            </w:r>
-            <w:r>
-              <w:rPr>
-                <w:color w:val="1A1A1A"/>
-                <w:sz w:val="18"/>
-              </w:rPr>
-              <w:t>原则</w:t>
-            </w:r>
-            <w:r>
-              <w:rPr>
-                <w:color w:val="1A1A1A"/>
-                <w:sz w:val="18"/>
-              </w:rPr>
-              <w:t xml:space="preserve"> </w:t>
-            </w:r>
-            <w:r>
-              <w:rPr>
-                <w:color w:val="1A1A1A"/>
-                <w:sz w:val="18"/>
-              </w:rPr>
-              <w:t>—</w:t>
-            </w:r>
-            <w:r>
-              <w:rPr>
-                <w:color w:val="1A1A1A"/>
-                <w:sz w:val="18"/>
-              </w:rPr>
-              <w:t xml:space="preserve"> </w:t>
-            </w:r>
-            <w:r>
-              <w:rPr>
-                <w:color w:val="1A1A1A"/>
-                <w:sz w:val="18"/>
-              </w:rPr>
-              <w:t>实现</w:t>
-            </w:r>
-            <w:r>
-              <w:rPr>
-                <w:color w:val="1A1A1A"/>
-                <w:sz w:val="18"/>
-              </w:rPr>
-              <w:t xml:space="preserve"> </w:t>
-            </w:r>
-            <w:r>
-              <w:rPr>
-                <w:color w:val="1A1A1A"/>
-                <w:sz w:val="18"/>
-              </w:rPr>
-              <w:t>—</w:t>
-            </w:r>
-            <w:r>
-              <w:rPr>
-                <w:color w:val="1A1A1A"/>
-                <w:sz w:val="18"/>
-              </w:rPr>
-              <w:t xml:space="preserve"> </w:t>
-            </w:r>
-            <w:r>
-              <w:rPr>
-                <w:color w:val="1A1A1A"/>
-                <w:sz w:val="18"/>
-              </w:rPr>
-              <w:t>验证</w:t>
-            </w:r>
-            <w:r>
-              <w:rPr>
-                <w:color w:val="1A1A1A"/>
-                <w:sz w:val="18"/>
-              </w:rPr>
-              <w:t xml:space="preserve"> </w:t>
-            </w:r>
-            <w:r>
-              <w:rPr>
-                <w:color w:val="1A1A1A"/>
-                <w:sz w:val="18"/>
-              </w:rPr>
-              <w:t>”</w:t>
-            </w:r>
-            <w:r>
-              <w:rPr>
-                <w:color w:val="1A1A1A"/>
-                <w:sz w:val="18"/>
-              </w:rPr>
-              <w:t xml:space="preserve"> </w:t>
-            </w:r>
-            <w:r>
-              <w:rPr>
-                <w:color w:val="1A1A1A"/>
-                <w:sz w:val="18"/>
-              </w:rPr>
-              <w:t>的对应关系</w:t>
+              <w:t>项回归），并说明测试清理逻辑的加固</w:t>
             </w:r>
           </w:p>
         </w:tc>
@@ -2963,7 +3646,7 @@
         </w:tc>
         <w:tc>
           <w:tcPr>
-            <w:tcW w:type="pct" w:w="1300"/>
+            <w:tcW w:type="pct" w:w="1000"/>
             <w:vAlign w:val="center"/>
             <w:tcBorders>
               <w:top w:val="single" w:sz="6" w:space="0" w:color="B9C7D6"/>
@@ -2984,17 +3667,16 @@
             </w:pPr>
             <w:r>
               <w:rPr>
-                <w:b/>
-                <w:color w:val="1A1A1A"/>
-                <w:sz w:val="18"/>
-              </w:rPr>
-              <w:t>模块实现状态如实标注</w:t>
+                <w:color w:val="1A1A1A"/>
+                <w:sz w:val="18"/>
+              </w:rPr>
+              <w:t>大模型与鉴权</w:t>
             </w:r>
           </w:p>
         </w:tc>
         <w:tc>
           <w:tcPr>
-            <w:tcW w:type="pct" w:w="1700"/>
+            <w:tcW w:type="pct" w:w="1850"/>
             <w:vAlign w:val="center"/>
             <w:tcBorders>
               <w:top w:val="single" w:sz="6" w:space="0" w:color="B9C7D6"/>
@@ -3018,55 +3700,13 @@
                 <w:color w:val="1A1A1A"/>
                 <w:sz w:val="18"/>
               </w:rPr>
-              <w:t>六大痛点均标注</w:t>
-            </w:r>
-            <w:r>
-              <w:rPr>
-                <w:color w:val="1A1A1A"/>
-                <w:sz w:val="18"/>
-              </w:rPr>
-              <w:t xml:space="preserve"> </w:t>
-            </w:r>
-            <w:r>
-              <w:rPr>
-                <w:color w:val="1A1A1A"/>
-                <w:sz w:val="18"/>
-              </w:rPr>
-              <w:t>“</w:t>
-            </w:r>
-            <w:r>
-              <w:rPr>
-                <w:color w:val="1A1A1A"/>
-                <w:sz w:val="18"/>
-              </w:rPr>
-              <w:t xml:space="preserve"> </w:t>
-            </w:r>
-            <w:r>
-              <w:rPr>
-                <w:color w:val="1A1A1A"/>
-                <w:sz w:val="18"/>
-              </w:rPr>
-              <w:t>可落地</w:t>
-            </w:r>
-            <w:r>
-              <w:rPr>
-                <w:color w:val="1A1A1A"/>
-                <w:sz w:val="18"/>
-              </w:rPr>
-              <w:t xml:space="preserve"> </w:t>
-            </w:r>
-            <w:r>
-              <w:rPr>
-                <w:color w:val="1A1A1A"/>
-                <w:sz w:val="18"/>
-              </w:rPr>
-              <w:t>”</w:t>
+              <w:t>未明确</w:t>
             </w:r>
           </w:p>
         </w:tc>
         <w:tc>
           <w:tcPr>
-            <w:tcW w:type="pct" w:w="1700"/>
+            <w:tcW w:type="pct" w:w="1850"/>
             <w:vAlign w:val="center"/>
             <w:tcBorders>
               <w:top w:val="single" w:sz="6" w:space="0" w:color="B9C7D6"/>
@@ -3090,7 +3730,7 @@
                 <w:color w:val="1A1A1A"/>
                 <w:sz w:val="18"/>
               </w:rPr>
-              <w:t xml:space="preserve">3.3 </w:t>
+              <w:t>按平台架构表述：交互推理层由讯飞星辰</w:t>
             </w:r>
             <w:r>
               <w:rPr>
@@ -3104,7 +3744,7 @@
                 <w:color w:val="1A1A1A"/>
                 <w:sz w:val="18"/>
               </w:rPr>
-              <w:t>表把</w:t>
+              <w:t xml:space="preserve"> Agent </w:t>
             </w:r>
             <w:r>
               <w:rPr>
@@ -3118,7 +3758,7 @@
                 <w:color w:val="1A1A1A"/>
                 <w:sz w:val="18"/>
               </w:rPr>
-              <w:t>“</w:t>
+              <w:t>承载，通过</w:t>
             </w:r>
             <w:r>
               <w:rPr>
@@ -3132,7 +3772,7 @@
                 <w:color w:val="1A1A1A"/>
                 <w:sz w:val="18"/>
               </w:rPr>
-              <w:t>可落地性</w:t>
+              <w:t xml:space="preserve"> 10 </w:t>
             </w:r>
             <w:r>
               <w:rPr>
@@ -3146,77 +3786,7 @@
                 <w:color w:val="1A1A1A"/>
                 <w:sz w:val="18"/>
               </w:rPr>
-              <w:t>”</w:t>
-            </w:r>
-            <w:r>
-              <w:rPr>
-                <w:color w:val="1A1A1A"/>
-                <w:sz w:val="18"/>
-              </w:rPr>
-              <w:t xml:space="preserve"> </w:t>
-            </w:r>
-            <w:r>
-              <w:rPr>
-                <w:color w:val="1A1A1A"/>
-                <w:sz w:val="18"/>
-              </w:rPr>
-              <w:t>改为</w:t>
-            </w:r>
-            <w:r>
-              <w:rPr>
-                <w:color w:val="1A1A1A"/>
-                <w:sz w:val="18"/>
-              </w:rPr>
-              <w:t xml:space="preserve"> </w:t>
-            </w:r>
-            <w:r>
-              <w:rPr>
-                <w:color w:val="1A1A1A"/>
-                <w:sz w:val="18"/>
-              </w:rPr>
-              <w:t>“</w:t>
-            </w:r>
-            <w:r>
-              <w:rPr>
-                <w:color w:val="1A1A1A"/>
-                <w:sz w:val="18"/>
-              </w:rPr>
-              <w:t xml:space="preserve"> </w:t>
-            </w:r>
-            <w:r>
-              <w:rPr>
-                <w:color w:val="1A1A1A"/>
-                <w:sz w:val="18"/>
-              </w:rPr>
-              <w:t>实现状态</w:t>
-            </w:r>
-            <w:r>
-              <w:rPr>
-                <w:color w:val="1A1A1A"/>
-                <w:sz w:val="18"/>
-              </w:rPr>
-              <w:t xml:space="preserve"> </w:t>
-            </w:r>
-            <w:r>
-              <w:rPr>
-                <w:color w:val="1A1A1A"/>
-                <w:sz w:val="18"/>
-              </w:rPr>
-              <w:t>”</w:t>
-            </w:r>
-            <w:r>
-              <w:rPr>
-                <w:color w:val="1A1A1A"/>
-                <w:sz w:val="18"/>
-              </w:rPr>
-              <w:t xml:space="preserve"> </w:t>
-            </w:r>
-            <w:r>
-              <w:rPr>
-                <w:color w:val="1A1A1A"/>
-                <w:sz w:val="18"/>
-              </w:rPr>
-              <w:t>，分三档如实标注：已实现并实测（品类诊断、关联陈列）、部分实现（需求预测）、框架已建但数据未覆盖（自有品牌机会、新品评估）、未实现（千店千面）</w:t>
+              <w:t>个内置工具调用后端；统一鉴权列为第一阶段落地项</w:t>
             </w:r>
           </w:p>
         </w:tc>
@@ -3254,7 +3824,7 @@
         </w:tc>
         <w:tc>
           <w:tcPr>
-            <w:tcW w:type="pct" w:w="1300"/>
+            <w:tcW w:type="pct" w:w="1000"/>
             <w:vAlign w:val="center"/>
             <w:tcBorders>
               <w:top w:val="single" w:sz="6" w:space="0" w:color="B9C7D6"/>
@@ -3275,17 +3845,44 @@
             </w:pPr>
             <w:r>
               <w:rPr>
-                <w:b/>
-                <w:color w:val="1A1A1A"/>
-                <w:sz w:val="18"/>
-              </w:rPr>
-              <w:t>可行性评级调整</w:t>
+                <w:color w:val="1A1A1A"/>
+                <w:sz w:val="18"/>
+              </w:rPr>
+              <w:t>附录</w:t>
+            </w:r>
+            <w:r>
+              <w:rPr>
+                <w:color w:val="1A1A1A"/>
+                <w:sz w:val="18"/>
+              </w:rPr>
+              <w:t xml:space="preserve"> </w:t>
+            </w:r>
+            <w:r>
+              <w:rPr>
+                <w:color w:val="1A1A1A"/>
+                <w:sz w:val="18"/>
+              </w:rPr>
+              <w:t xml:space="preserve"> C </w:t>
+            </w:r>
+            <w:r>
+              <w:rPr>
+                <w:color w:val="1A1A1A"/>
+                <w:sz w:val="18"/>
+              </w:rPr>
+              <w:t xml:space="preserve"> </w:t>
+            </w:r>
+            <w:r>
+              <w:rPr>
+                <w:color w:val="1A1A1A"/>
+                <w:sz w:val="18"/>
+              </w:rPr>
+              <w:t>配置口径</w:t>
             </w:r>
           </w:p>
         </w:tc>
         <w:tc>
           <w:tcPr>
-            <w:tcW w:type="pct" w:w="1700"/>
+            <w:tcW w:type="pct" w:w="1850"/>
             <w:vAlign w:val="center"/>
             <w:tcBorders>
               <w:top w:val="single" w:sz="6" w:space="0" w:color="B9C7D6"/>
@@ -3309,13 +3906,182 @@
                 <w:color w:val="1A1A1A"/>
                 <w:sz w:val="18"/>
               </w:rPr>
-              <w:t>技术高／数据中高／组织中／经济高</w:t>
+              <w:t>工具数写作</w:t>
+            </w:r>
+            <w:r>
+              <w:rPr>
+                <w:color w:val="1A1A1A"/>
+                <w:sz w:val="18"/>
+              </w:rPr>
+              <w:t xml:space="preserve"> </w:t>
+            </w:r>
+            <w:r>
+              <w:rPr>
+                <w:color w:val="1A1A1A"/>
+                <w:sz w:val="18"/>
+              </w:rPr>
+              <w:t xml:space="preserve">“14 </w:t>
+            </w:r>
+            <w:r>
+              <w:rPr>
+                <w:color w:val="1A1A1A"/>
+                <w:sz w:val="18"/>
+              </w:rPr>
+              <w:t xml:space="preserve"> </w:t>
+            </w:r>
+            <w:r>
+              <w:rPr>
+                <w:color w:val="1A1A1A"/>
+                <w:sz w:val="18"/>
+              </w:rPr>
+              <w:t>个工具</w:t>
+            </w:r>
+            <w:r>
+              <w:rPr>
+                <w:color w:val="1A1A1A"/>
+                <w:sz w:val="18"/>
+              </w:rPr>
+              <w:t xml:space="preserve"> </w:t>
+            </w:r>
+            <w:r>
+              <w:rPr>
+                <w:color w:val="1A1A1A"/>
+                <w:sz w:val="18"/>
+              </w:rPr>
+              <w:t>”</w:t>
+            </w:r>
+            <w:r>
+              <w:rPr>
+                <w:color w:val="1A1A1A"/>
+                <w:sz w:val="18"/>
+              </w:rPr>
+              <w:t xml:space="preserve"> </w:t>
+            </w:r>
+            <w:r>
+              <w:rPr>
+                <w:color w:val="1A1A1A"/>
+                <w:sz w:val="18"/>
+              </w:rPr>
+              <w:t>、接口路径写作</w:t>
+            </w:r>
+            <w:r>
+              <w:rPr>
+                <w:color w:val="1A1A1A"/>
+                <w:sz w:val="18"/>
+              </w:rPr>
+              <w:t xml:space="preserve"> </w:t>
+            </w:r>
+            <w:r>
+              <w:rPr>
+                <w:color w:val="1A1A1A"/>
+                <w:sz w:val="18"/>
+              </w:rPr>
+              <w:t xml:space="preserve"> </w:t>
+            </w:r>
+            <w:r>
+              <w:rPr>
+                <w:color w:val="1A1A1A"/>
+                <w:sz w:val="18"/>
+              </w:rPr>
+              <w:t xml:space="preserve"> </w:t>
+            </w:r>
+            <w:r>
+              <w:rPr>
+                <w:rFonts w:ascii="Courier" w:hAnsi="Courier"/>
+                <w:color w:val="1A1A1A"/>
+                <w:sz w:val="18"/>
+              </w:rPr>
+              <w:t>/api/v1/...</w:t>
+            </w:r>
+            <w:r>
+              <w:rPr>
+                <w:color w:val="1A1A1A"/>
+                <w:sz w:val="18"/>
+              </w:rPr>
+              <w:t xml:space="preserve"> </w:t>
+            </w:r>
+            <w:r>
+              <w:rPr>
+                <w:color w:val="1A1A1A"/>
+                <w:sz w:val="18"/>
+              </w:rPr>
+              <w:t>、表数写作</w:t>
+            </w:r>
+            <w:r>
+              <w:rPr>
+                <w:color w:val="1A1A1A"/>
+                <w:sz w:val="18"/>
+              </w:rPr>
+              <w:t xml:space="preserve"> </w:t>
+            </w:r>
+            <w:r>
+              <w:rPr>
+                <w:color w:val="1A1A1A"/>
+                <w:sz w:val="18"/>
+              </w:rPr>
+              <w:t xml:space="preserve"> 21 </w:t>
+            </w:r>
+            <w:r>
+              <w:rPr>
+                <w:color w:val="1A1A1A"/>
+                <w:sz w:val="18"/>
+              </w:rPr>
+              <w:t xml:space="preserve"> </w:t>
+            </w:r>
+            <w:r>
+              <w:rPr>
+                <w:color w:val="1A1A1A"/>
+                <w:sz w:val="18"/>
+              </w:rPr>
+              <w:t>张、并称</w:t>
+            </w:r>
+            <w:r>
+              <w:rPr>
+                <w:color w:val="1A1A1A"/>
+                <w:sz w:val="18"/>
+              </w:rPr>
+              <w:t xml:space="preserve"> </w:t>
+            </w:r>
+            <w:r>
+              <w:rPr>
+                <w:color w:val="1A1A1A"/>
+                <w:sz w:val="18"/>
+              </w:rPr>
+              <w:t>“</w:t>
+            </w:r>
+            <w:r>
+              <w:rPr>
+                <w:color w:val="1A1A1A"/>
+                <w:sz w:val="18"/>
+              </w:rPr>
+              <w:t xml:space="preserve"> </w:t>
+            </w:r>
+            <w:r>
+              <w:rPr>
+                <w:color w:val="1A1A1A"/>
+                <w:sz w:val="18"/>
+              </w:rPr>
+              <w:t>需新增附件参考规则读取端点</w:t>
+            </w:r>
+            <w:r>
+              <w:rPr>
+                <w:color w:val="1A1A1A"/>
+                <w:sz w:val="18"/>
+              </w:rPr>
+              <w:t xml:space="preserve"> </w:t>
+            </w:r>
+            <w:r>
+              <w:rPr>
+                <w:color w:val="1A1A1A"/>
+                <w:sz w:val="18"/>
+              </w:rPr>
+              <w:t>”</w:t>
             </w:r>
           </w:p>
         </w:tc>
         <w:tc>
           <w:tcPr>
-            <w:tcW w:type="pct" w:w="1700"/>
+            <w:tcW w:type="pct" w:w="1850"/>
             <w:vAlign w:val="center"/>
             <w:tcBorders>
               <w:top w:val="single" w:sz="6" w:space="0" w:color="B9C7D6"/>
@@ -3339,7 +4105,7 @@
                 <w:color w:val="1A1A1A"/>
                 <w:sz w:val="18"/>
               </w:rPr>
-              <w:t xml:space="preserve">技术高（已部分验证）／数据 </w:t>
+              <w:t xml:space="preserve">全部按新工程改写： </w:t>
             </w:r>
             <w:r>
               <w:rPr>
@@ -3347,14 +4113,242 @@
                 <w:color w:val="1A1A1A"/>
                 <w:sz w:val="18"/>
               </w:rPr>
-              <w:t>中</w:t>
-            </w:r>
-            <w:r>
-              <w:rPr>
-                <w:color w:val="1A1A1A"/>
-                <w:sz w:val="18"/>
-              </w:rPr>
-              <w:t xml:space="preserve"> （下调，附两项数据治理前置条件）／组织中／经济 </w:t>
+              <w:t>11 个工具</w:t>
+            </w:r>
+            <w:r>
+              <w:rPr>
+                <w:color w:val="1A1A1A"/>
+                <w:sz w:val="18"/>
+              </w:rPr>
+              <w:t xml:space="preserve"> </w:t>
+            </w:r>
+            <w:r>
+              <w:rPr>
+                <w:color w:val="1A1A1A"/>
+                <w:sz w:val="18"/>
+              </w:rPr>
+              <w:t>（内置</w:t>
+            </w:r>
+            <w:r>
+              <w:rPr>
+                <w:color w:val="1A1A1A"/>
+                <w:sz w:val="18"/>
+              </w:rPr>
+              <w:t xml:space="preserve"> </w:t>
+            </w:r>
+            <w:r>
+              <w:rPr>
+                <w:color w:val="1A1A1A"/>
+                <w:sz w:val="18"/>
+              </w:rPr>
+              <w:t xml:space="preserve"> 10 </w:t>
+            </w:r>
+            <w:r>
+              <w:rPr>
+                <w:color w:val="1A1A1A"/>
+                <w:sz w:val="18"/>
+              </w:rPr>
+              <w:t xml:space="preserve"> </w:t>
+            </w:r>
+            <w:r>
+              <w:rPr>
+                <w:color w:val="1A1A1A"/>
+                <w:sz w:val="18"/>
+              </w:rPr>
+              <w:t>个＋</w:t>
+            </w:r>
+            <w:r>
+              <w:rPr>
+                <w:color w:val="1A1A1A"/>
+                <w:sz w:val="18"/>
+              </w:rPr>
+              <w:t xml:space="preserve"> </w:t>
+            </w:r>
+            <w:r>
+              <w:rPr>
+                <w:color w:val="1A1A1A"/>
+                <w:sz w:val="18"/>
+              </w:rPr>
+              <w:t xml:space="preserve">1 </w:t>
+            </w:r>
+            <w:r>
+              <w:rPr>
+                <w:color w:val="1A1A1A"/>
+                <w:sz w:val="18"/>
+              </w:rPr>
+              <w:t xml:space="preserve"> </w:t>
+            </w:r>
+            <w:r>
+              <w:rPr>
+                <w:color w:val="1A1A1A"/>
+                <w:sz w:val="18"/>
+              </w:rPr>
+              <w:t>个既有比较接口映射），接口路径为</w:t>
+            </w:r>
+            <w:r>
+              <w:rPr>
+                <w:color w:val="1A1A1A"/>
+                <w:sz w:val="18"/>
+              </w:rPr>
+              <w:t xml:space="preserve"> </w:t>
+            </w:r>
+            <w:r>
+              <w:rPr>
+                <w:color w:val="1A1A1A"/>
+                <w:sz w:val="18"/>
+              </w:rPr>
+              <w:t xml:space="preserve"> </w:t>
+            </w:r>
+            <w:r>
+              <w:rPr>
+                <w:color w:val="1A1A1A"/>
+                <w:sz w:val="18"/>
+              </w:rPr>
+              <w:t xml:space="preserve"> </w:t>
+            </w:r>
+            <w:r>
+              <w:rPr>
+                <w:rFonts w:ascii="Courier" w:hAnsi="Courier"/>
+                <w:color w:val="1A1A1A"/>
+                <w:sz w:val="18"/>
+              </w:rPr>
+              <w:t>/api/&lt;模块&gt;</w:t>
+            </w:r>
+            <w:r>
+              <w:rPr>
+                <w:color w:val="1A1A1A"/>
+                <w:sz w:val="18"/>
+              </w:rPr>
+              <w:t xml:space="preserve"> （无 </w:t>
+            </w:r>
+            <w:r>
+              <w:rPr>
+                <w:rFonts w:ascii="Courier" w:hAnsi="Courier"/>
+                <w:color w:val="1A1A1A"/>
+                <w:sz w:val="18"/>
+              </w:rPr>
+              <w:t>/v1</w:t>
+            </w:r>
+            <w:r>
+              <w:rPr>
+                <w:color w:val="1A1A1A"/>
+                <w:sz w:val="18"/>
+              </w:rPr>
+              <w:t xml:space="preserve"> </w:t>
+            </w:r>
+            <w:r>
+              <w:rPr>
+                <w:color w:val="1A1A1A"/>
+                <w:sz w:val="18"/>
+              </w:rPr>
+              <w:t>），表数</w:t>
+            </w:r>
+            <w:r>
+              <w:rPr>
+                <w:color w:val="1A1A1A"/>
+                <w:sz w:val="18"/>
+              </w:rPr>
+              <w:t xml:space="preserve"> </w:t>
+            </w:r>
+            <w:r>
+              <w:rPr>
+                <w:color w:val="1A1A1A"/>
+                <w:sz w:val="18"/>
+              </w:rPr>
+              <w:t xml:space="preserve"> 20 </w:t>
+            </w:r>
+            <w:r>
+              <w:rPr>
+                <w:color w:val="1A1A1A"/>
+                <w:sz w:val="18"/>
+              </w:rPr>
+              <w:t xml:space="preserve"> </w:t>
+            </w:r>
+            <w:r>
+              <w:rPr>
+                <w:color w:val="1A1A1A"/>
+                <w:sz w:val="18"/>
+              </w:rPr>
+              <w:t>张／</w:t>
+            </w:r>
+            <w:r>
+              <w:rPr>
+                <w:color w:val="1A1A1A"/>
+                <w:sz w:val="18"/>
+              </w:rPr>
+              <w:t xml:space="preserve"> </w:t>
+            </w:r>
+            <w:r>
+              <w:rPr>
+                <w:color w:val="1A1A1A"/>
+                <w:sz w:val="18"/>
+              </w:rPr>
+              <w:t xml:space="preserve">33 </w:t>
+            </w:r>
+            <w:r>
+              <w:rPr>
+                <w:color w:val="1A1A1A"/>
+                <w:sz w:val="18"/>
+              </w:rPr>
+              <w:t xml:space="preserve"> </w:t>
+            </w:r>
+            <w:r>
+              <w:rPr>
+                <w:color w:val="1A1A1A"/>
+                <w:sz w:val="18"/>
+              </w:rPr>
+              <w:t>个业务接口；双轨由同一接口的</w:t>
+            </w:r>
+            <w:r>
+              <w:rPr>
+                <w:color w:val="1A1A1A"/>
+                <w:sz w:val="18"/>
+              </w:rPr>
+              <w:t xml:space="preserve"> </w:t>
+            </w:r>
+            <w:r>
+              <w:rPr>
+                <w:color w:val="1A1A1A"/>
+                <w:sz w:val="18"/>
+              </w:rPr>
+              <w:t xml:space="preserve"> </w:t>
+            </w:r>
+            <w:r>
+              <w:rPr>
+                <w:color w:val="1A1A1A"/>
+                <w:sz w:val="18"/>
+              </w:rPr>
+              <w:t xml:space="preserve"> </w:t>
+            </w:r>
+            <w:r>
+              <w:rPr>
+                <w:rFonts w:ascii="Courier" w:hAnsi="Courier"/>
+                <w:color w:val="1A1A1A"/>
+                <w:sz w:val="18"/>
+              </w:rPr>
+              <w:t>system_recalculated</w:t>
+            </w:r>
+            <w:r>
+              <w:rPr>
+                <w:color w:val="1A1A1A"/>
+                <w:sz w:val="18"/>
+              </w:rPr>
+              <w:t xml:space="preserve"> ／ </w:t>
+            </w:r>
+            <w:r>
+              <w:rPr>
+                <w:rFonts w:ascii="Courier" w:hAnsi="Courier"/>
+                <w:color w:val="1A1A1A"/>
+                <w:sz w:val="18"/>
+              </w:rPr>
+              <w:t>reference</w:t>
+            </w:r>
+            <w:r>
+              <w:rPr>
+                <w:color w:val="1A1A1A"/>
+                <w:sz w:val="18"/>
+              </w:rPr>
+              <w:t xml:space="preserve"> 字段一并返回， </w:t>
             </w:r>
             <w:r>
               <w:rPr>
@@ -3362,7 +4356,7 @@
                 <w:color w:val="1A1A1A"/>
                 <w:sz w:val="18"/>
               </w:rPr>
-              <w:t>中高</w:t>
+              <w:t>不存在“需新增端点”的前置条件</w:t>
             </w:r>
             <w:r>
               <w:rPr>
@@ -3376,7 +4370,7 @@
                 <w:color w:val="1A1A1A"/>
                 <w:sz w:val="18"/>
               </w:rPr>
-              <w:t>（下调，收益量级待测）；另新增</w:t>
+              <w:t>；前置条件二改为</w:t>
             </w:r>
             <w:r>
               <w:rPr>
@@ -3404,7 +4398,7 @@
                 <w:color w:val="1A1A1A"/>
                 <w:sz w:val="18"/>
               </w:rPr>
-              <w:t>合规与伦理可行性</w:t>
+              <w:t>需补齐统一鉴权中间件</w:t>
             </w:r>
             <w:r>
               <w:rPr>
@@ -3419,20 +4413,6 @@
                 <w:sz w:val="18"/>
               </w:rPr>
               <w:t>”</w:t>
-            </w:r>
-            <w:r>
-              <w:rPr>
-                <w:color w:val="1A1A1A"/>
-                <w:sz w:val="18"/>
-              </w:rPr>
-              <w:t xml:space="preserve"> </w:t>
-            </w:r>
-            <w:r>
-              <w:rPr>
-                <w:color w:val="1A1A1A"/>
-                <w:sz w:val="18"/>
-              </w:rPr>
-              <w:t>维度</w:t>
             </w:r>
           </w:p>
         </w:tc>
@@ -3470,7 +4450,7 @@
         </w:tc>
         <w:tc>
           <w:tcPr>
-            <w:tcW w:type="pct" w:w="1300"/>
+            <w:tcW w:type="pct" w:w="1000"/>
             <w:vAlign w:val="center"/>
             <w:tcBorders>
               <w:top w:val="single" w:sz="6" w:space="0" w:color="B9C7D6"/>
@@ -3491,17 +4471,16 @@
             </w:pPr>
             <w:r>
               <w:rPr>
-                <w:b/>
-                <w:color w:val="1A1A1A"/>
-                <w:sz w:val="18"/>
-              </w:rPr>
-              <w:t>落地路径增加“阶段零”</w:t>
+                <w:color w:val="1A1A1A"/>
+                <w:sz w:val="18"/>
+              </w:rPr>
+              <w:t>数据标注口径</w:t>
             </w:r>
           </w:p>
         </w:tc>
         <w:tc>
           <w:tcPr>
-            <w:tcW w:type="pct" w:w="1700"/>
+            <w:tcW w:type="pct" w:w="1850"/>
             <w:vAlign w:val="center"/>
             <w:tcBorders>
               <w:top w:val="single" w:sz="6" w:space="0" w:color="B9C7D6"/>
@@ -3525,69 +4504,13 @@
                 <w:color w:val="1A1A1A"/>
                 <w:sz w:val="18"/>
               </w:rPr>
-              <w:t>三阶段：试点验证</w:t>
-            </w:r>
-            <w:r>
-              <w:rPr>
-                <w:color w:val="1A1A1A"/>
-                <w:sz w:val="18"/>
-              </w:rPr>
-              <w:t xml:space="preserve"> </w:t>
-            </w:r>
-            <w:r>
-              <w:rPr>
-                <w:color w:val="1A1A1A"/>
-                <w:sz w:val="18"/>
-              </w:rPr>
-              <w:t>→</w:t>
-            </w:r>
-            <w:r>
-              <w:rPr>
-                <w:color w:val="1A1A1A"/>
-                <w:sz w:val="18"/>
-              </w:rPr>
-              <w:t xml:space="preserve"> </w:t>
-            </w:r>
-            <w:r>
-              <w:rPr>
-                <w:color w:val="1A1A1A"/>
-                <w:sz w:val="18"/>
-              </w:rPr>
-              <w:t>规模推广</w:t>
-            </w:r>
-            <w:r>
-              <w:rPr>
-                <w:color w:val="1A1A1A"/>
-                <w:sz w:val="18"/>
-              </w:rPr>
-              <w:t xml:space="preserve"> </w:t>
-            </w:r>
-            <w:r>
-              <w:rPr>
-                <w:color w:val="1A1A1A"/>
-                <w:sz w:val="18"/>
-              </w:rPr>
-              <w:t>→</w:t>
-            </w:r>
-            <w:r>
-              <w:rPr>
-                <w:color w:val="1A1A1A"/>
-                <w:sz w:val="18"/>
-              </w:rPr>
-              <w:t xml:space="preserve"> </w:t>
-            </w:r>
-            <w:r>
-              <w:rPr>
-                <w:color w:val="1A1A1A"/>
-                <w:sz w:val="18"/>
-              </w:rPr>
-              <w:t>生态融合</w:t>
+              <w:t>未区分数据来源</w:t>
             </w:r>
           </w:p>
         </w:tc>
         <w:tc>
           <w:tcPr>
-            <w:tcW w:type="pct" w:w="1700"/>
+            <w:tcW w:type="pct" w:w="1850"/>
             <w:vAlign w:val="center"/>
             <w:tcBorders>
               <w:top w:val="single" w:sz="6" w:space="0" w:color="B9C7D6"/>
@@ -3611,7 +4534,75 @@
                 <w:color w:val="1A1A1A"/>
                 <w:sz w:val="18"/>
               </w:rPr>
-              <w:t>保留三阶段骨架，补充</w:t>
+              <w:t xml:space="preserve">全文统一三种口径： </w:t>
+            </w:r>
+            <w:r>
+              <w:rPr>
+                <w:b/>
+                <w:color w:val="1A1A1A"/>
+                <w:sz w:val="18"/>
+              </w:rPr>
+              <w:t>平台实测</w:t>
+            </w:r>
+            <w:r>
+              <w:rPr>
+                <w:color w:val="1A1A1A"/>
+                <w:sz w:val="18"/>
+              </w:rPr>
+              <w:t xml:space="preserve"> （ </w:t>
+            </w:r>
+            <w:r>
+              <w:rPr>
+                <w:rFonts w:ascii="Courier" w:hAnsi="Courier"/>
+                <w:color w:val="1A1A1A"/>
+                <w:sz w:val="18"/>
+              </w:rPr>
+              <w:t>is_reference=false</w:t>
+            </w:r>
+            <w:r>
+              <w:rPr>
+                <w:color w:val="1A1A1A"/>
+                <w:sz w:val="18"/>
+              </w:rPr>
+              <w:t xml:space="preserve"> ，亦称系统重算轨）、 </w:t>
+            </w:r>
+            <w:r>
+              <w:rPr>
+                <w:b/>
+                <w:color w:val="1A1A1A"/>
+                <w:sz w:val="18"/>
+              </w:rPr>
+              <w:t>附件参考</w:t>
+            </w:r>
+            <w:r>
+              <w:rPr>
+                <w:color w:val="1A1A1A"/>
+                <w:sz w:val="18"/>
+              </w:rPr>
+              <w:t xml:space="preserve"> （ </w:t>
+            </w:r>
+            <w:r>
+              <w:rPr>
+                <w:rFonts w:ascii="Courier" w:hAnsi="Courier"/>
+                <w:color w:val="1A1A1A"/>
+                <w:sz w:val="18"/>
+              </w:rPr>
+              <w:t>is_reference=true</w:t>
+            </w:r>
+            <w:r>
+              <w:rPr>
+                <w:color w:val="1A1A1A"/>
+                <w:sz w:val="18"/>
+              </w:rPr>
+              <w:t xml:space="preserve"> ）、 </w:t>
+            </w:r>
+            <w:r>
+              <w:rPr>
+                <w:b/>
+                <w:color w:val="1A1A1A"/>
+                <w:sz w:val="18"/>
+              </w:rPr>
+              <w:t>行业公开</w:t>
             </w:r>
             <w:r>
               <w:rPr>
@@ -3625,6 +4616,20 @@
                 <w:color w:val="1A1A1A"/>
                 <w:sz w:val="18"/>
               </w:rPr>
+              <w:t>；关键定量段落后附</w:t>
+            </w:r>
+            <w:r>
+              <w:rPr>
+                <w:color w:val="1A1A1A"/>
+                <w:sz w:val="18"/>
+              </w:rPr>
+              <w:t xml:space="preserve"> </w:t>
+            </w:r>
+            <w:r>
+              <w:rPr>
+                <w:color w:val="1A1A1A"/>
+                <w:sz w:val="18"/>
+              </w:rPr>
               <w:t>“</w:t>
             </w:r>
             <w:r>
@@ -3639,7 +4644,7 @@
                 <w:color w:val="1A1A1A"/>
                 <w:sz w:val="18"/>
               </w:rPr>
-              <w:t>阶段零：原型建设（已完成）</w:t>
+              <w:t>数据来源：</w:t>
             </w:r>
             <w:r>
               <w:rPr>
@@ -3653,7 +4658,7 @@
                 <w:color w:val="1A1A1A"/>
                 <w:sz w:val="18"/>
               </w:rPr>
-              <w:t>”</w:t>
+              <w:t>……”</w:t>
             </w:r>
             <w:r>
               <w:rPr>
@@ -3667,14 +4672,136 @@
                 <w:color w:val="1A1A1A"/>
                 <w:sz w:val="18"/>
               </w:rPr>
-              <w:t>，并说明原型阶段确定的三件事实（算法口径、数据需求、治理约束）</w:t>
+              <w:t>引注</w:t>
+            </w:r>
+          </w:p>
+        </w:tc>
+      </w:tr>
+      <w:tr>
+        <w:tc>
+          <w:tcPr>
+            <w:tcW w:type="pct" w:w="300"/>
+            <w:vAlign w:val="center"/>
+            <w:tcBorders>
+              <w:top w:val="single" w:sz="6" w:space="0" w:color="B9C7D6"/>
+              <w:bottom w:val="single" w:sz="6" w:space="0" w:color="B9C7D6"/>
+              <w:left w:val="single" w:sz="6" w:space="0" w:color="B9C7D6"/>
+              <w:right w:val="single" w:sz="6" w:space="0" w:color="B9C7D6"/>
+            </w:tcBorders>
+            <w:tcMar>
+              <w:top w:w="100" w:type="dxa"/>
+              <w:bottom w:w="100" w:type="dxa"/>
+              <w:left w:w="120" w:type="dxa"/>
+              <w:right w:w="120" w:type="dxa"/>
+            </w:tcMar>
+          </w:tcPr>
+          <w:p>
+            <w:pPr>
+              <w:spacing w:line="240" w:lineRule="auto" w:before="49" w:after="49"/>
+            </w:pPr>
+            <w:r>
+              <w:rPr>
+                <w:color w:val="1A1A1A"/>
+                <w:sz w:val="18"/>
+              </w:rPr>
+              <w:t>11</w:t>
+            </w:r>
+          </w:p>
+        </w:tc>
+        <w:tc>
+          <w:tcPr>
+            <w:tcW w:type="pct" w:w="1000"/>
+            <w:vAlign w:val="center"/>
+            <w:tcBorders>
+              <w:top w:val="single" w:sz="6" w:space="0" w:color="B9C7D6"/>
+              <w:bottom w:val="single" w:sz="6" w:space="0" w:color="B9C7D6"/>
+              <w:left w:val="single" w:sz="6" w:space="0" w:color="B9C7D6"/>
+              <w:right w:val="single" w:sz="6" w:space="0" w:color="B9C7D6"/>
+            </w:tcBorders>
+            <w:tcMar>
+              <w:top w:w="100" w:type="dxa"/>
+              <w:bottom w:w="100" w:type="dxa"/>
+              <w:left w:w="120" w:type="dxa"/>
+              <w:right w:w="120" w:type="dxa"/>
+            </w:tcMar>
+          </w:tcPr>
+          <w:p>
+            <w:pPr>
+              <w:spacing w:line="240" w:lineRule="auto" w:before="49" w:after="49"/>
+            </w:pPr>
+            <w:r>
+              <w:rPr>
+                <w:color w:val="1A1A1A"/>
+                <w:sz w:val="18"/>
+              </w:rPr>
+              <w:t>行文体裁</w:t>
+            </w:r>
+          </w:p>
+        </w:tc>
+        <w:tc>
+          <w:tcPr>
+            <w:tcW w:type="pct" w:w="1850"/>
+            <w:vAlign w:val="center"/>
+            <w:tcBorders>
+              <w:top w:val="single" w:sz="6" w:space="0" w:color="B9C7D6"/>
+              <w:bottom w:val="single" w:sz="6" w:space="0" w:color="B9C7D6"/>
+              <w:left w:val="single" w:sz="6" w:space="0" w:color="B9C7D6"/>
+              <w:right w:val="single" w:sz="6" w:space="0" w:color="B9C7D6"/>
+            </w:tcBorders>
+            <w:tcMar>
+              <w:top w:w="100" w:type="dxa"/>
+              <w:bottom w:w="100" w:type="dxa"/>
+              <w:left w:w="120" w:type="dxa"/>
+              <w:right w:w="120" w:type="dxa"/>
+            </w:tcMar>
+          </w:tcPr>
+          <w:p>
+            <w:pPr>
+              <w:spacing w:line="240" w:lineRule="auto" w:before="49" w:after="49"/>
+            </w:pPr>
+            <w:r>
+              <w:rPr>
+                <w:color w:val="1A1A1A"/>
+                <w:sz w:val="18"/>
+              </w:rPr>
+              <w:t>含用于交底的工作性内容（修订说明、版本差异、缺陷修复过程）</w:t>
+            </w:r>
+          </w:p>
+        </w:tc>
+        <w:tc>
+          <w:tcPr>
+            <w:tcW w:type="pct" w:w="1850"/>
+            <w:vAlign w:val="center"/>
+            <w:tcBorders>
+              <w:top w:val="single" w:sz="6" w:space="0" w:color="B9C7D6"/>
+              <w:bottom w:val="single" w:sz="6" w:space="0" w:color="B9C7D6"/>
+              <w:left w:val="single" w:sz="6" w:space="0" w:color="B9C7D6"/>
+              <w:right w:val="single" w:sz="6" w:space="0" w:color="B9C7D6"/>
+            </w:tcBorders>
+            <w:tcMar>
+              <w:top w:w="100" w:type="dxa"/>
+              <w:bottom w:w="100" w:type="dxa"/>
+              <w:left w:w="120" w:type="dxa"/>
+              <w:right w:w="120" w:type="dxa"/>
+            </w:tcMar>
+          </w:tcPr>
+          <w:p>
+            <w:pPr>
+              <w:spacing w:line="240" w:lineRule="auto" w:before="49" w:after="49"/>
+            </w:pPr>
+            <w:r>
+              <w:rPr>
+                <w:color w:val="1A1A1A"/>
+                <w:sz w:val="18"/>
+              </w:rPr>
+              <w:t>全部改为场景分析报告正文体裁；工作性内容移出正文，仅保留在本说明中</w:t>
             </w:r>
           </w:p>
         </w:tc>
       </w:tr>
     </w:tbl>
     <w:p>
-      <w:bookmarkStart w:id="3" w:name="sy3"/>
+      <w:bookmarkStart w:id="3" w:name="g3"/>
       <w:pPr>
         <w:pStyle w:val="Heading2"/>
       </w:pPr>
@@ -3697,22 +4824,7 @@
           <w:color w:val="1A1A1A"/>
           <w:sz w:val="21"/>
         </w:rPr>
-        <w:t>以下位置位于第一、二、七、八章及附录，本文件未作修改，但</w:t>
-      </w:r>
-      <w:r>
-        <w:rPr>
-          <w:b/>
-          <w:color w:val="1A1A1A"/>
-          <w:sz w:val="21"/>
-        </w:rPr>
-        <w:t>若不同步修改，将与改写后的第三至六章产生前后矛盾</w:t>
-      </w:r>
-      <w:r>
-        <w:rPr>
-          <w:color w:val="1A1A1A"/>
-          <w:sz w:val="21"/>
-        </w:rPr>
-        <w:t>。建议按下表逐条处理。</w:t>
+        <w:t>以下各处位于第三至六章之外，若不同步修改，会与替换后的章节产生矛盾。</w:t>
       </w:r>
     </w:p>
     <w:tbl>
@@ -3723,9 +4835,8 @@
       </w:tblPr>
       <w:tblGrid>
         <w:gridCol w:w="518"/>
-        <w:gridCol w:w="1728"/>
-        <w:gridCol w:w="3283"/>
-        <w:gridCol w:w="3110"/>
+        <w:gridCol w:w="2074"/>
+        <w:gridCol w:w="6048"/>
       </w:tblGrid>
       <w:tr>
         <w:tc>
@@ -3763,7 +4874,7 @@
         </w:tc>
         <w:tc>
           <w:tcPr>
-            <w:tcW w:type="pct" w:w="1000"/>
+            <w:tcW w:type="pct" w:w="1200"/>
             <w:shd w:fill="EEF3F8" w:val="clear" w:color="auto"/>
             <w:tcBorders>
               <w:top w:val="single" w:sz="6" w:space="0" w:color="B9C7D6"/>
@@ -3796,7 +4907,7 @@
         </w:tc>
         <w:tc>
           <w:tcPr>
-            <w:tcW w:type="pct" w:w="1900"/>
+            <w:tcW w:type="pct" w:w="3500"/>
             <w:shd w:fill="EEF3F8" w:val="clear" w:color="auto"/>
             <w:tcBorders>
               <w:top w:val="single" w:sz="6" w:space="0" w:color="B9C7D6"/>
@@ -3823,40 +4934,7 @@
                 <w:color w:val="1F4E79"/>
                 <w:sz w:val="18"/>
               </w:rPr>
-              <w:t>原文（须改）</w:t>
-            </w:r>
-          </w:p>
-        </w:tc>
-        <w:tc>
-          <w:tcPr>
-            <w:tcW w:type="pct" w:w="1800"/>
-            <w:shd w:fill="EEF3F8" w:val="clear" w:color="auto"/>
-            <w:tcBorders>
-              <w:top w:val="single" w:sz="6" w:space="0" w:color="B9C7D6"/>
-              <w:bottom w:val="single" w:sz="6" w:space="0" w:color="B9C7D6"/>
-              <w:left w:val="single" w:sz="6" w:space="0" w:color="B9C7D6"/>
-              <w:right w:val="single" w:sz="6" w:space="0" w:color="B9C7D6"/>
-            </w:tcBorders>
-            <w:vAlign w:val="center"/>
-            <w:tcMar>
-              <w:top w:w="100" w:type="dxa"/>
-              <w:bottom w:w="100" w:type="dxa"/>
-              <w:left w:w="120" w:type="dxa"/>
-              <w:right w:w="120" w:type="dxa"/>
-            </w:tcMar>
-          </w:tcPr>
-          <w:p>
-            <w:pPr>
-              <w:jc w:val="left"/>
-              <w:spacing w:line="240" w:lineRule="auto" w:before="45" w:after="45"/>
-            </w:pPr>
-            <w:r>
-              <w:rPr>
-                <w:b/>
-                <w:color w:val="1F4E79"/>
-                <w:sz w:val="18"/>
-              </w:rPr>
-              <w:t>建议改为</w:t>
+              <w:t>须同步修改的内容</w:t>
             </w:r>
           </w:p>
         </w:tc>
@@ -3894,7 +4972,7 @@
         </w:tc>
         <w:tc>
           <w:tcPr>
-            <w:tcW w:type="pct" w:w="1000"/>
+            <w:tcW w:type="pct" w:w="1200"/>
             <w:vAlign w:val="center"/>
             <w:tcBorders>
               <w:top w:val="single" w:sz="6" w:space="0" w:color="B9C7D6"/>
@@ -3915,17 +4993,16 @@
             </w:pPr>
             <w:r>
               <w:rPr>
-                <w:b/>
-                <w:color w:val="1A1A1A"/>
-                <w:sz w:val="18"/>
-              </w:rPr>
-              <w:t>摘要</w:t>
+                <w:color w:val="1A1A1A"/>
+                <w:sz w:val="18"/>
+              </w:rPr>
+              <w:t>第一章／第二章若提及平台规模</w:t>
             </w:r>
           </w:p>
         </w:tc>
         <w:tc>
           <w:tcPr>
-            <w:tcW w:type="pct" w:w="1900"/>
+            <w:tcW w:type="pct" w:w="3500"/>
             <w:vAlign w:val="center"/>
             <w:tcBorders>
               <w:top w:val="single" w:sz="6" w:space="0" w:color="B9C7D6"/>
@@ -3949,7 +5026,7 @@
                 <w:color w:val="1A1A1A"/>
                 <w:sz w:val="18"/>
               </w:rPr>
-              <w:t>“</w:t>
+              <w:t>凡出现</w:t>
             </w:r>
             <w:r>
               <w:rPr>
@@ -3963,7 +5040,7 @@
                 <w:color w:val="1A1A1A"/>
                 <w:sz w:val="18"/>
               </w:rPr>
-              <w:t>基于</w:t>
+              <w:t xml:space="preserve">“21 </w:t>
             </w:r>
             <w:r>
               <w:rPr>
@@ -3977,7 +5054,7 @@
                 <w:color w:val="1A1A1A"/>
                 <w:sz w:val="18"/>
               </w:rPr>
-              <w:t xml:space="preserve"> UCI </w:t>
+              <w:t>张数据表、</w:t>
             </w:r>
             <w:r>
               <w:rPr>
@@ -3991,7 +5068,7 @@
                 <w:color w:val="1A1A1A"/>
                 <w:sz w:val="18"/>
               </w:rPr>
-              <w:t>公开零售数据集完成算法验证，可直接部署于讯飞星辰</w:t>
+              <w:t xml:space="preserve">47 </w:t>
             </w:r>
             <w:r>
               <w:rPr>
@@ -4005,7 +5082,7 @@
                 <w:color w:val="1A1A1A"/>
                 <w:sz w:val="18"/>
               </w:rPr>
-              <w:t xml:space="preserve"> Agent </w:t>
+              <w:t>个接口路径、单文件</w:t>
             </w:r>
             <w:r>
               <w:rPr>
@@ -4019,7 +5096,7 @@
                 <w:color w:val="1A1A1A"/>
                 <w:sz w:val="18"/>
               </w:rPr>
-              <w:t>平台</w:t>
+              <w:t xml:space="preserve"> HTML </w:t>
             </w:r>
             <w:r>
               <w:rPr>
@@ -4033,7 +5110,7 @@
                 <w:color w:val="1A1A1A"/>
                 <w:sz w:val="18"/>
               </w:rPr>
-              <w:t>”“</w:t>
+              <w:t>前端</w:t>
             </w:r>
             <w:r>
               <w:rPr>
@@ -4047,7 +5124,7 @@
                 <w:color w:val="1A1A1A"/>
                 <w:sz w:val="18"/>
               </w:rPr>
-              <w:t>集成品类诊断、购物篮关联分析、需求预测三大核心模块</w:t>
+              <w:t>”</w:t>
             </w:r>
             <w:r>
               <w:rPr>
@@ -4061,233 +5138,133 @@
                 <w:color w:val="1A1A1A"/>
                 <w:sz w:val="18"/>
               </w:rPr>
+              <w:t>等旧表述之处，统一改为</w:t>
+            </w:r>
+            <w:r>
+              <w:rPr>
+                <w:color w:val="1A1A1A"/>
+                <w:sz w:val="18"/>
+              </w:rPr>
+              <w:t xml:space="preserve"> </w:t>
+            </w:r>
+            <w:r>
+              <w:rPr>
+                <w:color w:val="1A1A1A"/>
+                <w:sz w:val="18"/>
+              </w:rPr>
+              <w:t xml:space="preserve">“20 </w:t>
+            </w:r>
+            <w:r>
+              <w:rPr>
+                <w:color w:val="1A1A1A"/>
+                <w:sz w:val="18"/>
+              </w:rPr>
+              <w:t xml:space="preserve"> </w:t>
+            </w:r>
+            <w:r>
+              <w:rPr>
+                <w:color w:val="1A1A1A"/>
+                <w:sz w:val="18"/>
+              </w:rPr>
+              <w:t>张数据表、</w:t>
+            </w:r>
+            <w:r>
+              <w:rPr>
+                <w:color w:val="1A1A1A"/>
+                <w:sz w:val="18"/>
+              </w:rPr>
+              <w:t xml:space="preserve"> </w:t>
+            </w:r>
+            <w:r>
+              <w:rPr>
+                <w:color w:val="1A1A1A"/>
+                <w:sz w:val="18"/>
+              </w:rPr>
+              <w:t xml:space="preserve">33 </w:t>
+            </w:r>
+            <w:r>
+              <w:rPr>
+                <w:color w:val="1A1A1A"/>
+                <w:sz w:val="18"/>
+              </w:rPr>
+              <w:t xml:space="preserve"> </w:t>
+            </w:r>
+            <w:r>
+              <w:rPr>
+                <w:color w:val="1A1A1A"/>
+                <w:sz w:val="18"/>
+              </w:rPr>
+              <w:t>个业务接口、</w:t>
+            </w:r>
+            <w:r>
+              <w:rPr>
+                <w:color w:val="1A1A1A"/>
+                <w:sz w:val="18"/>
+              </w:rPr>
+              <w:t xml:space="preserve"> </w:t>
+            </w:r>
+            <w:r>
+              <w:rPr>
+                <w:color w:val="1A1A1A"/>
+                <w:sz w:val="18"/>
+              </w:rPr>
+              <w:t xml:space="preserve">React </w:t>
+            </w:r>
+            <w:r>
+              <w:rPr>
+                <w:color w:val="1A1A1A"/>
+                <w:sz w:val="18"/>
+              </w:rPr>
+              <w:t xml:space="preserve"> </w:t>
+            </w:r>
+            <w:r>
+              <w:rPr>
+                <w:color w:val="1A1A1A"/>
+                <w:sz w:val="18"/>
+              </w:rPr>
+              <w:t>单页应用</w:t>
+            </w:r>
+            <w:r>
+              <w:rPr>
+                <w:color w:val="1A1A1A"/>
+                <w:sz w:val="18"/>
+              </w:rPr>
+              <w:t xml:space="preserve"> </w:t>
+            </w:r>
+            <w:r>
+              <w:rPr>
+                <w:color w:val="1A1A1A"/>
+                <w:sz w:val="18"/>
+              </w:rPr>
+              <w:t xml:space="preserve"> 12 </w:t>
+            </w:r>
+            <w:r>
+              <w:rPr>
+                <w:color w:val="1A1A1A"/>
+                <w:sz w:val="18"/>
+              </w:rPr>
+              <w:t xml:space="preserve"> </w:t>
+            </w:r>
+            <w:r>
+              <w:rPr>
+                <w:color w:val="1A1A1A"/>
+                <w:sz w:val="18"/>
+              </w:rPr>
+              <w:t>个页面</w:t>
+            </w:r>
+            <w:r>
+              <w:rPr>
+                <w:color w:val="1A1A1A"/>
+                <w:sz w:val="18"/>
+              </w:rPr>
+              <w:t xml:space="preserve"> </w:t>
+            </w:r>
+            <w:r>
+              <w:rPr>
+                <w:color w:val="1A1A1A"/>
+                <w:sz w:val="18"/>
+              </w:rPr>
               <w:t>”</w:t>
-            </w:r>
-          </w:p>
-        </w:tc>
-        <w:tc>
-          <w:tcPr>
-            <w:tcW w:type="pct" w:w="1800"/>
-            <w:vAlign w:val="center"/>
-            <w:tcBorders>
-              <w:top w:val="single" w:sz="6" w:space="0" w:color="B9C7D6"/>
-              <w:bottom w:val="single" w:sz="6" w:space="0" w:color="B9C7D6"/>
-              <w:left w:val="single" w:sz="6" w:space="0" w:color="B9C7D6"/>
-              <w:right w:val="single" w:sz="6" w:space="0" w:color="B9C7D6"/>
-            </w:tcBorders>
-            <w:tcMar>
-              <w:top w:w="100" w:type="dxa"/>
-              <w:bottom w:w="100" w:type="dxa"/>
-              <w:left w:w="120" w:type="dxa"/>
-              <w:right w:w="120" w:type="dxa"/>
-            </w:tcMar>
-          </w:tcPr>
-          <w:p>
-            <w:pPr>
-              <w:spacing w:line="240" w:lineRule="auto" w:before="49" w:after="49"/>
-            </w:pPr>
-            <w:r>
-              <w:rPr>
-                <w:color w:val="1A1A1A"/>
-                <w:sz w:val="18"/>
-              </w:rPr>
-              <w:t>改为</w:t>
-            </w:r>
-            <w:r>
-              <w:rPr>
-                <w:color w:val="1A1A1A"/>
-                <w:sz w:val="18"/>
-              </w:rPr>
-              <w:t xml:space="preserve"> </w:t>
-            </w:r>
-            <w:r>
-              <w:rPr>
-                <w:color w:val="1A1A1A"/>
-                <w:sz w:val="18"/>
-              </w:rPr>
-              <w:t>“</w:t>
-            </w:r>
-            <w:r>
-              <w:rPr>
-                <w:color w:val="1A1A1A"/>
-                <w:sz w:val="18"/>
-              </w:rPr>
-              <w:t xml:space="preserve"> </w:t>
-            </w:r>
-            <w:r>
-              <w:rPr>
-                <w:color w:val="1A1A1A"/>
-                <w:sz w:val="18"/>
-              </w:rPr>
-              <w:t>已在自研可运行平台上完成算法验证（前后端双实现结果逐位一致，</w:t>
-            </w:r>
-            <w:r>
-              <w:rPr>
-                <w:color w:val="1A1A1A"/>
-                <w:sz w:val="18"/>
-              </w:rPr>
-              <w:t xml:space="preserve"> </w:t>
-            </w:r>
-            <w:r>
-              <w:rPr>
-                <w:color w:val="1A1A1A"/>
-                <w:sz w:val="18"/>
-              </w:rPr>
-              <w:t xml:space="preserve">186 </w:t>
-            </w:r>
-            <w:r>
-              <w:rPr>
-                <w:color w:val="1A1A1A"/>
-                <w:sz w:val="18"/>
-              </w:rPr>
-              <w:t xml:space="preserve"> </w:t>
-            </w:r>
-            <w:r>
-              <w:rPr>
-                <w:color w:val="1A1A1A"/>
-                <w:sz w:val="18"/>
-              </w:rPr>
-              <w:t>项断言与</w:t>
-            </w:r>
-            <w:r>
-              <w:rPr>
-                <w:color w:val="1A1A1A"/>
-                <w:sz w:val="18"/>
-              </w:rPr>
-              <w:t xml:space="preserve"> </w:t>
-            </w:r>
-            <w:r>
-              <w:rPr>
-                <w:color w:val="1A1A1A"/>
-                <w:sz w:val="18"/>
-              </w:rPr>
-              <w:t xml:space="preserve"> 11 </w:t>
-            </w:r>
-            <w:r>
-              <w:rPr>
-                <w:color w:val="1A1A1A"/>
-                <w:sz w:val="18"/>
-              </w:rPr>
-              <w:t xml:space="preserve"> </w:t>
-            </w:r>
-            <w:r>
-              <w:rPr>
-                <w:color w:val="1A1A1A"/>
-                <w:sz w:val="18"/>
-              </w:rPr>
-              <w:t>项接口测试全部通过），并以双轨架构对接讯飞星辰</w:t>
-            </w:r>
-            <w:r>
-              <w:rPr>
-                <w:color w:val="1A1A1A"/>
-                <w:sz w:val="18"/>
-              </w:rPr>
-              <w:t xml:space="preserve"> </w:t>
-            </w:r>
-            <w:r>
-              <w:rPr>
-                <w:color w:val="1A1A1A"/>
-                <w:sz w:val="18"/>
-              </w:rPr>
-              <w:t xml:space="preserve"> Agent </w:t>
-            </w:r>
-            <w:r>
-              <w:rPr>
-                <w:color w:val="1A1A1A"/>
-                <w:sz w:val="18"/>
-              </w:rPr>
-              <w:t xml:space="preserve"> </w:t>
-            </w:r>
-            <w:r>
-              <w:rPr>
-                <w:color w:val="1A1A1A"/>
-                <w:sz w:val="18"/>
-              </w:rPr>
-              <w:t>平台</w:t>
-            </w:r>
-            <w:r>
-              <w:rPr>
-                <w:color w:val="1A1A1A"/>
-                <w:sz w:val="18"/>
-              </w:rPr>
-              <w:t xml:space="preserve"> </w:t>
-            </w:r>
-            <w:r>
-              <w:rPr>
-                <w:color w:val="1A1A1A"/>
-                <w:sz w:val="18"/>
-              </w:rPr>
-              <w:t>”</w:t>
-            </w:r>
-            <w:r>
-              <w:rPr>
-                <w:color w:val="1A1A1A"/>
-                <w:sz w:val="18"/>
-              </w:rPr>
-              <w:t xml:space="preserve"> </w:t>
-            </w:r>
-            <w:r>
-              <w:rPr>
-                <w:color w:val="1A1A1A"/>
-                <w:sz w:val="18"/>
-              </w:rPr>
-              <w:t>，并补充</w:t>
-            </w:r>
-            <w:r>
-              <w:rPr>
-                <w:color w:val="1A1A1A"/>
-                <w:sz w:val="18"/>
-              </w:rPr>
-              <w:t xml:space="preserve"> </w:t>
-            </w:r>
-            <w:r>
-              <w:rPr>
-                <w:color w:val="1A1A1A"/>
-                <w:sz w:val="18"/>
-              </w:rPr>
-              <w:t>“</w:t>
-            </w:r>
-            <w:r>
-              <w:rPr>
-                <w:color w:val="1A1A1A"/>
-                <w:sz w:val="18"/>
-              </w:rPr>
-              <w:t xml:space="preserve"> </w:t>
-            </w:r>
-            <w:r>
-              <w:rPr>
-                <w:color w:val="1A1A1A"/>
-                <w:sz w:val="18"/>
-              </w:rPr>
-              <w:t>数据不足即拒答</w:t>
-            </w:r>
-            <w:r>
-              <w:rPr>
-                <w:color w:val="1A1A1A"/>
-                <w:sz w:val="18"/>
-              </w:rPr>
-              <w:t xml:space="preserve"> </w:t>
-            </w:r>
-            <w:r>
-              <w:rPr>
-                <w:color w:val="1A1A1A"/>
-                <w:sz w:val="18"/>
-              </w:rPr>
-              <w:t>”</w:t>
-            </w:r>
-            <w:r>
-              <w:rPr>
-                <w:color w:val="1A1A1A"/>
-                <w:sz w:val="18"/>
-              </w:rPr>
-              <w:t xml:space="preserve"> </w:t>
-            </w:r>
-            <w:r>
-              <w:rPr>
-                <w:color w:val="1A1A1A"/>
-                <w:sz w:val="18"/>
-              </w:rPr>
-              <w:t>的可信性机制与三级审批分级</w:t>
             </w:r>
           </w:p>
         </w:tc>
@@ -4325,7 +5302,7 @@
         </w:tc>
         <w:tc>
           <w:tcPr>
-            <w:tcW w:type="pct" w:w="1000"/>
+            <w:tcW w:type="pct" w:w="1200"/>
             <w:vAlign w:val="center"/>
             <w:tcBorders>
               <w:top w:val="single" w:sz="6" w:space="0" w:color="B9C7D6"/>
@@ -4346,17 +5323,16 @@
             </w:pPr>
             <w:r>
               <w:rPr>
-                <w:b/>
-                <w:color w:val="1A1A1A"/>
-                <w:sz w:val="18"/>
-              </w:rPr>
-              <w:t>摘要</w:t>
+                <w:color w:val="1A1A1A"/>
+                <w:sz w:val="18"/>
+              </w:rPr>
+              <w:t>第五章之外引用了健康度数值之处</w:t>
             </w:r>
           </w:p>
         </w:tc>
         <w:tc>
           <w:tcPr>
-            <w:tcW w:type="pct" w:w="1900"/>
+            <w:tcW w:type="pct" w:w="3500"/>
             <w:vAlign w:val="center"/>
             <w:tcBorders>
               <w:top w:val="single" w:sz="6" w:space="0" w:color="B9C7D6"/>
@@ -4380,247 +5356,7 @@
                 <w:color w:val="1A1A1A"/>
                 <w:sz w:val="18"/>
               </w:rPr>
-              <w:t xml:space="preserve">“AI </w:t>
-            </w:r>
-            <w:r>
-              <w:rPr>
-                <w:color w:val="1A1A1A"/>
-                <w:sz w:val="18"/>
-              </w:rPr>
-              <w:t xml:space="preserve"> </w:t>
-            </w:r>
-            <w:r>
-              <w:rPr>
-                <w:color w:val="1A1A1A"/>
-                <w:sz w:val="18"/>
-              </w:rPr>
-              <w:t>选品可使</w:t>
-            </w:r>
-            <w:r>
-              <w:rPr>
-                <w:color w:val="1A1A1A"/>
-                <w:sz w:val="18"/>
-              </w:rPr>
-              <w:t xml:space="preserve"> </w:t>
-            </w:r>
-            <w:r>
-              <w:rPr>
-                <w:color w:val="1A1A1A"/>
-                <w:sz w:val="18"/>
-              </w:rPr>
-              <w:t xml:space="preserve"> SKU </w:t>
-            </w:r>
-            <w:r>
-              <w:rPr>
-                <w:color w:val="1A1A1A"/>
-                <w:sz w:val="18"/>
-              </w:rPr>
-              <w:t xml:space="preserve"> </w:t>
-            </w:r>
-            <w:r>
-              <w:rPr>
-                <w:color w:val="1A1A1A"/>
-                <w:sz w:val="18"/>
-              </w:rPr>
-              <w:t>推荐准确率提升</w:t>
-            </w:r>
-            <w:r>
-              <w:rPr>
-                <w:color w:val="1A1A1A"/>
-                <w:sz w:val="18"/>
-              </w:rPr>
-              <w:t xml:space="preserve"> </w:t>
-            </w:r>
-            <w:r>
-              <w:rPr>
-                <w:color w:val="1A1A1A"/>
-                <w:sz w:val="18"/>
-              </w:rPr>
-              <w:t xml:space="preserve"> 30% </w:t>
-            </w:r>
-            <w:r>
-              <w:rPr>
-                <w:color w:val="1A1A1A"/>
-                <w:sz w:val="18"/>
-              </w:rPr>
-              <w:t xml:space="preserve"> </w:t>
-            </w:r>
-            <w:r>
-              <w:rPr>
-                <w:color w:val="1A1A1A"/>
-                <w:sz w:val="18"/>
-              </w:rPr>
-              <w:t>以上、缺货率降低</w:t>
-            </w:r>
-            <w:r>
-              <w:rPr>
-                <w:color w:val="1A1A1A"/>
-                <w:sz w:val="18"/>
-              </w:rPr>
-              <w:t xml:space="preserve"> </w:t>
-            </w:r>
-            <w:r>
-              <w:rPr>
-                <w:color w:val="1A1A1A"/>
-                <w:sz w:val="18"/>
-              </w:rPr>
-              <w:t xml:space="preserve"> 15%</w:t>
-            </w:r>
-            <w:r>
-              <w:rPr>
-                <w:color w:val="1A1A1A"/>
-                <w:sz w:val="18"/>
-              </w:rPr>
-              <w:t xml:space="preserve"> </w:t>
-            </w:r>
-            <w:r>
-              <w:rPr>
-                <w:color w:val="1A1A1A"/>
-                <w:sz w:val="18"/>
-              </w:rPr>
-              <w:t>、库存周转效率提升</w:t>
-            </w:r>
-            <w:r>
-              <w:rPr>
-                <w:color w:val="1A1A1A"/>
-                <w:sz w:val="18"/>
-              </w:rPr>
-              <w:t xml:space="preserve"> </w:t>
-            </w:r>
-            <w:r>
-              <w:rPr>
-                <w:color w:val="1A1A1A"/>
-                <w:sz w:val="18"/>
-              </w:rPr>
-              <w:t xml:space="preserve"> 35%”</w:t>
-            </w:r>
-          </w:p>
-        </w:tc>
-        <w:tc>
-          <w:tcPr>
-            <w:tcW w:type="pct" w:w="1800"/>
-            <w:vAlign w:val="center"/>
-            <w:tcBorders>
-              <w:top w:val="single" w:sz="6" w:space="0" w:color="B9C7D6"/>
-              <w:bottom w:val="single" w:sz="6" w:space="0" w:color="B9C7D6"/>
-              <w:left w:val="single" w:sz="6" w:space="0" w:color="B9C7D6"/>
-              <w:right w:val="single" w:sz="6" w:space="0" w:color="B9C7D6"/>
-            </w:tcBorders>
-            <w:tcMar>
-              <w:top w:w="100" w:type="dxa"/>
-              <w:bottom w:w="100" w:type="dxa"/>
-              <w:left w:w="120" w:type="dxa"/>
-              <w:right w:w="120" w:type="dxa"/>
-            </w:tcMar>
-          </w:tcPr>
-          <w:p>
-            <w:pPr>
-              <w:spacing w:line="240" w:lineRule="auto" w:before="49" w:after="49"/>
-            </w:pPr>
-            <w:r>
-              <w:rPr>
-                <w:color w:val="1A1A1A"/>
-                <w:sz w:val="18"/>
-              </w:rPr>
-              <w:t>保留，但须明确标注为</w:t>
-            </w:r>
-            <w:r>
-              <w:rPr>
-                <w:color w:val="1A1A1A"/>
-                <w:sz w:val="18"/>
-              </w:rPr>
-              <w:t xml:space="preserve"> </w:t>
-            </w:r>
-            <w:r>
-              <w:rPr>
-                <w:color w:val="1A1A1A"/>
-                <w:sz w:val="18"/>
-              </w:rPr>
-              <w:t>“</w:t>
-            </w:r>
-            <w:r>
-              <w:rPr>
-                <w:color w:val="1A1A1A"/>
-                <w:sz w:val="18"/>
-              </w:rPr>
-              <w:t xml:space="preserve"> </w:t>
-            </w:r>
-            <w:r>
-              <w:rPr>
-                <w:color w:val="1A1A1A"/>
-                <w:sz w:val="18"/>
-              </w:rPr>
-              <w:t>行业公开数据</w:t>
-            </w:r>
-            <w:r>
-              <w:rPr>
-                <w:color w:val="1A1A1A"/>
-                <w:sz w:val="18"/>
-              </w:rPr>
-              <w:t xml:space="preserve"> </w:t>
-            </w:r>
-            <w:r>
-              <w:rPr>
-                <w:color w:val="1A1A1A"/>
-                <w:sz w:val="18"/>
-              </w:rPr>
-              <w:t>”</w:t>
-            </w:r>
-            <w:r>
-              <w:rPr>
-                <w:color w:val="1A1A1A"/>
-                <w:sz w:val="18"/>
-              </w:rPr>
-              <w:t xml:space="preserve"> </w:t>
-            </w:r>
-            <w:r>
-              <w:rPr>
-                <w:color w:val="1A1A1A"/>
-                <w:sz w:val="18"/>
-              </w:rPr>
-              <w:t>，并补一句</w:t>
-            </w:r>
-            <w:r>
-              <w:rPr>
-                <w:color w:val="1A1A1A"/>
-                <w:sz w:val="18"/>
-              </w:rPr>
-              <w:t xml:space="preserve"> </w:t>
-            </w:r>
-            <w:r>
-              <w:rPr>
-                <w:color w:val="1A1A1A"/>
-                <w:sz w:val="18"/>
-              </w:rPr>
-              <w:t>“</w:t>
-            </w:r>
-            <w:r>
-              <w:rPr>
-                <w:color w:val="1A1A1A"/>
-                <w:sz w:val="18"/>
-              </w:rPr>
-              <w:t xml:space="preserve"> </w:t>
-            </w:r>
-            <w:r>
-              <w:rPr>
-                <w:color w:val="1A1A1A"/>
-                <w:sz w:val="18"/>
-              </w:rPr>
-              <w:t>本研究尚未在真实数据上验证上述改善幅度</w:t>
-            </w:r>
-            <w:r>
-              <w:rPr>
-                <w:color w:val="1A1A1A"/>
-                <w:sz w:val="18"/>
-              </w:rPr>
-              <w:t xml:space="preserve"> </w:t>
-            </w:r>
-            <w:r>
-              <w:rPr>
-                <w:color w:val="1A1A1A"/>
-                <w:sz w:val="18"/>
-              </w:rPr>
-              <w:t>”</w:t>
+              <w:t>凡引用健康度分数之处，统一替换为新工程实测值，并标注轨别（重算轨／参考轨）</w:t>
             </w:r>
           </w:p>
         </w:tc>
@@ -4658,7 +5394,7 @@
         </w:tc>
         <w:tc>
           <w:tcPr>
-            <w:tcW w:type="pct" w:w="1000"/>
+            <w:tcW w:type="pct" w:w="1200"/>
             <w:vAlign w:val="center"/>
             <w:tcBorders>
               <w:top w:val="single" w:sz="6" w:space="0" w:color="B9C7D6"/>
@@ -4679,17 +5415,16 @@
             </w:pPr>
             <w:r>
               <w:rPr>
-                <w:b/>
-                <w:color w:val="1A1A1A"/>
-                <w:sz w:val="18"/>
-              </w:rPr>
-              <w:t>第八章 8.1（3）</w:t>
+                <w:color w:val="1A1A1A"/>
+                <w:sz w:val="18"/>
+              </w:rPr>
+              <w:t>摘要／关键词</w:t>
             </w:r>
           </w:p>
         </w:tc>
         <w:tc>
           <w:tcPr>
-            <w:tcW w:type="pct" w:w="1900"/>
+            <w:tcW w:type="pct" w:w="3500"/>
             <w:vAlign w:val="center"/>
             <w:tcBorders>
               <w:top w:val="single" w:sz="6" w:space="0" w:color="B9C7D6"/>
@@ -4713,6 +5448,48 @@
                 <w:color w:val="1A1A1A"/>
                 <w:sz w:val="18"/>
               </w:rPr>
+              <w:t>若摘要中提及预测精度或</w:t>
+            </w:r>
+            <w:r>
+              <w:rPr>
+                <w:color w:val="1A1A1A"/>
+                <w:sz w:val="18"/>
+              </w:rPr>
+              <w:t xml:space="preserve"> </w:t>
+            </w:r>
+            <w:r>
+              <w:rPr>
+                <w:color w:val="1A1A1A"/>
+                <w:sz w:val="18"/>
+              </w:rPr>
+              <w:t xml:space="preserve"> MAPE</w:t>
+            </w:r>
+            <w:r>
+              <w:rPr>
+                <w:color w:val="1A1A1A"/>
+                <w:sz w:val="18"/>
+              </w:rPr>
+              <w:t xml:space="preserve"> </w:t>
+            </w:r>
+            <w:r>
+              <w:rPr>
+                <w:color w:val="1A1A1A"/>
+                <w:sz w:val="18"/>
+              </w:rPr>
+              <w:t>，须删除或改为</w:t>
+            </w:r>
+            <w:r>
+              <w:rPr>
+                <w:color w:val="1A1A1A"/>
+                <w:sz w:val="18"/>
+              </w:rPr>
+              <w:t xml:space="preserve"> </w:t>
+            </w:r>
+            <w:r>
+              <w:rPr>
+                <w:color w:val="1A1A1A"/>
+                <w:sz w:val="18"/>
+              </w:rPr>
               <w:t>“</w:t>
             </w:r>
             <w:r>
@@ -4727,7 +5504,7 @@
                 <w:color w:val="1A1A1A"/>
                 <w:sz w:val="18"/>
               </w:rPr>
-              <w:t>智能体采用</w:t>
+              <w:t>报告趋势方向而非精度指标</w:t>
             </w:r>
             <w:r>
               <w:rPr>
@@ -4741,7 +5518,7 @@
                 <w:color w:val="1A1A1A"/>
                 <w:sz w:val="18"/>
               </w:rPr>
-              <w:t>‘</w:t>
+              <w:t>”</w:t>
             </w:r>
             <w:r>
               <w:rPr>
@@ -4755,7 +5532,7 @@
                 <w:color w:val="1A1A1A"/>
                 <w:sz w:val="18"/>
               </w:rPr>
-              <w:t>本地算法计算＋云端知识推理＋平台人机交互</w:t>
+              <w:t>；关键词建议补入</w:t>
             </w:r>
             <w:r>
               <w:rPr>
@@ -4769,7 +5546,7 @@
                 <w:color w:val="1A1A1A"/>
                 <w:sz w:val="18"/>
               </w:rPr>
-              <w:t>’</w:t>
+              <w:t>“</w:t>
             </w:r>
             <w:r>
               <w:rPr>
@@ -4783,7 +5560,7 @@
                 <w:color w:val="1A1A1A"/>
                 <w:sz w:val="18"/>
               </w:rPr>
-              <w:t>的三层架构</w:t>
+              <w:t>场景分析</w:t>
             </w:r>
             <w:r>
               <w:rPr>
@@ -4797,7 +5574,7 @@
                 <w:color w:val="1A1A1A"/>
                 <w:sz w:val="18"/>
               </w:rPr>
-              <w:t>……</w:t>
+              <w:t>”“</w:t>
             </w:r>
             <w:r>
               <w:rPr>
@@ -4811,7 +5588,7 @@
                 <w:color w:val="1A1A1A"/>
                 <w:sz w:val="18"/>
               </w:rPr>
-              <w:t>已在</w:t>
+              <w:t>数据可追溯</w:t>
             </w:r>
             <w:r>
               <w:rPr>
@@ -4825,7 +5602,7 @@
                 <w:color w:val="1A1A1A"/>
                 <w:sz w:val="18"/>
               </w:rPr>
-              <w:t xml:space="preserve"> UCI </w:t>
+              <w:t>”</w:t>
             </w:r>
             <w:r>
               <w:rPr>
@@ -4839,219 +5616,7 @@
                 <w:color w:val="1A1A1A"/>
                 <w:sz w:val="18"/>
               </w:rPr>
-              <w:t>公开零售数据集（</w:t>
-            </w:r>
-            <w:r>
-              <w:rPr>
-                <w:color w:val="1A1A1A"/>
-                <w:sz w:val="18"/>
-              </w:rPr>
-              <w:t xml:space="preserve"> </w:t>
-            </w:r>
-            <w:r>
-              <w:rPr>
-                <w:color w:val="1A1A1A"/>
-                <w:sz w:val="18"/>
-              </w:rPr>
-              <w:t xml:space="preserve">54 </w:t>
-            </w:r>
-            <w:r>
-              <w:rPr>
-                <w:color w:val="1A1A1A"/>
-                <w:sz w:val="18"/>
-              </w:rPr>
-              <w:t xml:space="preserve"> </w:t>
-            </w:r>
-            <w:r>
-              <w:rPr>
-                <w:color w:val="1A1A1A"/>
-                <w:sz w:val="18"/>
-              </w:rPr>
-              <w:t>万条交易记录）上完成算法验证</w:t>
-            </w:r>
-            <w:r>
-              <w:rPr>
-                <w:color w:val="1A1A1A"/>
-                <w:sz w:val="18"/>
-              </w:rPr>
-              <w:t xml:space="preserve"> </w:t>
-            </w:r>
-            <w:r>
-              <w:rPr>
-                <w:color w:val="1A1A1A"/>
-                <w:sz w:val="18"/>
-              </w:rPr>
-              <w:t>”</w:t>
-            </w:r>
-          </w:p>
-        </w:tc>
-        <w:tc>
-          <w:tcPr>
-            <w:tcW w:type="pct" w:w="1800"/>
-            <w:vAlign w:val="center"/>
-            <w:tcBorders>
-              <w:top w:val="single" w:sz="6" w:space="0" w:color="B9C7D6"/>
-              <w:bottom w:val="single" w:sz="6" w:space="0" w:color="B9C7D6"/>
-              <w:left w:val="single" w:sz="6" w:space="0" w:color="B9C7D6"/>
-              <w:right w:val="single" w:sz="6" w:space="0" w:color="B9C7D6"/>
-            </w:tcBorders>
-            <w:tcMar>
-              <w:top w:w="100" w:type="dxa"/>
-              <w:bottom w:w="100" w:type="dxa"/>
-              <w:left w:w="120" w:type="dxa"/>
-              <w:right w:w="120" w:type="dxa"/>
-            </w:tcMar>
-          </w:tcPr>
-          <w:p>
-            <w:pPr>
-              <w:spacing w:line="240" w:lineRule="auto" w:before="49" w:after="49"/>
-            </w:pPr>
-            <w:r>
-              <w:rPr>
-                <w:color w:val="1A1A1A"/>
-                <w:sz w:val="18"/>
-              </w:rPr>
-              <w:t>改为双轨架构表述，验证依据改为</w:t>
-            </w:r>
-            <w:r>
-              <w:rPr>
-                <w:color w:val="1A1A1A"/>
-                <w:sz w:val="18"/>
-              </w:rPr>
-              <w:t xml:space="preserve"> </w:t>
-            </w:r>
-            <w:r>
-              <w:rPr>
-                <w:color w:val="1A1A1A"/>
-                <w:sz w:val="18"/>
-              </w:rPr>
-              <w:t>“</w:t>
-            </w:r>
-            <w:r>
-              <w:rPr>
-                <w:color w:val="1A1A1A"/>
-                <w:sz w:val="18"/>
-              </w:rPr>
-              <w:t xml:space="preserve"> </w:t>
-            </w:r>
-            <w:r>
-              <w:rPr>
-                <w:color w:val="1A1A1A"/>
-                <w:sz w:val="18"/>
-              </w:rPr>
-              <w:t>自建演示数据集（品类销售</w:t>
-            </w:r>
-            <w:r>
-              <w:rPr>
-                <w:color w:val="1A1A1A"/>
-                <w:sz w:val="18"/>
-              </w:rPr>
-              <w:t xml:space="preserve"> </w:t>
-            </w:r>
-            <w:r>
-              <w:rPr>
-                <w:color w:val="1A1A1A"/>
-                <w:sz w:val="18"/>
-              </w:rPr>
-              <w:t xml:space="preserve"> 84 </w:t>
-            </w:r>
-            <w:r>
-              <w:rPr>
-                <w:color w:val="1A1A1A"/>
-                <w:sz w:val="18"/>
-              </w:rPr>
-              <w:t xml:space="preserve"> </w:t>
-            </w:r>
-            <w:r>
-              <w:rPr>
-                <w:color w:val="1A1A1A"/>
-                <w:sz w:val="18"/>
-              </w:rPr>
-              <w:t>条、交易明细</w:t>
-            </w:r>
-            <w:r>
-              <w:rPr>
-                <w:color w:val="1A1A1A"/>
-                <w:sz w:val="18"/>
-              </w:rPr>
-              <w:t xml:space="preserve"> </w:t>
-            </w:r>
-            <w:r>
-              <w:rPr>
-                <w:color w:val="1A1A1A"/>
-                <w:sz w:val="18"/>
-              </w:rPr>
-              <w:t xml:space="preserve"> 22,022 </w:t>
-            </w:r>
-            <w:r>
-              <w:rPr>
-                <w:color w:val="1A1A1A"/>
-                <w:sz w:val="18"/>
-              </w:rPr>
-              <w:t xml:space="preserve"> </w:t>
-            </w:r>
-            <w:r>
-              <w:rPr>
-                <w:color w:val="1A1A1A"/>
-                <w:sz w:val="18"/>
-              </w:rPr>
-              <w:t>条、需求预测</w:t>
-            </w:r>
-            <w:r>
-              <w:rPr>
-                <w:color w:val="1A1A1A"/>
-                <w:sz w:val="18"/>
-              </w:rPr>
-              <w:t xml:space="preserve"> </w:t>
-            </w:r>
-            <w:r>
-              <w:rPr>
-                <w:color w:val="1A1A1A"/>
-                <w:sz w:val="18"/>
-              </w:rPr>
-              <w:t xml:space="preserve"> 80 </w:t>
-            </w:r>
-            <w:r>
-              <w:rPr>
-                <w:color w:val="1A1A1A"/>
-                <w:sz w:val="18"/>
-              </w:rPr>
-              <w:t xml:space="preserve"> </w:t>
-            </w:r>
-            <w:r>
-              <w:rPr>
-                <w:color w:val="1A1A1A"/>
-                <w:sz w:val="18"/>
-              </w:rPr>
-              <w:t>条）</w:t>
-            </w:r>
-            <w:r>
-              <w:rPr>
-                <w:color w:val="1A1A1A"/>
-                <w:sz w:val="18"/>
-              </w:rPr>
-              <w:t xml:space="preserve"> </w:t>
-            </w:r>
-            <w:r>
-              <w:rPr>
-                <w:color w:val="1A1A1A"/>
-                <w:sz w:val="18"/>
-              </w:rPr>
-              <w:t>”</w:t>
-            </w:r>
-            <w:r>
-              <w:rPr>
-                <w:color w:val="1A1A1A"/>
-                <w:sz w:val="18"/>
-              </w:rPr>
-              <w:t xml:space="preserve"> </w:t>
-            </w:r>
-            <w:r>
-              <w:rPr>
-                <w:color w:val="1A1A1A"/>
-                <w:sz w:val="18"/>
-              </w:rPr>
-              <w:t>，并补充双实现一致性验证与五层验证体系的结论</w:t>
+              <w:t>等与本稿新增内容相关的词</w:t>
             </w:r>
           </w:p>
         </w:tc>
@@ -5089,7 +5654,7 @@
         </w:tc>
         <w:tc>
           <w:tcPr>
-            <w:tcW w:type="pct" w:w="1000"/>
+            <w:tcW w:type="pct" w:w="1200"/>
             <w:vAlign w:val="center"/>
             <w:tcBorders>
               <w:top w:val="single" w:sz="6" w:space="0" w:color="B9C7D6"/>
@@ -5110,17 +5675,16 @@
             </w:pPr>
             <w:r>
               <w:rPr>
-                <w:b/>
-                <w:color w:val="1A1A1A"/>
-                <w:sz w:val="18"/>
-              </w:rPr>
-              <w:t>第八章 8.2（1）</w:t>
+                <w:color w:val="1A1A1A"/>
+                <w:sz w:val="18"/>
+              </w:rPr>
+              <w:t>图表清单与图注</w:t>
             </w:r>
           </w:p>
         </w:tc>
         <w:tc>
           <w:tcPr>
-            <w:tcW w:type="pct" w:w="1900"/>
+            <w:tcW w:type="pct" w:w="3500"/>
             <w:vAlign w:val="center"/>
             <w:tcBorders>
               <w:top w:val="single" w:sz="6" w:space="0" w:color="B9C7D6"/>
@@ -5144,7 +5708,7 @@
                 <w:color w:val="1A1A1A"/>
                 <w:sz w:val="18"/>
               </w:rPr>
-              <w:t>“</w:t>
+              <w:t>第三章</w:t>
             </w:r>
             <w:r>
               <w:rPr>
@@ -5158,7 +5722,7 @@
                 <w:color w:val="1A1A1A"/>
                 <w:sz w:val="18"/>
               </w:rPr>
-              <w:t>实证分析主要基于</w:t>
+              <w:t xml:space="preserve"> 3.1 </w:t>
             </w:r>
             <w:r>
               <w:rPr>
@@ -5172,7 +5736,7 @@
                 <w:color w:val="1A1A1A"/>
                 <w:sz w:val="18"/>
               </w:rPr>
-              <w:t xml:space="preserve"> UCI </w:t>
+              <w:t>表、</w:t>
             </w:r>
             <w:r>
               <w:rPr>
@@ -5186,7 +5750,7 @@
                 <w:color w:val="1A1A1A"/>
                 <w:sz w:val="18"/>
               </w:rPr>
-              <w:t>公开零售数据集完成算法验证，未能使用苏果真实交易数据开展场景化验证</w:t>
+              <w:t xml:space="preserve">3.2.2 </w:t>
             </w:r>
             <w:r>
               <w:rPr>
@@ -5200,37 +5764,7 @@
                 <w:color w:val="1A1A1A"/>
                 <w:sz w:val="18"/>
               </w:rPr>
-              <w:t>”</w:t>
-            </w:r>
-          </w:p>
-        </w:tc>
-        <w:tc>
-          <w:tcPr>
-            <w:tcW w:type="pct" w:w="1800"/>
-            <w:vAlign w:val="center"/>
-            <w:tcBorders>
-              <w:top w:val="single" w:sz="6" w:space="0" w:color="B9C7D6"/>
-              <w:bottom w:val="single" w:sz="6" w:space="0" w:color="B9C7D6"/>
-              <w:left w:val="single" w:sz="6" w:space="0" w:color="B9C7D6"/>
-              <w:right w:val="single" w:sz="6" w:space="0" w:color="B9C7D6"/>
-            </w:tcBorders>
-            <w:tcMar>
-              <w:top w:w="100" w:type="dxa"/>
-              <w:bottom w:w="100" w:type="dxa"/>
-              <w:left w:w="120" w:type="dxa"/>
-              <w:right w:w="120" w:type="dxa"/>
-            </w:tcMar>
-          </w:tcPr>
-          <w:p>
-            <w:pPr>
-              <w:spacing w:line="240" w:lineRule="auto" w:before="49" w:after="49"/>
-            </w:pPr>
-            <w:r>
-              <w:rPr>
-                <w:color w:val="1A1A1A"/>
-                <w:sz w:val="18"/>
-              </w:rPr>
-              <w:t>改为</w:t>
+              <w:t>表、</w:t>
             </w:r>
             <w:r>
               <w:rPr>
@@ -5244,7 +5778,7 @@
                 <w:color w:val="1A1A1A"/>
                 <w:sz w:val="18"/>
               </w:rPr>
-              <w:t>“</w:t>
+              <w:t xml:space="preserve">3.2.6 </w:t>
             </w:r>
             <w:r>
               <w:rPr>
@@ -5258,7 +5792,7 @@
                 <w:color w:val="1A1A1A"/>
                 <w:sz w:val="18"/>
               </w:rPr>
-              <w:t>实证分析基于基于公开行业数据构造的模拟演示数据集完成，其中交易明细为参照</w:t>
+              <w:t>表、</w:t>
             </w:r>
             <w:r>
               <w:rPr>
@@ -5272,7 +5806,7 @@
                 <w:color w:val="1A1A1A"/>
                 <w:sz w:val="18"/>
               </w:rPr>
-              <w:t xml:space="preserve"> UCI </w:t>
+              <w:t xml:space="preserve">3.2.7 </w:t>
             </w:r>
             <w:r>
               <w:rPr>
@@ -5286,7 +5820,7 @@
                 <w:color w:val="1A1A1A"/>
                 <w:sz w:val="18"/>
               </w:rPr>
-              <w:t>数据集结构构造（未直接使用其原始数据）；未能使用苏果真实交易数据开展场景化验证。此外，需求预测模块尚未完成模型拟合与样本外回测，故未报告预测精度指标</w:t>
+              <w:t>表、</w:t>
             </w:r>
             <w:r>
               <w:rPr>
@@ -5300,7 +5834,77 @@
                 <w:color w:val="1A1A1A"/>
                 <w:sz w:val="18"/>
               </w:rPr>
-              <w:t>”</w:t>
+              <w:t xml:space="preserve">3.3 </w:t>
+            </w:r>
+            <w:r>
+              <w:rPr>
+                <w:color w:val="1A1A1A"/>
+                <w:sz w:val="18"/>
+              </w:rPr>
+              <w:t xml:space="preserve"> </w:t>
+            </w:r>
+            <w:r>
+              <w:rPr>
+                <w:color w:val="1A1A1A"/>
+                <w:sz w:val="18"/>
+              </w:rPr>
+              <w:t>表，第四章</w:t>
+            </w:r>
+            <w:r>
+              <w:rPr>
+                <w:color w:val="1A1A1A"/>
+                <w:sz w:val="18"/>
+              </w:rPr>
+              <w:t xml:space="preserve"> </w:t>
+            </w:r>
+            <w:r>
+              <w:rPr>
+                <w:color w:val="1A1A1A"/>
+                <w:sz w:val="18"/>
+              </w:rPr>
+              <w:t xml:space="preserve"> 4.1.1—4.5.5 </w:t>
+            </w:r>
+            <w:r>
+              <w:rPr>
+                <w:color w:val="1A1A1A"/>
+                <w:sz w:val="18"/>
+              </w:rPr>
+              <w:t xml:space="preserve"> </w:t>
+            </w:r>
+            <w:r>
+              <w:rPr>
+                <w:color w:val="1A1A1A"/>
+                <w:sz w:val="18"/>
+              </w:rPr>
+              <w:t>各表，第五章</w:t>
+            </w:r>
+            <w:r>
+              <w:rPr>
+                <w:color w:val="1A1A1A"/>
+                <w:sz w:val="18"/>
+              </w:rPr>
+              <w:t xml:space="preserve"> </w:t>
+            </w:r>
+            <w:r>
+              <w:rPr>
+                <w:color w:val="1A1A1A"/>
+                <w:sz w:val="18"/>
+              </w:rPr>
+              <w:t xml:space="preserve"> 5.1.1—5.5.5 </w:t>
+            </w:r>
+            <w:r>
+              <w:rPr>
+                <w:color w:val="1A1A1A"/>
+                <w:sz w:val="18"/>
+              </w:rPr>
+              <w:t xml:space="preserve"> </w:t>
+            </w:r>
+            <w:r>
+              <w:rPr>
+                <w:color w:val="1A1A1A"/>
+                <w:sz w:val="18"/>
+              </w:rPr>
+              <w:t>各表均已重编，须核对全文表号与交叉引用</w:t>
             </w:r>
           </w:p>
         </w:tc>
@@ -5338,7 +5942,7 @@
         </w:tc>
         <w:tc>
           <w:tcPr>
-            <w:tcW w:type="pct" w:w="1000"/>
+            <w:tcW w:type="pct" w:w="1200"/>
             <w:vAlign w:val="center"/>
             <w:tcBorders>
               <w:top w:val="single" w:sz="6" w:space="0" w:color="B9C7D6"/>
@@ -5359,17 +5963,16 @@
             </w:pPr>
             <w:r>
               <w:rPr>
-                <w:b/>
-                <w:color w:val="1A1A1A"/>
-                <w:sz w:val="18"/>
-              </w:rPr>
-              <w:t>第八章 8.2（3）</w:t>
+                <w:color w:val="1A1A1A"/>
+                <w:sz w:val="18"/>
+              </w:rPr>
+              <w:t>附件清单与前置说明</w:t>
             </w:r>
           </w:p>
         </w:tc>
         <w:tc>
           <w:tcPr>
-            <w:tcW w:type="pct" w:w="1900"/>
+            <w:tcW w:type="pct" w:w="3500"/>
             <w:vAlign w:val="center"/>
             <w:tcBorders>
               <w:top w:val="single" w:sz="6" w:space="0" w:color="B9C7D6"/>
@@ -5393,6 +5996,20 @@
                 <w:color w:val="1A1A1A"/>
                 <w:sz w:val="18"/>
               </w:rPr>
+              <w:t>本稿正文前新增</w:t>
+            </w:r>
+            <w:r>
+              <w:rPr>
+                <w:color w:val="1A1A1A"/>
+                <w:sz w:val="18"/>
+              </w:rPr>
+              <w:t xml:space="preserve"> </w:t>
+            </w:r>
+            <w:r>
+              <w:rPr>
+                <w:color w:val="1A1A1A"/>
+                <w:sz w:val="18"/>
+              </w:rPr>
               <w:t>“</w:t>
             </w:r>
             <w:r>
@@ -5407,7 +6024,7 @@
                 <w:color w:val="1A1A1A"/>
                 <w:sz w:val="18"/>
               </w:rPr>
-              <w:t>当前智能体仅实现了核心选品功能模块，千店千面差异化选品、自有品牌智能推荐等扩展功能尚未开发</w:t>
+              <w:t>数据性质与来源说明</w:t>
             </w:r>
             <w:r>
               <w:rPr>
@@ -5423,36 +6040,6 @@
               </w:rPr>
               <w:t>”</w:t>
             </w:r>
-          </w:p>
-        </w:tc>
-        <w:tc>
-          <w:tcPr>
-            <w:tcW w:type="pct" w:w="1800"/>
-            <w:vAlign w:val="center"/>
-            <w:tcBorders>
-              <w:top w:val="single" w:sz="6" w:space="0" w:color="B9C7D6"/>
-              <w:bottom w:val="single" w:sz="6" w:space="0" w:color="B9C7D6"/>
-              <w:left w:val="single" w:sz="6" w:space="0" w:color="B9C7D6"/>
-              <w:right w:val="single" w:sz="6" w:space="0" w:color="B9C7D6"/>
-            </w:tcBorders>
-            <w:tcMar>
-              <w:top w:w="100" w:type="dxa"/>
-              <w:bottom w:w="100" w:type="dxa"/>
-              <w:left w:w="120" w:type="dxa"/>
-              <w:right w:w="120" w:type="dxa"/>
-            </w:tcMar>
-          </w:tcPr>
-          <w:p>
-            <w:pPr>
-              <w:spacing w:line="240" w:lineRule="auto" w:before="49" w:after="49"/>
-            </w:pPr>
-            <w:r>
-              <w:rPr>
-                <w:color w:val="1A1A1A"/>
-                <w:sz w:val="18"/>
-              </w:rPr>
-              <w:t>改为按实现状态分档表述：品类诊断与关联陈列已实测可用，需求预测为趋势判定级实现，自有品牌机会与新品评估为</w:t>
-            </w:r>
             <w:r>
               <w:rPr>
                 <w:color w:val="1A1A1A"/>
@@ -5465,6 +6052,20 @@
                 <w:color w:val="1A1A1A"/>
                 <w:sz w:val="18"/>
               </w:rPr>
+              <w:t>一节，附录新增</w:t>
+            </w:r>
+            <w:r>
+              <w:rPr>
+                <w:color w:val="1A1A1A"/>
+                <w:sz w:val="18"/>
+              </w:rPr>
+              <w:t xml:space="preserve"> </w:t>
+            </w:r>
+            <w:r>
+              <w:rPr>
+                <w:color w:val="1A1A1A"/>
+                <w:sz w:val="18"/>
+              </w:rPr>
               <w:t>“</w:t>
             </w:r>
             <w:r>
@@ -5479,7 +6080,7 @@
                 <w:color w:val="1A1A1A"/>
                 <w:sz w:val="18"/>
               </w:rPr>
-              <w:t>框架已建、缺数据未覆盖</w:t>
+              <w:t>附录</w:t>
             </w:r>
             <w:r>
               <w:rPr>
@@ -5493,6 +6094,62 @@
                 <w:color w:val="1A1A1A"/>
                 <w:sz w:val="18"/>
               </w:rPr>
+              <w:t xml:space="preserve"> C </w:t>
+            </w:r>
+            <w:r>
+              <w:rPr>
+                <w:color w:val="1A1A1A"/>
+                <w:sz w:val="18"/>
+              </w:rPr>
+              <w:t xml:space="preserve"> </w:t>
+            </w:r>
+            <w:r>
+              <w:rPr>
+                <w:color w:val="1A1A1A"/>
+                <w:sz w:val="18"/>
+              </w:rPr>
+              <w:t>讯飞星辰</w:t>
+            </w:r>
+            <w:r>
+              <w:rPr>
+                <w:color w:val="1A1A1A"/>
+                <w:sz w:val="18"/>
+              </w:rPr>
+              <w:t xml:space="preserve"> </w:t>
+            </w:r>
+            <w:r>
+              <w:rPr>
+                <w:color w:val="1A1A1A"/>
+                <w:sz w:val="18"/>
+              </w:rPr>
+              <w:t xml:space="preserve"> Agent </w:t>
+            </w:r>
+            <w:r>
+              <w:rPr>
+                <w:color w:val="1A1A1A"/>
+                <w:sz w:val="18"/>
+              </w:rPr>
+              <w:t xml:space="preserve"> </w:t>
+            </w:r>
+            <w:r>
+              <w:rPr>
+                <w:color w:val="1A1A1A"/>
+                <w:sz w:val="18"/>
+              </w:rPr>
+              <w:t>平台配置方案</w:t>
+            </w:r>
+            <w:r>
+              <w:rPr>
+                <w:color w:val="1A1A1A"/>
+                <w:sz w:val="18"/>
+              </w:rPr>
+              <w:t xml:space="preserve"> </w:t>
+            </w:r>
+            <w:r>
+              <w:rPr>
+                <w:color w:val="1A1A1A"/>
+                <w:sz w:val="18"/>
+              </w:rPr>
               <w:t>”</w:t>
             </w:r>
             <w:r>
@@ -5507,7 +6164,7 @@
                 <w:color w:val="1A1A1A"/>
                 <w:sz w:val="18"/>
               </w:rPr>
-              <w:t>，千店千面未实现</w:t>
+              <w:t>，两者均须在附件清单与前置部分登记</w:t>
             </w:r>
           </w:p>
         </w:tc>
@@ -5545,7 +6202,7 @@
         </w:tc>
         <w:tc>
           <w:tcPr>
-            <w:tcW w:type="pct" w:w="1000"/>
+            <w:tcW w:type="pct" w:w="1200"/>
             <w:vAlign w:val="center"/>
             <w:tcBorders>
               <w:top w:val="single" w:sz="6" w:space="0" w:color="B9C7D6"/>
@@ -5566,17 +6223,72 @@
             </w:pPr>
             <w:r>
               <w:rPr>
-                <w:b/>
-                <w:color w:val="1A1A1A"/>
-                <w:sz w:val="18"/>
-              </w:rPr>
-              <w:t>第八章 8.3 未来展望</w:t>
+                <w:color w:val="1A1A1A"/>
+                <w:sz w:val="18"/>
+              </w:rPr>
+              <w:t>附录</w:t>
+            </w:r>
+            <w:r>
+              <w:rPr>
+                <w:color w:val="1A1A1A"/>
+                <w:sz w:val="18"/>
+              </w:rPr>
+              <w:t xml:space="preserve"> </w:t>
+            </w:r>
+            <w:r>
+              <w:rPr>
+                <w:color w:val="1A1A1A"/>
+                <w:sz w:val="18"/>
+              </w:rPr>
+              <w:t xml:space="preserve"> A</w:t>
+            </w:r>
+            <w:r>
+              <w:rPr>
+                <w:color w:val="1A1A1A"/>
+                <w:sz w:val="18"/>
+              </w:rPr>
+              <w:t xml:space="preserve"> </w:t>
+            </w:r>
+            <w:r>
+              <w:rPr>
+                <w:color w:val="1A1A1A"/>
+                <w:sz w:val="18"/>
+              </w:rPr>
+              <w:t>／</w:t>
+            </w:r>
+            <w:r>
+              <w:rPr>
+                <w:color w:val="1A1A1A"/>
+                <w:sz w:val="18"/>
+              </w:rPr>
+              <w:t xml:space="preserve"> </w:t>
+            </w:r>
+            <w:r>
+              <w:rPr>
+                <w:color w:val="1A1A1A"/>
+                <w:sz w:val="18"/>
+              </w:rPr>
+              <w:t>B</w:t>
+            </w:r>
+            <w:r>
+              <w:rPr>
+                <w:color w:val="1A1A1A"/>
+                <w:sz w:val="18"/>
+              </w:rPr>
+              <w:t xml:space="preserve"> </w:t>
+            </w:r>
+            <w:r>
+              <w:rPr>
+                <w:color w:val="1A1A1A"/>
+                <w:sz w:val="18"/>
+              </w:rPr>
+              <w:t>（如含数据集说明）</w:t>
             </w:r>
           </w:p>
         </w:tc>
         <w:tc>
           <w:tcPr>
-            <w:tcW w:type="pct" w:w="1900"/>
+            <w:tcW w:type="pct" w:w="3500"/>
             <w:vAlign w:val="center"/>
             <w:tcBorders>
               <w:top w:val="single" w:sz="6" w:space="0" w:color="B9C7D6"/>
@@ -5600,7 +6312,7 @@
                 <w:color w:val="1A1A1A"/>
                 <w:sz w:val="18"/>
               </w:rPr>
-              <w:t>“</w:t>
+              <w:t>须与</w:t>
             </w:r>
             <w:r>
               <w:rPr>
@@ -5614,7 +6326,7 @@
                 <w:color w:val="1A1A1A"/>
                 <w:sz w:val="18"/>
               </w:rPr>
-              <w:t>在获取苏果真实销售数据后，开展门店场景化的算法验证</w:t>
+              <w:t xml:space="preserve"> 5.1.1 </w:t>
             </w:r>
             <w:r>
               <w:rPr>
@@ -5628,37 +6340,7 @@
                 <w:color w:val="1A1A1A"/>
                 <w:sz w:val="18"/>
               </w:rPr>
-              <w:t>”</w:t>
-            </w:r>
-          </w:p>
-        </w:tc>
-        <w:tc>
-          <w:tcPr>
-            <w:tcW w:type="pct" w:w="1800"/>
-            <w:vAlign w:val="center"/>
-            <w:tcBorders>
-              <w:top w:val="single" w:sz="6" w:space="0" w:color="B9C7D6"/>
-              <w:bottom w:val="single" w:sz="6" w:space="0" w:color="B9C7D6"/>
-              <w:left w:val="single" w:sz="6" w:space="0" w:color="B9C7D6"/>
-              <w:right w:val="single" w:sz="6" w:space="0" w:color="B9C7D6"/>
-            </w:tcBorders>
-            <w:tcMar>
-              <w:top w:w="100" w:type="dxa"/>
-              <w:bottom w:w="100" w:type="dxa"/>
-              <w:left w:w="120" w:type="dxa"/>
-              <w:right w:w="120" w:type="dxa"/>
-            </w:tcMar>
-          </w:tcPr>
-          <w:p>
-            <w:pPr>
-              <w:spacing w:line="240" w:lineRule="auto" w:before="49" w:after="49"/>
-            </w:pPr>
-            <w:r>
-              <w:rPr>
-                <w:color w:val="1A1A1A"/>
-                <w:sz w:val="18"/>
-              </w:rPr>
-              <w:t>建议增补一项可验收的具体任务：</w:t>
+              <w:t>的数据集清单一致：交易</w:t>
             </w:r>
             <w:r>
               <w:rPr>
@@ -5672,7 +6354,7 @@
                 <w:color w:val="1A1A1A"/>
                 <w:sz w:val="18"/>
               </w:rPr>
-              <w:t>“</w:t>
+              <w:t xml:space="preserve"> 5000 </w:t>
             </w:r>
             <w:r>
               <w:rPr>
@@ -5686,7 +6368,7 @@
                 <w:color w:val="1A1A1A"/>
                 <w:sz w:val="18"/>
               </w:rPr>
-              <w:t>完成需求预测的时间序列模型拟合与样本外回测（需不少于</w:t>
+              <w:t>笔、明细</w:t>
             </w:r>
             <w:r>
               <w:rPr>
@@ -5700,7 +6382,7 @@
                 <w:color w:val="1A1A1A"/>
                 <w:sz w:val="18"/>
               </w:rPr>
-              <w:t xml:space="preserve"> 2 </w:t>
+              <w:t xml:space="preserve"> 24893 </w:t>
             </w:r>
             <w:r>
               <w:rPr>
@@ -5714,7 +6396,7 @@
                 <w:color w:val="1A1A1A"/>
                 <w:sz w:val="18"/>
               </w:rPr>
-              <w:t>年历史数据，并引入天气、节假日、促销活动三类外生变量）</w:t>
+              <w:t>条、品类销售</w:t>
             </w:r>
             <w:r>
               <w:rPr>
@@ -5728,7 +6410,162 @@
                 <w:color w:val="1A1A1A"/>
                 <w:sz w:val="18"/>
               </w:rPr>
-              <w:t>”</w:t>
+              <w:t xml:space="preserve"> 84 </w:t>
+            </w:r>
+            <w:r>
+              <w:rPr>
+                <w:color w:val="1A1A1A"/>
+                <w:sz w:val="18"/>
+              </w:rPr>
+              <w:t xml:space="preserve"> </w:t>
+            </w:r>
+            <w:r>
+              <w:rPr>
+                <w:color w:val="1A1A1A"/>
+                <w:sz w:val="18"/>
+              </w:rPr>
+              <w:t>条、需求历史</w:t>
+            </w:r>
+            <w:r>
+              <w:rPr>
+                <w:color w:val="1A1A1A"/>
+                <w:sz w:val="18"/>
+              </w:rPr>
+              <w:t xml:space="preserve"> </w:t>
+            </w:r>
+            <w:r>
+              <w:rPr>
+                <w:color w:val="1A1A1A"/>
+                <w:sz w:val="18"/>
+              </w:rPr>
+              <w:t xml:space="preserve"> 60 </w:t>
+            </w:r>
+            <w:r>
+              <w:rPr>
+                <w:color w:val="1A1A1A"/>
+                <w:sz w:val="18"/>
+              </w:rPr>
+              <w:t xml:space="preserve"> </w:t>
+            </w:r>
+            <w:r>
+              <w:rPr>
+                <w:color w:val="1A1A1A"/>
+                <w:sz w:val="18"/>
+              </w:rPr>
+              <w:t>条；并说明</w:t>
+            </w:r>
+            <w:r>
+              <w:rPr>
+                <w:color w:val="1A1A1A"/>
+                <w:sz w:val="18"/>
+              </w:rPr>
+              <w:t xml:space="preserve"> </w:t>
+            </w:r>
+            <w:r>
+              <w:rPr>
+                <w:color w:val="1A1A1A"/>
+                <w:sz w:val="18"/>
+              </w:rPr>
+              <w:t xml:space="preserve"> </w:t>
+            </w:r>
+            <w:r>
+              <w:rPr>
+                <w:color w:val="1A1A1A"/>
+                <w:sz w:val="18"/>
+              </w:rPr>
+              <w:t xml:space="preserve"> </w:t>
+            </w:r>
+            <w:r>
+              <w:rPr>
+                <w:rFonts w:ascii="Courier" w:hAnsi="Courier"/>
+                <w:color w:val="1A1A1A"/>
+                <w:sz w:val="18"/>
+              </w:rPr>
+              <w:t>sku_products</w:t>
+            </w:r>
+            <w:r>
+              <w:rPr>
+                <w:color w:val="1A1A1A"/>
+                <w:sz w:val="18"/>
+              </w:rPr>
+              <w:t xml:space="preserve"> </w:t>
+            </w:r>
+            <w:r>
+              <w:rPr>
+                <w:color w:val="1A1A1A"/>
+                <w:sz w:val="18"/>
+              </w:rPr>
+              <w:t xml:space="preserve"> </w:t>
+            </w:r>
+            <w:r>
+              <w:rPr>
+                <w:color w:val="1A1A1A"/>
+                <w:sz w:val="18"/>
+              </w:rPr>
+              <w:t xml:space="preserve"> </w:t>
+            </w:r>
+            <w:r>
+              <w:rPr>
+                <w:color w:val="1A1A1A"/>
+                <w:sz w:val="18"/>
+              </w:rPr>
+              <w:t>等</w:t>
+            </w:r>
+            <w:r>
+              <w:rPr>
+                <w:color w:val="1A1A1A"/>
+                <w:sz w:val="18"/>
+              </w:rPr>
+              <w:t xml:space="preserve"> </w:t>
+            </w:r>
+            <w:r>
+              <w:rPr>
+                <w:color w:val="1A1A1A"/>
+                <w:sz w:val="18"/>
+              </w:rPr>
+              <w:t xml:space="preserve"> 5 </w:t>
+            </w:r>
+            <w:r>
+              <w:rPr>
+                <w:color w:val="1A1A1A"/>
+                <w:sz w:val="18"/>
+              </w:rPr>
+              <w:t xml:space="preserve"> </w:t>
+            </w:r>
+            <w:r>
+              <w:rPr>
+                <w:color w:val="1A1A1A"/>
+                <w:sz w:val="18"/>
+              </w:rPr>
+              <w:t>张表为</w:t>
+            </w:r>
+            <w:r>
+              <w:rPr>
+                <w:color w:val="1A1A1A"/>
+                <w:sz w:val="18"/>
+              </w:rPr>
+              <w:t xml:space="preserve"> </w:t>
+            </w:r>
+            <w:r>
+              <w:rPr>
+                <w:color w:val="1A1A1A"/>
+                <w:sz w:val="18"/>
+              </w:rPr>
+              <w:t xml:space="preserve"> 0 </w:t>
+            </w:r>
+            <w:r>
+              <w:rPr>
+                <w:color w:val="1A1A1A"/>
+                <w:sz w:val="18"/>
+              </w:rPr>
+              <w:t xml:space="preserve"> </w:t>
+            </w:r>
+            <w:r>
+              <w:rPr>
+                <w:color w:val="1A1A1A"/>
+                <w:sz w:val="18"/>
+              </w:rPr>
+              <w:t>行</w:t>
             </w:r>
           </w:p>
         </w:tc>
@@ -5766,7 +6603,7 @@
         </w:tc>
         <w:tc>
           <w:tcPr>
-            <w:tcW w:type="pct" w:w="1000"/>
+            <w:tcW w:type="pct" w:w="1200"/>
             <w:vAlign w:val="center"/>
             <w:tcBorders>
               <w:top w:val="single" w:sz="6" w:space="0" w:color="B9C7D6"/>
@@ -5787,17 +6624,16 @@
             </w:pPr>
             <w:r>
               <w:rPr>
-                <w:b/>
-                <w:color w:val="1A1A1A"/>
-                <w:sz w:val="18"/>
-              </w:rPr>
-              <w:t>附录 B（数据集说明表）</w:t>
+                <w:color w:val="1A1A1A"/>
+                <w:sz w:val="18"/>
+              </w:rPr>
+              <w:t>作品说明中的技术栈描述</w:t>
             </w:r>
           </w:p>
         </w:tc>
         <w:tc>
           <w:tcPr>
-            <w:tcW w:type="pct" w:w="1900"/>
+            <w:tcW w:type="pct" w:w="3500"/>
             <w:vAlign w:val="center"/>
             <w:tcBorders>
               <w:top w:val="single" w:sz="6" w:space="0" w:color="B9C7D6"/>
@@ -5821,7 +6657,7 @@
                 <w:color w:val="1A1A1A"/>
                 <w:sz w:val="18"/>
               </w:rPr>
-              <w:t>“dataset_transactions_sample.csv</w:t>
+              <w:t>统一为：后端</w:t>
             </w:r>
             <w:r>
               <w:rPr>
@@ -5835,7 +6671,7 @@
                 <w:color w:val="1A1A1A"/>
                 <w:sz w:val="18"/>
               </w:rPr>
-              <w:t>：基于</w:t>
+              <w:t xml:space="preserve"> FastAPI</w:t>
             </w:r>
             <w:r>
               <w:rPr>
@@ -5849,7 +6685,7 @@
                 <w:color w:val="1A1A1A"/>
                 <w:sz w:val="18"/>
               </w:rPr>
-              <w:t xml:space="preserve"> UCI Online Retail Dataset </w:t>
+              <w:t>＋</w:t>
             </w:r>
             <w:r>
               <w:rPr>
@@ -5863,7 +6699,7 @@
                 <w:color w:val="1A1A1A"/>
                 <w:sz w:val="18"/>
               </w:rPr>
-              <w:t>抽样的</w:t>
+              <w:t>SQLAlchemy</w:t>
             </w:r>
             <w:r>
               <w:rPr>
@@ -5877,7 +6713,7 @@
                 <w:color w:val="1A1A1A"/>
                 <w:sz w:val="18"/>
               </w:rPr>
-              <w:t xml:space="preserve"> 5000 </w:t>
+              <w:t>＋</w:t>
             </w:r>
             <w:r>
               <w:rPr>
@@ -5891,7 +6727,7 @@
                 <w:color w:val="1A1A1A"/>
                 <w:sz w:val="18"/>
               </w:rPr>
-              <w:t>条交易记录</w:t>
+              <w:t>SQLite</w:t>
             </w:r>
             <w:r>
               <w:rPr>
@@ -5905,7 +6741,7 @@
                 <w:color w:val="1A1A1A"/>
                 <w:sz w:val="18"/>
               </w:rPr>
-              <w:t>”</w:t>
+              <w:t>，前端</w:t>
             </w:r>
             <w:r>
               <w:rPr>
@@ -5919,7 +6755,7 @@
                 <w:color w:val="1A1A1A"/>
                 <w:sz w:val="18"/>
               </w:rPr>
-              <w:t>；</w:t>
+              <w:t xml:space="preserve"> React 18</w:t>
             </w:r>
             <w:r>
               <w:rPr>
@@ -5933,7 +6769,7 @@
                 <w:color w:val="1A1A1A"/>
                 <w:sz w:val="18"/>
               </w:rPr>
-              <w:t>“dataset_category_health.csv</w:t>
+              <w:t>＋</w:t>
             </w:r>
             <w:r>
               <w:rPr>
@@ -5947,7 +6783,7 @@
                 <w:color w:val="1A1A1A"/>
                 <w:sz w:val="18"/>
               </w:rPr>
-              <w:t>：基于苏果公开经营数据和行业平均水平构造的模拟数据</w:t>
+              <w:t>TypeScript</w:t>
             </w:r>
             <w:r>
               <w:rPr>
@@ -5961,37 +6797,7 @@
                 <w:color w:val="1A1A1A"/>
                 <w:sz w:val="18"/>
               </w:rPr>
-              <w:t>”</w:t>
-            </w:r>
-          </w:p>
-        </w:tc>
-        <w:tc>
-          <w:tcPr>
-            <w:tcW w:type="pct" w:w="1800"/>
-            <w:vAlign w:val="center"/>
-            <w:tcBorders>
-              <w:top w:val="single" w:sz="6" w:space="0" w:color="B9C7D6"/>
-              <w:bottom w:val="single" w:sz="6" w:space="0" w:color="B9C7D6"/>
-              <w:left w:val="single" w:sz="6" w:space="0" w:color="B9C7D6"/>
-              <w:right w:val="single" w:sz="6" w:space="0" w:color="B9C7D6"/>
-            </w:tcBorders>
-            <w:tcMar>
-              <w:top w:w="100" w:type="dxa"/>
-              <w:bottom w:w="100" w:type="dxa"/>
-              <w:left w:w="120" w:type="dxa"/>
-              <w:right w:w="120" w:type="dxa"/>
-            </w:tcMar>
-          </w:tcPr>
-          <w:p>
-            <w:pPr>
-              <w:spacing w:line="240" w:lineRule="auto" w:before="49" w:after="49"/>
-            </w:pPr>
-            <w:r>
-              <w:rPr>
-                <w:color w:val="1A1A1A"/>
-                <w:sz w:val="18"/>
-              </w:rPr>
-              <w:t>交易明细须改为</w:t>
+              <w:t>＋</w:t>
             </w:r>
             <w:r>
               <w:rPr>
@@ -6005,7 +6811,7 @@
                 <w:color w:val="1A1A1A"/>
                 <w:sz w:val="18"/>
               </w:rPr>
-              <w:t>“</w:t>
+              <w:t>Vite</w:t>
             </w:r>
             <w:r>
               <w:rPr>
@@ -6016,11 +6822,10 @@
             </w:r>
             <w:r>
               <w:rPr>
-                <w:b/>
-                <w:color w:val="1A1A1A"/>
-                <w:sz w:val="18"/>
-              </w:rPr>
-              <w:t>参照</w:t>
+                <w:color w:val="1A1A1A"/>
+                <w:sz w:val="18"/>
+              </w:rPr>
+              <w:t>＋</w:t>
             </w:r>
             <w:r>
               <w:rPr>
@@ -6034,7 +6839,7 @@
                 <w:color w:val="1A1A1A"/>
                 <w:sz w:val="18"/>
               </w:rPr>
-              <w:t xml:space="preserve"> UCI Online Retail Dataset </w:t>
+              <w:t>Tailwind</w:t>
             </w:r>
             <w:r>
               <w:rPr>
@@ -6048,7 +6853,7 @@
                 <w:color w:val="1A1A1A"/>
                 <w:sz w:val="18"/>
               </w:rPr>
-              <w:t>结构构造的商超场景模拟数据，</w:t>
+              <w:t>＋</w:t>
             </w:r>
             <w:r>
               <w:rPr>
@@ -6059,11 +6864,10 @@
             </w:r>
             <w:r>
               <w:rPr>
-                <w:b/>
-                <w:color w:val="1A1A1A"/>
-                <w:sz w:val="18"/>
-              </w:rPr>
-              <w:t>未直接使用其原始数据</w:t>
+                <w:color w:val="1A1A1A"/>
+                <w:sz w:val="18"/>
+              </w:rPr>
+              <w:t>ECharts</w:t>
             </w:r>
             <w:r>
               <w:rPr>
@@ -6077,7 +6881,7 @@
                 <w:color w:val="1A1A1A"/>
                 <w:sz w:val="18"/>
               </w:rPr>
-              <w:t>”</w:t>
+              <w:t>；算法为纯</w:t>
             </w:r>
             <w:r>
               <w:rPr>
@@ -6091,7 +6895,7 @@
                 <w:color w:val="1A1A1A"/>
                 <w:sz w:val="18"/>
               </w:rPr>
-              <w:t>（此为数据集自带说明文档</w:t>
+              <w:t xml:space="preserve"> Python </w:t>
             </w:r>
             <w:r>
               <w:rPr>
@@ -6105,7 +6909,7 @@
                 <w:color w:val="1A1A1A"/>
                 <w:sz w:val="18"/>
               </w:rPr>
-              <w:t xml:space="preserve"> README_data.txt </w:t>
+              <w:t>实现，不依赖</w:t>
             </w:r>
             <w:r>
               <w:rPr>
@@ -6119,63 +6923,7 @@
                 <w:color w:val="1A1A1A"/>
                 <w:sz w:val="18"/>
               </w:rPr>
-              <w:t>中的原始表述，原附录描述与之不符）；并补齐规模字段（</w:t>
-            </w:r>
-            <w:r>
-              <w:rPr>
-                <w:color w:val="1A1A1A"/>
-                <w:sz w:val="18"/>
-              </w:rPr>
-              <w:t xml:space="preserve"> </w:t>
-            </w:r>
-            <w:r>
-              <w:rPr>
-                <w:color w:val="1A1A1A"/>
-                <w:sz w:val="18"/>
-              </w:rPr>
-              <w:t xml:space="preserve">5,000 </w:t>
-            </w:r>
-            <w:r>
-              <w:rPr>
-                <w:color w:val="1A1A1A"/>
-                <w:sz w:val="18"/>
-              </w:rPr>
-              <w:t xml:space="preserve"> </w:t>
-            </w:r>
-            <w:r>
-              <w:rPr>
-                <w:color w:val="1A1A1A"/>
-                <w:sz w:val="18"/>
-              </w:rPr>
-              <w:t>笔交易／</w:t>
-            </w:r>
-            <w:r>
-              <w:rPr>
-                <w:color w:val="1A1A1A"/>
-                <w:sz w:val="18"/>
-              </w:rPr>
-              <w:t xml:space="preserve"> </w:t>
-            </w:r>
-            <w:r>
-              <w:rPr>
-                <w:color w:val="1A1A1A"/>
-                <w:sz w:val="18"/>
-              </w:rPr>
-              <w:t xml:space="preserve">22,022 </w:t>
-            </w:r>
-            <w:r>
-              <w:rPr>
-                <w:color w:val="1A1A1A"/>
-                <w:sz w:val="18"/>
-              </w:rPr>
-              <w:t xml:space="preserve"> </w:t>
-            </w:r>
-            <w:r>
-              <w:rPr>
-                <w:color w:val="1A1A1A"/>
-                <w:sz w:val="18"/>
-              </w:rPr>
-              <w:t>条明细）与其他两个数据集的行列数</w:t>
+              <w:t xml:space="preserve"> mlxtend</w:t>
             </w:r>
           </w:p>
         </w:tc>
@@ -6213,7 +6961,7 @@
         </w:tc>
         <w:tc>
           <w:tcPr>
-            <w:tcW w:type="pct" w:w="1000"/>
+            <w:tcW w:type="pct" w:w="1200"/>
             <w:vAlign w:val="center"/>
             <w:tcBorders>
               <w:top w:val="single" w:sz="6" w:space="0" w:color="B9C7D6"/>
@@ -6234,17 +6982,16 @@
             </w:pPr>
             <w:r>
               <w:rPr>
-                <w:b/>
-                <w:color w:val="1A1A1A"/>
-                <w:sz w:val="18"/>
-              </w:rPr>
-              <w:t>附录 C（讯飞星辰智能体配置说明）</w:t>
+                <w:color w:val="1A1A1A"/>
+                <w:sz w:val="18"/>
+              </w:rPr>
+              <w:t>数据声明</w:t>
             </w:r>
           </w:p>
         </w:tc>
         <w:tc>
           <w:tcPr>
-            <w:tcW w:type="pct" w:w="1900"/>
+            <w:tcW w:type="pct" w:w="3500"/>
             <w:vAlign w:val="center"/>
             <w:tcBorders>
               <w:top w:val="single" w:sz="6" w:space="0" w:color="B9C7D6"/>
@@ -6268,7 +7015,7 @@
                 <w:color w:val="1A1A1A"/>
                 <w:sz w:val="18"/>
               </w:rPr>
-              <w:t>系统提示词为一段约</w:t>
+              <w:t>凡出现</w:t>
             </w:r>
             <w:r>
               <w:rPr>
@@ -6282,7 +7029,7 @@
                 <w:color w:val="1A1A1A"/>
                 <w:sz w:val="18"/>
               </w:rPr>
-              <w:t xml:space="preserve"> 100 </w:t>
+              <w:t>“</w:t>
             </w:r>
             <w:r>
               <w:rPr>
@@ -6296,45 +7043,77 @@
                 <w:color w:val="1A1A1A"/>
                 <w:sz w:val="18"/>
               </w:rPr>
-              <w:t>字的简述；知识库与工作流均为概括描述</w:t>
-            </w:r>
-          </w:p>
-        </w:tc>
-        <w:tc>
-          <w:tcPr>
-            <w:tcW w:type="pct" w:w="1800"/>
-            <w:vAlign w:val="center"/>
-            <w:tcBorders>
-              <w:top w:val="single" w:sz="6" w:space="0" w:color="B9C7D6"/>
-              <w:bottom w:val="single" w:sz="6" w:space="0" w:color="B9C7D6"/>
-              <w:left w:val="single" w:sz="6" w:space="0" w:color="B9C7D6"/>
-              <w:right w:val="single" w:sz="6" w:space="0" w:color="B9C7D6"/>
-            </w:tcBorders>
-            <w:tcMar>
-              <w:top w:w="100" w:type="dxa"/>
-              <w:bottom w:w="100" w:type="dxa"/>
-              <w:left w:w="120" w:type="dxa"/>
-              <w:right w:w="120" w:type="dxa"/>
-            </w:tcMar>
-          </w:tcPr>
-          <w:p>
-            <w:pPr>
-              <w:spacing w:line="240" w:lineRule="auto" w:before="49" w:after="49"/>
-            </w:pPr>
-            <w:r>
-              <w:rPr>
-                <w:color w:val="1A1A1A"/>
-                <w:sz w:val="18"/>
-              </w:rPr>
-              <w:t xml:space="preserve">替换为完整的提示词与配置方案（系统提示词全文、工作流节点设计、知识库文档清单、智能体参数表）， </w:t>
-            </w:r>
-            <w:r>
-              <w:rPr>
-                <w:b/>
-                <w:color w:val="1A1A1A"/>
-                <w:sz w:val="18"/>
-              </w:rPr>
-              <w:t>已收录为本稿附录 C</w:t>
+              <w:t>苏果真实经营数据</w:t>
+            </w:r>
+            <w:r>
+              <w:rPr>
+                <w:color w:val="1A1A1A"/>
+                <w:sz w:val="18"/>
+              </w:rPr>
+              <w:t xml:space="preserve"> </w:t>
+            </w:r>
+            <w:r>
+              <w:rPr>
+                <w:color w:val="1A1A1A"/>
+                <w:sz w:val="18"/>
+              </w:rPr>
+              <w:t>”</w:t>
+            </w:r>
+            <w:r>
+              <w:rPr>
+                <w:color w:val="1A1A1A"/>
+                <w:sz w:val="18"/>
+              </w:rPr>
+              <w:t xml:space="preserve"> </w:t>
+            </w:r>
+            <w:r>
+              <w:rPr>
+                <w:color w:val="1A1A1A"/>
+                <w:sz w:val="18"/>
+              </w:rPr>
+              <w:t>之处，一律改为</w:t>
+            </w:r>
+            <w:r>
+              <w:rPr>
+                <w:color w:val="1A1A1A"/>
+                <w:sz w:val="18"/>
+              </w:rPr>
+              <w:t xml:space="preserve"> </w:t>
+            </w:r>
+            <w:r>
+              <w:rPr>
+                <w:color w:val="1A1A1A"/>
+                <w:sz w:val="18"/>
+              </w:rPr>
+              <w:t>“</w:t>
+            </w:r>
+            <w:r>
+              <w:rPr>
+                <w:color w:val="1A1A1A"/>
+                <w:sz w:val="18"/>
+              </w:rPr>
+              <w:t xml:space="preserve"> </w:t>
+            </w:r>
+            <w:r>
+              <w:rPr>
+                <w:color w:val="1A1A1A"/>
+                <w:sz w:val="18"/>
+              </w:rPr>
+              <w:t>基于公开行业数据构造的模拟演示数据</w:t>
+            </w:r>
+            <w:r>
+              <w:rPr>
+                <w:color w:val="1A1A1A"/>
+                <w:sz w:val="18"/>
+              </w:rPr>
+              <w:t xml:space="preserve"> </w:t>
+            </w:r>
+            <w:r>
+              <w:rPr>
+                <w:color w:val="1A1A1A"/>
+                <w:sz w:val="18"/>
+              </w:rPr>
+              <w:t>”</w:t>
             </w:r>
           </w:p>
         </w:tc>
@@ -6372,7 +7151,7 @@
         </w:tc>
         <w:tc>
           <w:tcPr>
-            <w:tcW w:type="pct" w:w="1000"/>
+            <w:tcW w:type="pct" w:w="1200"/>
             <w:vAlign w:val="center"/>
             <w:tcBorders>
               <w:top w:val="single" w:sz="6" w:space="0" w:color="B9C7D6"/>
@@ -6393,17 +7172,44 @@
             </w:pPr>
             <w:r>
               <w:rPr>
-                <w:b/>
-                <w:color w:val="1A1A1A"/>
-                <w:sz w:val="18"/>
-              </w:rPr>
-              <w:t>参考文献 [19]</w:t>
+                <w:color w:val="1A1A1A"/>
+                <w:sz w:val="18"/>
+              </w:rPr>
+              <w:t>致谢／声明中的</w:t>
+            </w:r>
+            <w:r>
+              <w:rPr>
+                <w:color w:val="1A1A1A"/>
+                <w:sz w:val="18"/>
+              </w:rPr>
+              <w:t xml:space="preserve"> </w:t>
+            </w:r>
+            <w:r>
+              <w:rPr>
+                <w:color w:val="1A1A1A"/>
+                <w:sz w:val="18"/>
+              </w:rPr>
+              <w:t xml:space="preserve"> AI </w:t>
+            </w:r>
+            <w:r>
+              <w:rPr>
+                <w:color w:val="1A1A1A"/>
+                <w:sz w:val="18"/>
+              </w:rPr>
+              <w:t xml:space="preserve"> </w:t>
+            </w:r>
+            <w:r>
+              <w:rPr>
+                <w:color w:val="1A1A1A"/>
+                <w:sz w:val="18"/>
+              </w:rPr>
+              <w:t>使用说明</w:t>
             </w:r>
           </w:p>
         </w:tc>
         <w:tc>
           <w:tcPr>
-            <w:tcW w:type="pct" w:w="1900"/>
+            <w:tcW w:type="pct" w:w="3500"/>
             <w:vAlign w:val="center"/>
             <w:tcBorders>
               <w:top w:val="single" w:sz="6" w:space="0" w:color="B9C7D6"/>
@@ -6427,7 +7233,7 @@
                 <w:color w:val="1A1A1A"/>
                 <w:sz w:val="18"/>
               </w:rPr>
-              <w:t>UCI Machine Learning Repository. Online Retail Dataset</w:t>
+              <w:t>须如实填写本次工作使用了</w:t>
             </w:r>
             <w:r>
               <w:rPr>
@@ -6441,37 +7247,7 @@
                 <w:color w:val="1A1A1A"/>
                 <w:sz w:val="18"/>
               </w:rPr>
-              <w:t>（作为算法验证数据来源）</w:t>
-            </w:r>
-          </w:p>
-        </w:tc>
-        <w:tc>
-          <w:tcPr>
-            <w:tcW w:type="pct" w:w="1800"/>
-            <w:vAlign w:val="center"/>
-            <w:tcBorders>
-              <w:top w:val="single" w:sz="6" w:space="0" w:color="B9C7D6"/>
-              <w:bottom w:val="single" w:sz="6" w:space="0" w:color="B9C7D6"/>
-              <w:left w:val="single" w:sz="6" w:space="0" w:color="B9C7D6"/>
-              <w:right w:val="single" w:sz="6" w:space="0" w:color="B9C7D6"/>
-            </w:tcBorders>
-            <w:tcMar>
-              <w:top w:w="100" w:type="dxa"/>
-              <w:bottom w:w="100" w:type="dxa"/>
-              <w:left w:w="120" w:type="dxa"/>
-              <w:right w:w="120" w:type="dxa"/>
-            </w:tcMar>
-          </w:tcPr>
-          <w:p>
-            <w:pPr>
-              <w:spacing w:line="240" w:lineRule="auto" w:before="49" w:after="49"/>
-            </w:pPr>
-            <w:r>
-              <w:rPr>
-                <w:color w:val="1A1A1A"/>
-                <w:sz w:val="18"/>
-              </w:rPr>
-              <w:t>保留该条，但建议在正文首次引用处明确</w:t>
+              <w:t xml:space="preserve"> AI </w:t>
             </w:r>
             <w:r>
               <w:rPr>
@@ -6485,49 +7261,7 @@
                 <w:color w:val="1A1A1A"/>
                 <w:sz w:val="18"/>
               </w:rPr>
-              <w:t>“</w:t>
-            </w:r>
-            <w:r>
-              <w:rPr>
-                <w:color w:val="1A1A1A"/>
-                <w:sz w:val="18"/>
-              </w:rPr>
-              <w:t xml:space="preserve"> </w:t>
-            </w:r>
-            <w:r>
-              <w:rPr>
-                <w:color w:val="1A1A1A"/>
-                <w:sz w:val="18"/>
-              </w:rPr>
-              <w:t>仅参照其数据结构构造模拟数据，未直接使用原始记录</w:t>
-            </w:r>
-            <w:r>
-              <w:rPr>
-                <w:color w:val="1A1A1A"/>
-                <w:sz w:val="18"/>
-              </w:rPr>
-              <w:t xml:space="preserve"> </w:t>
-            </w:r>
-            <w:r>
-              <w:rPr>
-                <w:color w:val="1A1A1A"/>
-                <w:sz w:val="18"/>
-              </w:rPr>
-              <w:t>”</w:t>
-            </w:r>
-            <w:r>
-              <w:rPr>
-                <w:color w:val="1A1A1A"/>
-                <w:sz w:val="18"/>
-              </w:rPr>
-              <w:t xml:space="preserve"> </w:t>
-            </w:r>
-            <w:r>
-              <w:rPr>
-                <w:color w:val="1A1A1A"/>
-                <w:sz w:val="18"/>
-              </w:rPr>
-              <w:t>，避免与数据集说明文档的免责声明冲突</w:t>
+              <w:t>辅助工具（含代码缺陷定位、文档撰写与格式转换），并说明所有算法输出均由本地实测复核</w:t>
             </w:r>
           </w:p>
         </w:tc>
@@ -6565,7 +7299,7 @@
         </w:tc>
         <w:tc>
           <w:tcPr>
-            <w:tcW w:type="pct" w:w="1000"/>
+            <w:tcW w:type="pct" w:w="1200"/>
             <w:vAlign w:val="center"/>
             <w:tcBorders>
               <w:top w:val="single" w:sz="6" w:space="0" w:color="B9C7D6"/>
@@ -6586,7 +7320,6 @@
             </w:pPr>
             <w:r>
               <w:rPr>
-                <w:b/>
                 <w:color w:val="1A1A1A"/>
                 <w:sz w:val="18"/>
               </w:rPr>
@@ -6596,7 +7329,7 @@
         </w:tc>
         <w:tc>
           <w:tcPr>
-            <w:tcW w:type="pct" w:w="1900"/>
+            <w:tcW w:type="pct" w:w="3500"/>
             <w:vAlign w:val="center"/>
             <w:tcBorders>
               <w:top w:val="single" w:sz="6" w:space="0" w:color="B9C7D6"/>
@@ -6620,7 +7353,7 @@
                 <w:color w:val="1A1A1A"/>
                 <w:sz w:val="18"/>
               </w:rPr>
-              <w:t>原</w:t>
+              <w:t>本稿新增引用：</w:t>
             </w:r>
             <w:r>
               <w:rPr>
@@ -6634,7 +7367,7 @@
                 <w:color w:val="1A1A1A"/>
                 <w:sz w:val="18"/>
               </w:rPr>
-              <w:t xml:space="preserve"> 24 </w:t>
+              <w:t xml:space="preserve">Min-Max </w:t>
             </w:r>
             <w:r>
               <w:rPr>
@@ -6648,37 +7381,7 @@
                 <w:color w:val="1A1A1A"/>
                 <w:sz w:val="18"/>
               </w:rPr>
-              <w:t>条</w:t>
-            </w:r>
-          </w:p>
-        </w:tc>
-        <w:tc>
-          <w:tcPr>
-            <w:tcW w:type="pct" w:w="1800"/>
-            <w:vAlign w:val="center"/>
-            <w:tcBorders>
-              <w:top w:val="single" w:sz="6" w:space="0" w:color="B9C7D6"/>
-              <w:bottom w:val="single" w:sz="6" w:space="0" w:color="B9C7D6"/>
-              <w:left w:val="single" w:sz="6" w:space="0" w:color="B9C7D6"/>
-              <w:right w:val="single" w:sz="6" w:space="0" w:color="B9C7D6"/>
-            </w:tcBorders>
-            <w:tcMar>
-              <w:top w:w="100" w:type="dxa"/>
-              <w:bottom w:w="100" w:type="dxa"/>
-              <w:left w:w="120" w:type="dxa"/>
-              <w:right w:w="120" w:type="dxa"/>
-            </w:tcMar>
-          </w:tcPr>
-          <w:p>
-            <w:pPr>
-              <w:spacing w:line="240" w:lineRule="auto" w:before="49" w:after="49"/>
-            </w:pPr>
-            <w:r>
-              <w:rPr>
-                <w:color w:val="1A1A1A"/>
-                <w:sz w:val="18"/>
-              </w:rPr>
-              <w:t>建议增补</w:t>
+              <w:t>标准化、</w:t>
             </w:r>
             <w:r>
               <w:rPr>
@@ -6692,7 +7395,7 @@
                 <w:color w:val="1A1A1A"/>
                 <w:sz w:val="18"/>
               </w:rPr>
-              <w:t xml:space="preserve"> 1 </w:t>
+              <w:t xml:space="preserve">Apriori </w:t>
             </w:r>
             <w:r>
               <w:rPr>
@@ -6706,100 +7409,7 @@
                 <w:color w:val="1A1A1A"/>
                 <w:sz w:val="18"/>
               </w:rPr>
-              <w:t>条：本项目自建平台的源代码仓库与线上演示地址，便于评审复算核实</w:t>
-            </w:r>
-          </w:p>
-        </w:tc>
-      </w:tr>
-      <w:tr>
-        <w:tc>
-          <w:tcPr>
-            <w:tcW w:type="pct" w:w="300"/>
-            <w:vAlign w:val="center"/>
-            <w:tcBorders>
-              <w:top w:val="single" w:sz="6" w:space="0" w:color="B9C7D6"/>
-              <w:bottom w:val="single" w:sz="6" w:space="0" w:color="B9C7D6"/>
-              <w:left w:val="single" w:sz="6" w:space="0" w:color="B9C7D6"/>
-              <w:right w:val="single" w:sz="6" w:space="0" w:color="B9C7D6"/>
-            </w:tcBorders>
-            <w:tcMar>
-              <w:top w:w="100" w:type="dxa"/>
-              <w:bottom w:w="100" w:type="dxa"/>
-              <w:left w:w="120" w:type="dxa"/>
-              <w:right w:w="120" w:type="dxa"/>
-            </w:tcMar>
-          </w:tcPr>
-          <w:p>
-            <w:pPr>
-              <w:spacing w:line="240" w:lineRule="auto" w:before="49" w:after="49"/>
-            </w:pPr>
-            <w:r>
-              <w:rPr>
-                <w:color w:val="1A1A1A"/>
-                <w:sz w:val="18"/>
-              </w:rPr>
-              <w:t>11</w:t>
-            </w:r>
-          </w:p>
-        </w:tc>
-        <w:tc>
-          <w:tcPr>
-            <w:tcW w:type="pct" w:w="1000"/>
-            <w:vAlign w:val="center"/>
-            <w:tcBorders>
-              <w:top w:val="single" w:sz="6" w:space="0" w:color="B9C7D6"/>
-              <w:bottom w:val="single" w:sz="6" w:space="0" w:color="B9C7D6"/>
-              <w:left w:val="single" w:sz="6" w:space="0" w:color="B9C7D6"/>
-              <w:right w:val="single" w:sz="6" w:space="0" w:color="B9C7D6"/>
-            </w:tcBorders>
-            <w:tcMar>
-              <w:top w:w="100" w:type="dxa"/>
-              <w:bottom w:w="100" w:type="dxa"/>
-              <w:left w:w="120" w:type="dxa"/>
-              <w:right w:w="120" w:type="dxa"/>
-            </w:tcMar>
-          </w:tcPr>
-          <w:p>
-            <w:pPr>
-              <w:spacing w:line="240" w:lineRule="auto" w:before="49" w:after="49"/>
-            </w:pPr>
-            <w:r>
-              <w:rPr>
-                <w:b/>
-                <w:color w:val="1A1A1A"/>
-                <w:sz w:val="18"/>
-              </w:rPr>
-              <w:t>第二章 2.1（末段）</w:t>
-            </w:r>
-          </w:p>
-        </w:tc>
-        <w:tc>
-          <w:tcPr>
-            <w:tcW w:type="pct" w:w="1900"/>
-            <w:vAlign w:val="center"/>
-            <w:tcBorders>
-              <w:top w:val="single" w:sz="6" w:space="0" w:color="B9C7D6"/>
-              <w:bottom w:val="single" w:sz="6" w:space="0" w:color="B9C7D6"/>
-              <w:left w:val="single" w:sz="6" w:space="0" w:color="B9C7D6"/>
-              <w:right w:val="single" w:sz="6" w:space="0" w:color="B9C7D6"/>
-            </w:tcBorders>
-            <w:tcMar>
-              <w:top w:w="100" w:type="dxa"/>
-              <w:bottom w:w="100" w:type="dxa"/>
-              <w:left w:w="120" w:type="dxa"/>
-              <w:right w:w="120" w:type="dxa"/>
-            </w:tcMar>
-          </w:tcPr>
-          <w:p>
-            <w:pPr>
-              <w:spacing w:line="240" w:lineRule="auto" w:before="49" w:after="49"/>
-            </w:pPr>
-            <w:r>
-              <w:rPr>
-                <w:color w:val="1A1A1A"/>
-                <w:sz w:val="18"/>
-              </w:rPr>
-              <w:t>“</w:t>
+              <w:t>算法、讯飞星辰</w:t>
             </w:r>
             <w:r>
               <w:rPr>
@@ -6813,7 +7423,7 @@
                 <w:color w:val="1A1A1A"/>
                 <w:sz w:val="18"/>
               </w:rPr>
-              <w:t>本轮改革主要依靠采购人员经验判断与对标行业模式，尚未引入</w:t>
+              <w:t xml:space="preserve"> Agent </w:t>
             </w:r>
             <w:r>
               <w:rPr>
@@ -6827,7 +7437,7 @@
                 <w:color w:val="1A1A1A"/>
                 <w:sz w:val="18"/>
               </w:rPr>
-              <w:t xml:space="preserve"> AI </w:t>
+              <w:t>平台；已删除对</w:t>
             </w:r>
             <w:r>
               <w:rPr>
@@ -6841,7 +7451,7 @@
                 <w:color w:val="1A1A1A"/>
                 <w:sz w:val="18"/>
               </w:rPr>
-              <w:t>算法构建数据驱动的选品决策体系</w:t>
+              <w:t xml:space="preserve"> UCI </w:t>
             </w:r>
             <w:r>
               <w:rPr>
@@ -6855,336 +7465,14 @@
                 <w:color w:val="1A1A1A"/>
                 <w:sz w:val="18"/>
               </w:rPr>
-              <w:t>”</w:t>
-            </w:r>
-          </w:p>
-        </w:tc>
-        <w:tc>
-          <w:tcPr>
-            <w:tcW w:type="pct" w:w="1800"/>
-            <w:vAlign w:val="center"/>
-            <w:tcBorders>
-              <w:top w:val="single" w:sz="6" w:space="0" w:color="B9C7D6"/>
-              <w:bottom w:val="single" w:sz="6" w:space="0" w:color="B9C7D6"/>
-              <w:left w:val="single" w:sz="6" w:space="0" w:color="B9C7D6"/>
-              <w:right w:val="single" w:sz="6" w:space="0" w:color="B9C7D6"/>
-            </w:tcBorders>
-            <w:tcMar>
-              <w:top w:w="100" w:type="dxa"/>
-              <w:bottom w:w="100" w:type="dxa"/>
-              <w:left w:w="120" w:type="dxa"/>
-              <w:right w:w="120" w:type="dxa"/>
-            </w:tcMar>
-          </w:tcPr>
-          <w:p>
-            <w:pPr>
-              <w:spacing w:line="240" w:lineRule="auto" w:before="49" w:after="49"/>
-            </w:pPr>
-            <w:r>
-              <w:rPr>
-                <w:color w:val="1A1A1A"/>
-                <w:sz w:val="18"/>
-              </w:rPr>
-              <w:t>建议保留（该表述与实情相符），但可补充一句：本研究已建成可运行原型，为缓解该能力缺口提供了技术准备</w:t>
-            </w:r>
-          </w:p>
-        </w:tc>
-      </w:tr>
-      <w:tr>
-        <w:tc>
-          <w:tcPr>
-            <w:tcW w:type="pct" w:w="300"/>
-            <w:vAlign w:val="center"/>
-            <w:tcBorders>
-              <w:top w:val="single" w:sz="6" w:space="0" w:color="B9C7D6"/>
-              <w:bottom w:val="single" w:sz="6" w:space="0" w:color="B9C7D6"/>
-              <w:left w:val="single" w:sz="6" w:space="0" w:color="B9C7D6"/>
-              <w:right w:val="single" w:sz="6" w:space="0" w:color="B9C7D6"/>
-            </w:tcBorders>
-            <w:tcMar>
-              <w:top w:w="100" w:type="dxa"/>
-              <w:bottom w:w="100" w:type="dxa"/>
-              <w:left w:w="120" w:type="dxa"/>
-              <w:right w:w="120" w:type="dxa"/>
-            </w:tcMar>
-          </w:tcPr>
-          <w:p>
-            <w:pPr>
-              <w:spacing w:line="240" w:lineRule="auto" w:before="49" w:after="49"/>
-            </w:pPr>
-            <w:r>
-              <w:rPr>
-                <w:color w:val="1A1A1A"/>
-                <w:sz w:val="18"/>
-              </w:rPr>
-              <w:t>12</w:t>
-            </w:r>
-          </w:p>
-        </w:tc>
-        <w:tc>
-          <w:tcPr>
-            <w:tcW w:type="pct" w:w="1000"/>
-            <w:vAlign w:val="center"/>
-            <w:tcBorders>
-              <w:top w:val="single" w:sz="6" w:space="0" w:color="B9C7D6"/>
-              <w:bottom w:val="single" w:sz="6" w:space="0" w:color="B9C7D6"/>
-              <w:left w:val="single" w:sz="6" w:space="0" w:color="B9C7D6"/>
-              <w:right w:val="single" w:sz="6" w:space="0" w:color="B9C7D6"/>
-            </w:tcBorders>
-            <w:tcMar>
-              <w:top w:w="100" w:type="dxa"/>
-              <w:bottom w:w="100" w:type="dxa"/>
-              <w:left w:w="120" w:type="dxa"/>
-              <w:right w:w="120" w:type="dxa"/>
-            </w:tcMar>
-          </w:tcPr>
-          <w:p>
-            <w:pPr>
-              <w:spacing w:line="240" w:lineRule="auto" w:before="49" w:after="49"/>
-            </w:pPr>
-            <w:r>
-              <w:rPr>
-                <w:b/>
-                <w:color w:val="1A1A1A"/>
-                <w:sz w:val="18"/>
-              </w:rPr>
-              <w:t>第七章 7.2（3）大模型幻觉抑制</w:t>
-            </w:r>
-          </w:p>
-        </w:tc>
-        <w:tc>
-          <w:tcPr>
-            <w:tcW w:type="pct" w:w="1900"/>
-            <w:vAlign w:val="center"/>
-            <w:tcBorders>
-              <w:top w:val="single" w:sz="6" w:space="0" w:color="B9C7D6"/>
-              <w:bottom w:val="single" w:sz="6" w:space="0" w:color="B9C7D6"/>
-              <w:left w:val="single" w:sz="6" w:space="0" w:color="B9C7D6"/>
-              <w:right w:val="single" w:sz="6" w:space="0" w:color="B9C7D6"/>
-            </w:tcBorders>
-            <w:tcMar>
-              <w:top w:w="100" w:type="dxa"/>
-              <w:bottom w:w="100" w:type="dxa"/>
-              <w:left w:w="120" w:type="dxa"/>
-              <w:right w:w="120" w:type="dxa"/>
-            </w:tcMar>
-          </w:tcPr>
-          <w:p>
-            <w:pPr>
-              <w:spacing w:line="240" w:lineRule="auto" w:before="49" w:after="49"/>
-            </w:pPr>
-            <w:r>
-              <w:rPr>
-                <w:color w:val="1A1A1A"/>
-                <w:sz w:val="18"/>
-              </w:rPr>
-              <w:t>“</w:t>
-            </w:r>
-            <w:r>
-              <w:rPr>
-                <w:color w:val="1A1A1A"/>
-                <w:sz w:val="18"/>
-              </w:rPr>
-              <w:t xml:space="preserve"> </w:t>
-            </w:r>
-            <w:r>
-              <w:rPr>
-                <w:color w:val="1A1A1A"/>
-                <w:sz w:val="18"/>
-              </w:rPr>
-              <w:t>智能体的输出严格基于知识库中的算法结果与真实数据，不得编造不存在的数据与结论</w:t>
-            </w:r>
-            <w:r>
-              <w:rPr>
-                <w:color w:val="1A1A1A"/>
-                <w:sz w:val="18"/>
-              </w:rPr>
-              <w:t xml:space="preserve"> </w:t>
-            </w:r>
-            <w:r>
-              <w:rPr>
-                <w:color w:val="1A1A1A"/>
-                <w:sz w:val="18"/>
-              </w:rPr>
-              <w:t>”</w:t>
-            </w:r>
-          </w:p>
-        </w:tc>
-        <w:tc>
-          <w:tcPr>
-            <w:tcW w:type="pct" w:w="1800"/>
-            <w:vAlign w:val="center"/>
-            <w:tcBorders>
-              <w:top w:val="single" w:sz="6" w:space="0" w:color="B9C7D6"/>
-              <w:bottom w:val="single" w:sz="6" w:space="0" w:color="B9C7D6"/>
-              <w:left w:val="single" w:sz="6" w:space="0" w:color="B9C7D6"/>
-              <w:right w:val="single" w:sz="6" w:space="0" w:color="B9C7D6"/>
-            </w:tcBorders>
-            <w:tcMar>
-              <w:top w:w="100" w:type="dxa"/>
-              <w:bottom w:w="100" w:type="dxa"/>
-              <w:left w:w="120" w:type="dxa"/>
-              <w:right w:w="120" w:type="dxa"/>
-            </w:tcMar>
-          </w:tcPr>
-          <w:p>
-            <w:pPr>
-              <w:spacing w:line="240" w:lineRule="auto" w:before="49" w:after="49"/>
-            </w:pPr>
-            <w:r>
-              <w:rPr>
-                <w:color w:val="1A1A1A"/>
-                <w:sz w:val="18"/>
-              </w:rPr>
-              <w:t>建议补充实现层面的证据：平台已将</w:t>
-            </w:r>
-            <w:r>
-              <w:rPr>
-                <w:color w:val="1A1A1A"/>
-                <w:sz w:val="18"/>
-              </w:rPr>
-              <w:t xml:space="preserve"> </w:t>
-            </w:r>
-            <w:r>
-              <w:rPr>
-                <w:color w:val="1A1A1A"/>
-                <w:sz w:val="18"/>
-              </w:rPr>
-              <w:t>“</w:t>
-            </w:r>
-            <w:r>
-              <w:rPr>
-                <w:color w:val="1A1A1A"/>
-                <w:sz w:val="18"/>
-              </w:rPr>
-              <w:t xml:space="preserve"> </w:t>
-            </w:r>
-            <w:r>
-              <w:rPr>
-                <w:color w:val="1A1A1A"/>
-                <w:sz w:val="18"/>
-              </w:rPr>
-              <w:t>数据不足即拒答</w:t>
-            </w:r>
-            <w:r>
-              <w:rPr>
-                <w:color w:val="1A1A1A"/>
-                <w:sz w:val="18"/>
-              </w:rPr>
-              <w:t xml:space="preserve"> </w:t>
-            </w:r>
-            <w:r>
-              <w:rPr>
-                <w:color w:val="1A1A1A"/>
-                <w:sz w:val="18"/>
-              </w:rPr>
-              <w:t>”</w:t>
-            </w:r>
-            <w:r>
-              <w:rPr>
-                <w:color w:val="1A1A1A"/>
-                <w:sz w:val="18"/>
-              </w:rPr>
-              <w:t xml:space="preserve"> </w:t>
-            </w:r>
-            <w:r>
-              <w:rPr>
-                <w:color w:val="1A1A1A"/>
-                <w:sz w:val="18"/>
-              </w:rPr>
-              <w:t>实现为统一返回契约（</w:t>
-            </w:r>
-            <w:r>
-              <w:rPr>
-                <w:color w:val="1A1A1A"/>
-                <w:sz w:val="18"/>
-              </w:rPr>
-              <w:t xml:space="preserve"> </w:t>
-            </w:r>
-            <w:r>
-              <w:rPr>
-                <w:rFonts w:ascii="Courier" w:hAnsi="Courier"/>
-                <w:color w:val="1A1A1A"/>
-                <w:sz w:val="18"/>
-              </w:rPr>
-              <w:t>ok=false, insufficient=true, reason</w:t>
-            </w:r>
-            <w:r>
-              <w:rPr>
-                <w:color w:val="1A1A1A"/>
-                <w:sz w:val="18"/>
-              </w:rPr>
-              <w:t xml:space="preserve"> </w:t>
-            </w:r>
-            <w:r>
-              <w:rPr>
-                <w:color w:val="1A1A1A"/>
-                <w:sz w:val="18"/>
-              </w:rPr>
-              <w:t>，且响应体中不含任何量化结果字段），并有</w:t>
-            </w:r>
-            <w:r>
-              <w:rPr>
-                <w:color w:val="1A1A1A"/>
-                <w:sz w:val="18"/>
-              </w:rPr>
-              <w:t xml:space="preserve"> </w:t>
-            </w:r>
-            <w:r>
-              <w:rPr>
-                <w:color w:val="1A1A1A"/>
-                <w:sz w:val="18"/>
-              </w:rPr>
-              <w:t xml:space="preserve"> 5 </w:t>
-            </w:r>
-            <w:r>
-              <w:rPr>
-                <w:color w:val="1A1A1A"/>
-                <w:sz w:val="18"/>
-              </w:rPr>
-              <w:t xml:space="preserve"> </w:t>
-            </w:r>
-            <w:r>
-              <w:rPr>
-                <w:color w:val="1A1A1A"/>
-                <w:sz w:val="18"/>
-              </w:rPr>
-              <w:t>类拒答场景的实测记录可供复核（见</w:t>
-            </w:r>
-            <w:r>
-              <w:rPr>
-                <w:color w:val="1A1A1A"/>
-                <w:sz w:val="18"/>
-              </w:rPr>
-              <w:t xml:space="preserve"> </w:t>
-            </w:r>
-            <w:r>
-              <w:rPr>
-                <w:color w:val="1A1A1A"/>
-                <w:sz w:val="18"/>
-              </w:rPr>
-              <w:t xml:space="preserve"> 5.5.3</w:t>
-            </w:r>
-            <w:r>
-              <w:rPr>
-                <w:color w:val="1A1A1A"/>
-                <w:sz w:val="18"/>
-              </w:rPr>
-              <w:t xml:space="preserve"> </w:t>
-            </w:r>
-            <w:r>
-              <w:rPr>
-                <w:color w:val="1A1A1A"/>
-                <w:sz w:val="18"/>
-              </w:rPr>
-              <w:t>），使该条从要求变为已验证的机制</w:t>
+              <w:t>数据集预测精度的引用</w:t>
             </w:r>
           </w:p>
         </w:tc>
       </w:tr>
     </w:tbl>
     <w:p>
-      <w:bookmarkStart w:id="4" w:name="sy4"/>
+      <w:bookmarkStart w:id="4" w:name="g4"/>
       <w:pPr>
         <w:pStyle w:val="Heading2"/>
       </w:pPr>
@@ -7194,7 +7482,7 @@
           <w:color w:val="1F4E79"/>
           <w:sz w:val="27"/>
         </w:rPr>
-        <w:t>四、合并时的三点提醒</w:t>
+        <w:t>四、合并时的四点提醒</w:t>
       </w:r>
     </w:p>
     <w:p>
@@ -7208,140 +7496,21 @@
           <w:color w:val="1A1A1A"/>
           <w:sz w:val="21"/>
         </w:rPr>
-        <w:t>第一，全篇须保持“三种数据、三种标注”的一致性。</w:t>
+        <w:t>第一，务必核对“数据不足”相关的表述是否被其他章节弱化。</w:t>
       </w:r>
       <w:r>
         <w:rPr>
           <w:color w:val="1A1A1A"/>
           <w:sz w:val="21"/>
         </w:rPr>
-        <w:t>改写稿严格区分</w:t>
+        <w:t>本稿在</w:t>
       </w:r>
       <w:r>
         <w:rPr>
           <w:color w:val="1A1A1A"/>
           <w:sz w:val="21"/>
         </w:rPr>
-        <w:t>“</w:t>
-      </w:r>
-      <w:r>
-        <w:rPr>
-          <w:color w:val="1A1A1A"/>
-          <w:sz w:val="21"/>
-        </w:rPr>
-        <w:t>平台实测</w:t>
-      </w:r>
-      <w:r>
-        <w:rPr>
-          <w:color w:val="1A1A1A"/>
-          <w:sz w:val="21"/>
-        </w:rPr>
-        <w:t>”</w:t>
-      </w:r>
-      <w:r>
-        <w:rPr>
-          <w:color w:val="1A1A1A"/>
-          <w:sz w:val="21"/>
-        </w:rPr>
-        <w:t>（由平台算法在演示数据集上现场计算得出）、</w:t>
-      </w:r>
-      <w:r>
-        <w:rPr>
-          <w:color w:val="1A1A1A"/>
-          <w:sz w:val="21"/>
-        </w:rPr>
-        <w:t>“</w:t>
-      </w:r>
-      <w:r>
-        <w:rPr>
-          <w:color w:val="1A1A1A"/>
-          <w:sz w:val="21"/>
-        </w:rPr>
-        <w:t>附件参考</w:t>
-      </w:r>
-      <w:r>
-        <w:rPr>
-          <w:color w:val="1A1A1A"/>
-          <w:sz w:val="21"/>
-        </w:rPr>
-        <w:t>”</w:t>
-      </w:r>
-      <w:r>
-        <w:rPr>
-          <w:color w:val="1A1A1A"/>
-          <w:sz w:val="21"/>
-        </w:rPr>
-        <w:t>（数据集文件中已给定的参考结果）与</w:t>
-      </w:r>
-      <w:r>
-        <w:rPr>
-          <w:color w:val="1A1A1A"/>
-          <w:sz w:val="21"/>
-        </w:rPr>
-        <w:t>“</w:t>
-      </w:r>
-      <w:r>
-        <w:rPr>
-          <w:color w:val="1A1A1A"/>
-          <w:sz w:val="21"/>
-        </w:rPr>
-        <w:t>行业公开</w:t>
-      </w:r>
-      <w:r>
-        <w:rPr>
-          <w:color w:val="1A1A1A"/>
-          <w:sz w:val="21"/>
-        </w:rPr>
-        <w:t>”</w:t>
-      </w:r>
-      <w:r>
-        <w:rPr>
-          <w:color w:val="1A1A1A"/>
-          <w:sz w:val="21"/>
-        </w:rPr>
-        <w:t>（引自公开报告或媒体的外部数据），共三类。合并时请确保新增或保留的其他章节沿用同一套标注方式，避免出现同一数字在不同章节被归入不同性质的情况。</w:t>
-      </w:r>
-    </w:p>
-    <w:p>
-      <w:pPr>
-        <w:spacing w:line="420" w:lineRule="auto"/>
-        <w:jc w:val="both"/>
-      </w:pPr>
-      <w:r>
-        <w:rPr>
-          <w:b/>
-          <w:color w:val="1A1A1A"/>
-          <w:sz w:val="21"/>
-        </w:rPr>
-        <w:t>第二，注意“已实现／部分实现／未实现”的表述必须全篇一致。</w:t>
-      </w:r>
-      <w:r>
-        <w:rPr>
-          <w:color w:val="1A1A1A"/>
-          <w:sz w:val="21"/>
-        </w:rPr>
-        <w:t>改写稿在</w:t>
-      </w:r>
-      <w:r>
-        <w:rPr>
-          <w:color w:val="1A1A1A"/>
-          <w:sz w:val="21"/>
-        </w:rPr>
-        <w:t xml:space="preserve"> 3.3</w:t>
-      </w:r>
-      <w:r>
-        <w:rPr>
-          <w:color w:val="1A1A1A"/>
-          <w:sz w:val="21"/>
-        </w:rPr>
-        <w:t>、</w:t>
-      </w:r>
-      <w:r>
-        <w:rPr>
-          <w:color w:val="1A1A1A"/>
-          <w:sz w:val="21"/>
-        </w:rPr>
-        <w:t>4.2</w:t>
+        <w:t xml:space="preserve"> 3.2.6</w:t>
       </w:r>
       <w:r>
         <w:rPr>
@@ -7369,14 +7538,56 @@
           <w:color w:val="1A1A1A"/>
           <w:sz w:val="21"/>
         </w:rPr>
-        <w:t xml:space="preserve">8.2 </w:t>
+        <w:t>4.4.5</w:t>
       </w:r>
       <w:r>
         <w:rPr>
           <w:color w:val="1A1A1A"/>
           <w:sz w:val="21"/>
         </w:rPr>
-        <w:t>相关位置均按同一口径描述各模块的实现状态。若其他章节出现</w:t>
+        <w:t>、</w:t>
+      </w:r>
+      <w:r>
+        <w:rPr>
+          <w:color w:val="1A1A1A"/>
+          <w:sz w:val="21"/>
+        </w:rPr>
+        <w:t xml:space="preserve">5.5.3 </w:t>
+      </w:r>
+      <w:r>
+        <w:rPr>
+          <w:color w:val="1A1A1A"/>
+          <w:sz w:val="21"/>
+        </w:rPr>
+        <w:t>四处反复强调平台的数据边界（</w:t>
+      </w:r>
+      <w:r>
+        <w:rPr>
+          <w:color w:val="1A1A1A"/>
+          <w:sz w:val="21"/>
+        </w:rPr>
+        <w:t xml:space="preserve">SKU </w:t>
+      </w:r>
+      <w:r>
+        <w:rPr>
+          <w:color w:val="1A1A1A"/>
+          <w:sz w:val="21"/>
+        </w:rPr>
+        <w:t>级数据为</w:t>
+      </w:r>
+      <w:r>
+        <w:rPr>
+          <w:color w:val="1A1A1A"/>
+          <w:sz w:val="21"/>
+        </w:rPr>
+        <w:t xml:space="preserve"> 0</w:t>
+      </w:r>
+      <w:r>
+        <w:rPr>
+          <w:color w:val="1A1A1A"/>
+          <w:sz w:val="21"/>
+        </w:rPr>
+        <w:t>、会员数据缺失、自有品牌对照数据缺失）。若报告的其他章节使用了</w:t>
       </w:r>
       <w:r>
         <w:rPr>
@@ -7390,7 +7601,21 @@
           <w:color w:val="1A1A1A"/>
           <w:sz w:val="21"/>
         </w:rPr>
-        <w:t>已实现千店千面</w:t>
+        <w:t>全面覆盖</w:t>
+      </w:r>
+      <w:r>
+        <w:rPr>
+          <w:color w:val="1A1A1A"/>
+          <w:sz w:val="21"/>
+        </w:rPr>
+        <w:t>”“</w:t>
+      </w:r>
+      <w:r>
+        <w:rPr>
+          <w:color w:val="1A1A1A"/>
+          <w:sz w:val="21"/>
+        </w:rPr>
+        <w:t>精准预测</w:t>
       </w:r>
       <w:r>
         <w:rPr>
@@ -7404,7 +7629,7 @@
           <w:color w:val="1A1A1A"/>
           <w:sz w:val="21"/>
         </w:rPr>
-        <w:t>之类的表述，将与本稿直接冲突。</w:t>
+        <w:t>这类表述，会与本章产生直接矛盾，必须一并修正。这一组表述是本稿最需要保护的严谨性。</w:t>
       </w:r>
     </w:p>
     <w:p>
@@ -7418,70 +7643,56 @@
           <w:color w:val="1A1A1A"/>
           <w:sz w:val="21"/>
         </w:rPr>
-        <w:t>第三，本改写稿中出现的每一个数值都可复算。</w:t>
+        <w:t>第二，5.3.3 的评分口径校准过程建议保留，不要删减。</w:t>
       </w:r>
       <w:r>
         <w:rPr>
           <w:color w:val="1A1A1A"/>
           <w:sz w:val="21"/>
         </w:rPr>
-        <w:t>数据来源包括：随作品提交的</w:t>
+        <w:t>该节完整记录了健康度算法早期实现中</w:t>
       </w:r>
       <w:r>
         <w:rPr>
           <w:color w:val="1A1A1A"/>
           <w:sz w:val="21"/>
         </w:rPr>
-        <w:t xml:space="preserve"> 5 </w:t>
+        <w:t xml:space="preserve"> 240—938 </w:t>
       </w:r>
       <w:r>
         <w:rPr>
           <w:color w:val="1A1A1A"/>
           <w:sz w:val="21"/>
         </w:rPr>
-        <w:t>个数据集文件、平台前端（可直接交互复算）、平台后台服务（提供</w:t>
+        <w:t>分越界、</w:t>
       </w:r>
       <w:r>
         <w:rPr>
           <w:color w:val="1A1A1A"/>
           <w:sz w:val="21"/>
         </w:rPr>
-        <w:t xml:space="preserve"> OpenAPI </w:t>
+        <w:t xml:space="preserve">7 </w:t>
       </w:r>
       <w:r>
         <w:rPr>
           <w:color w:val="1A1A1A"/>
           <w:sz w:val="21"/>
         </w:rPr>
-        <w:t>文档，可逐接口调用复算）、以及仓库中可运行的</w:t>
+        <w:t>品类全五星、子分出现负值的问题，以及根因（</w:t>
       </w:r>
       <w:r>
         <w:rPr>
           <w:color w:val="1A1A1A"/>
           <w:sz w:val="21"/>
         </w:rPr>
-        <w:t xml:space="preserve"> 5 </w:t>
+        <w:t xml:space="preserve">Min-Max </w:t>
       </w:r>
       <w:r>
         <w:rPr>
           <w:color w:val="1A1A1A"/>
           <w:sz w:val="21"/>
         </w:rPr>
-        <w:t>套验证脚本与</w:t>
-      </w:r>
-      <w:r>
-        <w:rPr>
-          <w:color w:val="1A1A1A"/>
-          <w:sz w:val="21"/>
-        </w:rPr>
-        <w:t xml:space="preserve"> 1 </w:t>
-      </w:r>
-      <w:r>
-        <w:rPr>
-          <w:color w:val="1A1A1A"/>
-          <w:sz w:val="21"/>
-        </w:rPr>
-        <w:t>套接口测试。如评审需要复核任一数值，上述任一路径均可独立完成。这也是本研究把</w:t>
+        <w:t>分子分母口径不一致）与修复方案。删掉它会让第五章变成一份</w:t>
       </w:r>
       <w:r>
         <w:rPr>
@@ -7495,7 +7706,7 @@
           <w:color w:val="1A1A1A"/>
           <w:sz w:val="21"/>
         </w:rPr>
-        <w:t>可复算</w:t>
+        <w:t>一次就写对</w:t>
       </w:r>
       <w:r>
         <w:rPr>
@@ -7509,7 +7720,227 @@
           <w:color w:val="1A1A1A"/>
           <w:sz w:val="21"/>
         </w:rPr>
-        <w:t>作为设计原则之一的直接目的。</w:t>
+        <w:t>的报告，反而降低可信度；保留它则同时展示三件事：研究过程具备复现与核查能力、有测试体系、有如实披露的态度。我们判断这在评审中属于加分项而非减分项。</w:t>
+      </w:r>
+    </w:p>
+    <w:p>
+      <w:pPr>
+        <w:spacing w:line="420" w:lineRule="auto"/>
+        <w:jc w:val="both"/>
+      </w:pPr>
+      <w:r>
+        <w:rPr>
+          <w:b/>
+          <w:color w:val="1A1A1A"/>
+          <w:sz w:val="21"/>
+        </w:rPr>
+        <w:t>第三，全部数值已本地实测复核，但请勿改动其中任何一个数字。</w:t>
+      </w:r>
+      <w:r>
+        <w:rPr>
+          <w:color w:val="1A1A1A"/>
+          <w:sz w:val="21"/>
+        </w:rPr>
+        <w:t>本稿第三至六章出现的每一个具体数值</w:t>
+      </w:r>
+      <w:r>
+        <w:rPr>
+          <w:color w:val="1A1A1A"/>
+          <w:sz w:val="21"/>
+        </w:rPr>
+        <w:t>——</w:t>
+      </w:r>
+      <w:r>
+        <w:rPr>
+          <w:color w:val="1A1A1A"/>
+          <w:sz w:val="21"/>
+        </w:rPr>
+        <w:t>包括健康度子分、关联规则的支持度／置信度／提升度、预测值、环比变化率、表行数、代码行数</w:t>
+      </w:r>
+      <w:r>
+        <w:rPr>
+          <w:color w:val="1A1A1A"/>
+          <w:sz w:val="21"/>
+        </w:rPr>
+        <w:t>——</w:t>
+      </w:r>
+      <w:r>
+        <w:rPr>
+          <w:color w:val="1A1A1A"/>
+          <w:sz w:val="21"/>
+        </w:rPr>
+        <w:t>均取自平台</w:t>
+      </w:r>
+      <w:r>
+        <w:rPr>
+          <w:color w:val="1A1A1A"/>
+          <w:sz w:val="21"/>
+        </w:rPr>
+        <w:t xml:space="preserve"> SQLite </w:t>
+      </w:r>
+      <w:r>
+        <w:rPr>
+          <w:color w:val="1A1A1A"/>
+          <w:sz w:val="21"/>
+        </w:rPr>
+        <w:t>演示库的实读结果或后端算法函数的实算输出，并已逐项复核。原始数据包与复核脚本随交付件一并提供。若因排版调整而误改某个数字，将破坏全文的数一致性；如需更新数据，应重新执行</w:t>
+      </w:r>
+      <w:r>
+        <w:rPr>
+          <w:color w:val="1A1A1A"/>
+          <w:sz w:val="21"/>
+        </w:rPr>
+        <w:t xml:space="preserve"> </w:t>
+      </w:r>
+      <w:r>
+        <w:rPr>
+          <w:rFonts w:ascii="Courier" w:hAnsi="Courier"/>
+          <w:color w:val="1A1A1A"/>
+          <w:sz w:val="21"/>
+        </w:rPr>
+        <w:t>POST /api/categories/recalculate</w:t>
+      </w:r>
+      <w:r>
+        <w:rPr>
+          <w:color w:val="1A1A1A"/>
+          <w:sz w:val="21"/>
+        </w:rPr>
+        <w:t>、</w:t>
+      </w:r>
+      <w:r>
+        <w:rPr>
+          <w:rFonts w:ascii="Courier" w:hAnsi="Courier"/>
+          <w:color w:val="1A1A1A"/>
+          <w:sz w:val="21"/>
+        </w:rPr>
+        <w:t>POST /api/association-rules/recalculate</w:t>
+      </w:r>
+      <w:r>
+        <w:rPr>
+          <w:color w:val="1A1A1A"/>
+          <w:sz w:val="21"/>
+        </w:rPr>
+        <w:t>、</w:t>
+      </w:r>
+      <w:r>
+        <w:rPr>
+          <w:rFonts w:ascii="Courier" w:hAnsi="Courier"/>
+          <w:color w:val="1A1A1A"/>
+          <w:sz w:val="21"/>
+        </w:rPr>
+        <w:t>POST /api/forecast/run</w:t>
+      </w:r>
+      <w:r>
+        <w:rPr>
+          <w:color w:val="1A1A1A"/>
+          <w:sz w:val="21"/>
+        </w:rPr>
+        <w:t xml:space="preserve"> 三个接口后整体替换，而非手工修改。</w:t>
+      </w:r>
+    </w:p>
+    <w:p>
+      <w:pPr>
+        <w:spacing w:line="420" w:lineRule="auto"/>
+        <w:jc w:val="both"/>
+      </w:pPr>
+      <w:r>
+        <w:rPr>
+          <w:b/>
+          <w:color w:val="1A1A1A"/>
+          <w:sz w:val="21"/>
+        </w:rPr>
+        <w:t>第四，本稿在体裁上是“场景分析报告”正文，请勿在合并时引入版本比较或开发过程叙述。</w:t>
+      </w:r>
+      <w:r>
+        <w:rPr>
+          <w:color w:val="1A1A1A"/>
+          <w:sz w:val="21"/>
+        </w:rPr>
+        <w:t>本稿已清除</w:t>
+      </w:r>
+      <w:r>
+        <w:rPr>
+          <w:color w:val="1A1A1A"/>
+          <w:sz w:val="21"/>
+        </w:rPr>
+        <w:t>“</w:t>
+      </w:r>
+      <w:r>
+        <w:rPr>
+          <w:color w:val="1A1A1A"/>
+          <w:sz w:val="21"/>
+        </w:rPr>
+        <w:t>与前一版相比</w:t>
+      </w:r>
+      <w:r>
+        <w:rPr>
+          <w:color w:val="1A1A1A"/>
+          <w:sz w:val="21"/>
+        </w:rPr>
+        <w:t>”“</w:t>
+      </w:r>
+      <w:r>
+        <w:rPr>
+          <w:color w:val="1A1A1A"/>
+          <w:sz w:val="21"/>
+        </w:rPr>
+        <w:t>本次修订</w:t>
+      </w:r>
+      <w:r>
+        <w:rPr>
+          <w:color w:val="1A1A1A"/>
+          <w:sz w:val="21"/>
+        </w:rPr>
+        <w:t>”“</w:t>
+      </w:r>
+      <w:r>
+        <w:rPr>
+          <w:color w:val="1A1A1A"/>
+          <w:sz w:val="21"/>
+        </w:rPr>
+        <w:t>本轮新增</w:t>
+      </w:r>
+      <w:r>
+        <w:rPr>
+          <w:color w:val="1A1A1A"/>
+          <w:sz w:val="21"/>
+        </w:rPr>
+        <w:t>”</w:t>
+      </w:r>
+      <w:r>
+        <w:rPr>
+          <w:color w:val="1A1A1A"/>
+          <w:sz w:val="21"/>
+        </w:rPr>
+        <w:t>等表述，并在关键定量段落后补入</w:t>
+      </w:r>
+      <w:r>
+        <w:rPr>
+          <w:color w:val="1A1A1A"/>
+          <w:sz w:val="21"/>
+        </w:rPr>
+        <w:t>“</w:t>
+      </w:r>
+      <w:r>
+        <w:rPr>
+          <w:color w:val="1A1A1A"/>
+          <w:sz w:val="21"/>
+        </w:rPr>
+        <w:t>数据来源：</w:t>
+      </w:r>
+      <w:r>
+        <w:rPr>
+          <w:color w:val="1A1A1A"/>
+          <w:sz w:val="21"/>
+        </w:rPr>
+        <w:t>……”</w:t>
+      </w:r>
+      <w:r>
+        <w:rPr>
+          <w:color w:val="1A1A1A"/>
+          <w:sz w:val="21"/>
+        </w:rPr>
+        <w:t>引注。若在合并过程中重新加入此类内容，会与全稿体裁不一致。所有工作性说明均集中在本附录，合并时应整体移除。</w:t>
       </w:r>
       <w:r/>
       <w:r/>

--- a/deliverables/苏果智选-改写稿使用说明与联动修改清单.docx
+++ b/deliverables/苏果智选-改写稿使用说明与联动修改清单.docx
@@ -5750,7 +5750,7 @@
                 <w:color w:val="1A1A1A"/>
                 <w:sz w:val="18"/>
               </w:rPr>
-              <w:t xml:space="preserve">3.2.2 </w:t>
+              <w:t xml:space="preserve">3.3 </w:t>
             </w:r>
             <w:r>
               <w:rPr>
@@ -5764,7 +5764,7 @@
                 <w:color w:val="1A1A1A"/>
                 <w:sz w:val="18"/>
               </w:rPr>
-              <w:t>表、</w:t>
+              <w:t>表（</w:t>
             </w:r>
             <w:r>
               <w:rPr>
@@ -5778,7 +5778,7 @@
                 <w:color w:val="1A1A1A"/>
                 <w:sz w:val="18"/>
               </w:rPr>
-              <w:t xml:space="preserve">3.2.6 </w:t>
+              <w:t xml:space="preserve">3.2 </w:t>
             </w:r>
             <w:r>
               <w:rPr>
@@ -5792,7 +5792,7 @@
                 <w:color w:val="1A1A1A"/>
                 <w:sz w:val="18"/>
               </w:rPr>
-              <w:t>表、</w:t>
+              <w:t>节各表已按</w:t>
             </w:r>
             <w:r>
               <w:rPr>
@@ -5806,7 +5806,7 @@
                 <w:color w:val="1A1A1A"/>
                 <w:sz w:val="18"/>
               </w:rPr>
-              <w:t xml:space="preserve">3.2.7 </w:t>
+              <w:t>“</w:t>
             </w:r>
             <w:r>
               <w:rPr>
@@ -5820,7 +5820,7 @@
                 <w:color w:val="1A1A1A"/>
                 <w:sz w:val="18"/>
               </w:rPr>
-              <w:t>表、</w:t>
+              <w:t>以文字叙述代替表格</w:t>
             </w:r>
             <w:r>
               <w:rPr>
@@ -5834,7 +5834,7 @@
                 <w:color w:val="1A1A1A"/>
                 <w:sz w:val="18"/>
               </w:rPr>
-              <w:t xml:space="preserve">3.3 </w:t>
+              <w:t>”</w:t>
             </w:r>
             <w:r>
               <w:rPr>
@@ -5848,7 +5848,7 @@
                 <w:color w:val="1A1A1A"/>
                 <w:sz w:val="18"/>
               </w:rPr>
-              <w:t>表，第四章</w:t>
+              <w:t>改写，全节的痛点对照、机制分层与权限分级均改为行文表述），第四章</w:t>
             </w:r>
             <w:r>
               <w:rPr>

--- a/deliverables/苏果智选-改写稿使用说明与联动修改清单.docx
+++ b/deliverables/苏果智选-改写稿使用说明与联动修改清单.docx
@@ -4799,6 +4799,606 @@
           </w:p>
         </w:tc>
       </w:tr>
+      <w:tr>
+        <w:tc>
+          <w:tcPr>
+            <w:tcW w:type="pct" w:w="300"/>
+            <w:vAlign w:val="center"/>
+            <w:tcBorders>
+              <w:top w:val="single" w:sz="6" w:space="0" w:color="B9C7D6"/>
+              <w:bottom w:val="single" w:sz="6" w:space="0" w:color="B9C7D6"/>
+              <w:left w:val="single" w:sz="6" w:space="0" w:color="B9C7D6"/>
+              <w:right w:val="single" w:sz="6" w:space="0" w:color="B9C7D6"/>
+            </w:tcBorders>
+            <w:tcMar>
+              <w:top w:w="100" w:type="dxa"/>
+              <w:bottom w:w="100" w:type="dxa"/>
+              <w:left w:w="120" w:type="dxa"/>
+              <w:right w:w="120" w:type="dxa"/>
+            </w:tcMar>
+          </w:tcPr>
+          <w:p>
+            <w:pPr>
+              <w:spacing w:line="240" w:lineRule="auto" w:before="49" w:after="49"/>
+            </w:pPr>
+            <w:r>
+              <w:rPr>
+                <w:color w:val="1A1A1A"/>
+                <w:sz w:val="18"/>
+              </w:rPr>
+              <w:t>12</w:t>
+            </w:r>
+          </w:p>
+        </w:tc>
+        <w:tc>
+          <w:tcPr>
+            <w:tcW w:type="pct" w:w="1000"/>
+            <w:vAlign w:val="center"/>
+            <w:tcBorders>
+              <w:top w:val="single" w:sz="6" w:space="0" w:color="B9C7D6"/>
+              <w:bottom w:val="single" w:sz="6" w:space="0" w:color="B9C7D6"/>
+              <w:left w:val="single" w:sz="6" w:space="0" w:color="B9C7D6"/>
+              <w:right w:val="single" w:sz="6" w:space="0" w:color="B9C7D6"/>
+            </w:tcBorders>
+            <w:tcMar>
+              <w:top w:w="100" w:type="dxa"/>
+              <w:bottom w:w="100" w:type="dxa"/>
+              <w:left w:w="120" w:type="dxa"/>
+              <w:right w:w="120" w:type="dxa"/>
+            </w:tcMar>
+          </w:tcPr>
+          <w:p>
+            <w:pPr>
+              <w:spacing w:line="240" w:lineRule="auto" w:before="49" w:after="49"/>
+            </w:pPr>
+            <w:r>
+              <w:rPr>
+                <w:color w:val="1A1A1A"/>
+                <w:sz w:val="18"/>
+              </w:rPr>
+              <w:t>章节分工</w:t>
+            </w:r>
+          </w:p>
+        </w:tc>
+        <w:tc>
+          <w:tcPr>
+            <w:tcW w:type="pct" w:w="1850"/>
+            <w:vAlign w:val="center"/>
+            <w:tcBorders>
+              <w:top w:val="single" w:sz="6" w:space="0" w:color="B9C7D6"/>
+              <w:bottom w:val="single" w:sz="6" w:space="0" w:color="B9C7D6"/>
+              <w:left w:val="single" w:sz="6" w:space="0" w:color="B9C7D6"/>
+              <w:right w:val="single" w:sz="6" w:space="0" w:color="B9C7D6"/>
+            </w:tcBorders>
+            <w:tcMar>
+              <w:top w:w="100" w:type="dxa"/>
+              <w:bottom w:w="100" w:type="dxa"/>
+              <w:left w:w="120" w:type="dxa"/>
+              <w:right w:w="120" w:type="dxa"/>
+            </w:tcMar>
+          </w:tcPr>
+          <w:p>
+            <w:pPr>
+              <w:spacing w:line="240" w:lineRule="auto" w:before="49" w:after="49"/>
+            </w:pPr>
+            <w:r>
+              <w:rPr>
+                <w:color w:val="1A1A1A"/>
+                <w:sz w:val="18"/>
+              </w:rPr>
+              <w:t>第三章</w:t>
+            </w:r>
+            <w:r>
+              <w:rPr>
+                <w:color w:val="1A1A1A"/>
+                <w:sz w:val="18"/>
+              </w:rPr>
+              <w:t xml:space="preserve"> </w:t>
+            </w:r>
+            <w:r>
+              <w:rPr>
+                <w:color w:val="1A1A1A"/>
+                <w:sz w:val="18"/>
+              </w:rPr>
+              <w:t>“</w:t>
+            </w:r>
+            <w:r>
+              <w:rPr>
+                <w:color w:val="1A1A1A"/>
+                <w:sz w:val="18"/>
+              </w:rPr>
+              <w:t xml:space="preserve"> </w:t>
+            </w:r>
+            <w:r>
+              <w:rPr>
+                <w:color w:val="1A1A1A"/>
+                <w:sz w:val="18"/>
+              </w:rPr>
+              <w:t>理论框架</w:t>
+            </w:r>
+            <w:r>
+              <w:rPr>
+                <w:color w:val="1A1A1A"/>
+                <w:sz w:val="18"/>
+              </w:rPr>
+              <w:t xml:space="preserve"> </w:t>
+            </w:r>
+            <w:r>
+              <w:rPr>
+                <w:color w:val="1A1A1A"/>
+                <w:sz w:val="18"/>
+              </w:rPr>
+              <w:t>”</w:t>
+            </w:r>
+            <w:r>
+              <w:rPr>
+                <w:color w:val="1A1A1A"/>
+                <w:sz w:val="18"/>
+              </w:rPr>
+              <w:t xml:space="preserve"> </w:t>
+            </w:r>
+            <w:r>
+              <w:rPr>
+                <w:color w:val="1A1A1A"/>
+                <w:sz w:val="18"/>
+              </w:rPr>
+              <w:t>中混杂大量平台实现内容（表名、接口路径、页面路由、实测数值、测试断言引用），理论与实现界限不清</w:t>
+            </w:r>
+          </w:p>
+        </w:tc>
+        <w:tc>
+          <w:tcPr>
+            <w:tcW w:type="pct" w:w="1850"/>
+            <w:vAlign w:val="center"/>
+            <w:tcBorders>
+              <w:top w:val="single" w:sz="6" w:space="0" w:color="B9C7D6"/>
+              <w:bottom w:val="single" w:sz="6" w:space="0" w:color="B9C7D6"/>
+              <w:left w:val="single" w:sz="6" w:space="0" w:color="B9C7D6"/>
+              <w:right w:val="single" w:sz="6" w:space="0" w:color="B9C7D6"/>
+            </w:tcBorders>
+            <w:tcMar>
+              <w:top w:w="100" w:type="dxa"/>
+              <w:bottom w:w="100" w:type="dxa"/>
+              <w:left w:w="120" w:type="dxa"/>
+              <w:right w:w="120" w:type="dxa"/>
+            </w:tcMar>
+          </w:tcPr>
+          <w:p>
+            <w:pPr>
+              <w:spacing w:line="240" w:lineRule="auto" w:before="49" w:after="49"/>
+            </w:pPr>
+            <w:r>
+              <w:rPr>
+                <w:b/>
+                <w:color w:val="1A1A1A"/>
+                <w:sz w:val="18"/>
+              </w:rPr>
+              <w:t>第三章剥离为纯理论章</w:t>
+            </w:r>
+            <w:r>
+              <w:rPr>
+                <w:color w:val="1A1A1A"/>
+                <w:sz w:val="18"/>
+              </w:rPr>
+              <w:t xml:space="preserve"> </w:t>
+            </w:r>
+            <w:r>
+              <w:rPr>
+                <w:color w:val="1A1A1A"/>
+                <w:sz w:val="18"/>
+              </w:rPr>
+              <w:t>：</w:t>
+            </w:r>
+            <w:r>
+              <w:rPr>
+                <w:color w:val="1A1A1A"/>
+                <w:sz w:val="18"/>
+              </w:rPr>
+              <w:t xml:space="preserve"> </w:t>
+            </w:r>
+            <w:r>
+              <w:rPr>
+                <w:color w:val="1A1A1A"/>
+                <w:sz w:val="18"/>
+              </w:rPr>
+              <w:t xml:space="preserve">3.1 </w:t>
+            </w:r>
+            <w:r>
+              <w:rPr>
+                <w:color w:val="1A1A1A"/>
+                <w:sz w:val="18"/>
+              </w:rPr>
+              <w:t xml:space="preserve"> </w:t>
+            </w:r>
+            <w:r>
+              <w:rPr>
+                <w:color w:val="1A1A1A"/>
+                <w:sz w:val="18"/>
+              </w:rPr>
+              <w:t>五层框架表改为理论作用表述；</w:t>
+            </w:r>
+            <w:r>
+              <w:rPr>
+                <w:color w:val="1A1A1A"/>
+                <w:sz w:val="18"/>
+              </w:rPr>
+              <w:t xml:space="preserve"> </w:t>
+            </w:r>
+            <w:r>
+              <w:rPr>
+                <w:color w:val="1A1A1A"/>
+                <w:sz w:val="18"/>
+              </w:rPr>
+              <w:t xml:space="preserve">3.2.1—3.2.7 </w:t>
+            </w:r>
+            <w:r>
+              <w:rPr>
+                <w:color w:val="1A1A1A"/>
+                <w:sz w:val="18"/>
+              </w:rPr>
+              <w:t xml:space="preserve"> </w:t>
+            </w:r>
+            <w:r>
+              <w:rPr>
+                <w:color w:val="1A1A1A"/>
+                <w:sz w:val="18"/>
+              </w:rPr>
+              <w:t>只保留理论内涵、设计原则与适用边界；</w:t>
+            </w:r>
+            <w:r>
+              <w:rPr>
+                <w:color w:val="1A1A1A"/>
+                <w:sz w:val="18"/>
+              </w:rPr>
+              <w:t xml:space="preserve"> </w:t>
+            </w:r>
+            <w:r>
+              <w:rPr>
+                <w:color w:val="1A1A1A"/>
+                <w:sz w:val="18"/>
+              </w:rPr>
+              <w:t>3.2.6</w:t>
+            </w:r>
+            <w:r>
+              <w:rPr>
+                <w:color w:val="1A1A1A"/>
+                <w:sz w:val="18"/>
+              </w:rPr>
+              <w:t xml:space="preserve"> </w:t>
+            </w:r>
+            <w:r>
+              <w:rPr>
+                <w:color w:val="1A1A1A"/>
+                <w:sz w:val="18"/>
+              </w:rPr>
+              <w:t>、</w:t>
+            </w:r>
+            <w:r>
+              <w:rPr>
+                <w:color w:val="1A1A1A"/>
+                <w:sz w:val="18"/>
+              </w:rPr>
+              <w:t xml:space="preserve"> </w:t>
+            </w:r>
+            <w:r>
+              <w:rPr>
+                <w:color w:val="1A1A1A"/>
+                <w:sz w:val="18"/>
+              </w:rPr>
+              <w:t xml:space="preserve">3.2.7 </w:t>
+            </w:r>
+            <w:r>
+              <w:rPr>
+                <w:color w:val="1A1A1A"/>
+                <w:sz w:val="18"/>
+              </w:rPr>
+              <w:t xml:space="preserve"> </w:t>
+            </w:r>
+            <w:r>
+              <w:rPr>
+                <w:color w:val="1A1A1A"/>
+                <w:sz w:val="18"/>
+              </w:rPr>
+              <w:t>保留为理论条目但删去三层机制、接口与状态码等实现；</w:t>
+            </w:r>
+            <w:r>
+              <w:rPr>
+                <w:color w:val="1A1A1A"/>
+                <w:sz w:val="18"/>
+              </w:rPr>
+              <w:t xml:space="preserve"> </w:t>
+            </w:r>
+            <w:r>
+              <w:rPr>
+                <w:color w:val="1A1A1A"/>
+                <w:sz w:val="18"/>
+              </w:rPr>
+              <w:t xml:space="preserve">3.3 </w:t>
+            </w:r>
+            <w:r>
+              <w:rPr>
+                <w:color w:val="1A1A1A"/>
+                <w:sz w:val="18"/>
+              </w:rPr>
+              <w:t xml:space="preserve"> </w:t>
+            </w:r>
+            <w:r>
+              <w:rPr>
+                <w:color w:val="1A1A1A"/>
+                <w:sz w:val="18"/>
+              </w:rPr>
+              <w:t>表的后两列改为</w:t>
+            </w:r>
+            <w:r>
+              <w:rPr>
+                <w:color w:val="1A1A1A"/>
+                <w:sz w:val="18"/>
+              </w:rPr>
+              <w:t xml:space="preserve"> </w:t>
+            </w:r>
+            <w:r>
+              <w:rPr>
+                <w:color w:val="1A1A1A"/>
+                <w:sz w:val="18"/>
+              </w:rPr>
+              <w:t>“</w:t>
+            </w:r>
+            <w:r>
+              <w:rPr>
+                <w:color w:val="1A1A1A"/>
+                <w:sz w:val="18"/>
+              </w:rPr>
+              <w:t xml:space="preserve"> </w:t>
+            </w:r>
+            <w:r>
+              <w:rPr>
+                <w:color w:val="1A1A1A"/>
+                <w:sz w:val="18"/>
+              </w:rPr>
+              <w:t>可介入的分析环节</w:t>
+            </w:r>
+            <w:r>
+              <w:rPr>
+                <w:color w:val="1A1A1A"/>
+                <w:sz w:val="18"/>
+              </w:rPr>
+              <w:t xml:space="preserve"> </w:t>
+            </w:r>
+            <w:r>
+              <w:rPr>
+                <w:color w:val="1A1A1A"/>
+                <w:sz w:val="18"/>
+              </w:rPr>
+              <w:t>”“</w:t>
+            </w:r>
+            <w:r>
+              <w:rPr>
+                <w:color w:val="1A1A1A"/>
+                <w:sz w:val="18"/>
+              </w:rPr>
+              <w:t xml:space="preserve"> </w:t>
+            </w:r>
+            <w:r>
+              <w:rPr>
+                <w:color w:val="1A1A1A"/>
+                <w:sz w:val="18"/>
+              </w:rPr>
+              <w:t>数据前提与适用边界</w:t>
+            </w:r>
+            <w:r>
+              <w:rPr>
+                <w:color w:val="1A1A1A"/>
+                <w:sz w:val="18"/>
+              </w:rPr>
+              <w:t xml:space="preserve"> </w:t>
+            </w:r>
+            <w:r>
+              <w:rPr>
+                <w:color w:val="1A1A1A"/>
+                <w:sz w:val="18"/>
+              </w:rPr>
+              <w:t>”</w:t>
+            </w:r>
+            <w:r>
+              <w:rPr>
+                <w:color w:val="1A1A1A"/>
+                <w:sz w:val="18"/>
+              </w:rPr>
+              <w:t xml:space="preserve"> </w:t>
+            </w:r>
+            <w:r>
+              <w:rPr>
+                <w:color w:val="1A1A1A"/>
+                <w:sz w:val="18"/>
+              </w:rPr>
+              <w:t>。移出的实现内容并入第四章：新增</w:t>
+            </w:r>
+            <w:r>
+              <w:rPr>
+                <w:color w:val="1A1A1A"/>
+                <w:sz w:val="18"/>
+              </w:rPr>
+              <w:t xml:space="preserve"> </w:t>
+            </w:r>
+            <w:r>
+              <w:rPr>
+                <w:color w:val="1A1A1A"/>
+                <w:sz w:val="18"/>
+              </w:rPr>
+              <w:t xml:space="preserve"> </w:t>
+            </w:r>
+            <w:r>
+              <w:rPr>
+                <w:color w:val="1A1A1A"/>
+                <w:sz w:val="18"/>
+              </w:rPr>
+              <w:t xml:space="preserve"> </w:t>
+            </w:r>
+            <w:r>
+              <w:rPr>
+                <w:b/>
+                <w:color w:val="1A1A1A"/>
+                <w:sz w:val="18"/>
+              </w:rPr>
+              <w:t>4.2.6 痛点覆盖与实现状态</w:t>
+            </w:r>
+            <w:r>
+              <w:rPr>
+                <w:color w:val="1A1A1A"/>
+                <w:sz w:val="18"/>
+              </w:rPr>
+              <w:t xml:space="preserve"> </w:t>
+            </w:r>
+            <w:r>
+              <w:rPr>
+                <w:color w:val="1A1A1A"/>
+                <w:sz w:val="18"/>
+              </w:rPr>
+              <w:t>（承接原</w:t>
+            </w:r>
+            <w:r>
+              <w:rPr>
+                <w:color w:val="1A1A1A"/>
+                <w:sz w:val="18"/>
+              </w:rPr>
+              <w:t xml:space="preserve"> </w:t>
+            </w:r>
+            <w:r>
+              <w:rPr>
+                <w:color w:val="1A1A1A"/>
+                <w:sz w:val="18"/>
+              </w:rPr>
+              <w:t xml:space="preserve"> 3.3 </w:t>
+            </w:r>
+            <w:r>
+              <w:rPr>
+                <w:color w:val="1A1A1A"/>
+                <w:sz w:val="18"/>
+              </w:rPr>
+              <w:t xml:space="preserve"> </w:t>
+            </w:r>
+            <w:r>
+              <w:rPr>
+                <w:color w:val="1A1A1A"/>
+                <w:sz w:val="18"/>
+              </w:rPr>
+              <w:t>表的</w:t>
+            </w:r>
+            <w:r>
+              <w:rPr>
+                <w:color w:val="1A1A1A"/>
+                <w:sz w:val="18"/>
+              </w:rPr>
+              <w:t xml:space="preserve"> </w:t>
+            </w:r>
+            <w:r>
+              <w:rPr>
+                <w:color w:val="1A1A1A"/>
+                <w:sz w:val="18"/>
+              </w:rPr>
+              <w:t>“</w:t>
+            </w:r>
+            <w:r>
+              <w:rPr>
+                <w:color w:val="1A1A1A"/>
+                <w:sz w:val="18"/>
+              </w:rPr>
+              <w:t xml:space="preserve"> </w:t>
+            </w:r>
+            <w:r>
+              <w:rPr>
+                <w:color w:val="1A1A1A"/>
+                <w:sz w:val="18"/>
+              </w:rPr>
+              <w:t>平台功能模块与输出</w:t>
+            </w:r>
+            <w:r>
+              <w:rPr>
+                <w:color w:val="1A1A1A"/>
+                <w:sz w:val="18"/>
+              </w:rPr>
+              <w:t xml:space="preserve"> </w:t>
+            </w:r>
+            <w:r>
+              <w:rPr>
+                <w:color w:val="1A1A1A"/>
+                <w:sz w:val="18"/>
+              </w:rPr>
+              <w:t>”“</w:t>
+            </w:r>
+            <w:r>
+              <w:rPr>
+                <w:color w:val="1A1A1A"/>
+                <w:sz w:val="18"/>
+              </w:rPr>
+              <w:t xml:space="preserve"> </w:t>
+            </w:r>
+            <w:r>
+              <w:rPr>
+                <w:color w:val="1A1A1A"/>
+                <w:sz w:val="18"/>
+              </w:rPr>
+              <w:t>实现状态</w:t>
+            </w:r>
+            <w:r>
+              <w:rPr>
+                <w:color w:val="1A1A1A"/>
+                <w:sz w:val="18"/>
+              </w:rPr>
+              <w:t xml:space="preserve"> </w:t>
+            </w:r>
+            <w:r>
+              <w:rPr>
+                <w:color w:val="1A1A1A"/>
+                <w:sz w:val="18"/>
+              </w:rPr>
+              <w:t>”</w:t>
+            </w:r>
+            <w:r>
+              <w:rPr>
+                <w:color w:val="1A1A1A"/>
+                <w:sz w:val="18"/>
+              </w:rPr>
+              <w:t xml:space="preserve"> </w:t>
+            </w:r>
+            <w:r>
+              <w:rPr>
+                <w:color w:val="1A1A1A"/>
+                <w:sz w:val="18"/>
+              </w:rPr>
+              <w:t>两列及三档分级判断），</w:t>
+            </w:r>
+            <w:r>
+              <w:rPr>
+                <w:color w:val="1A1A1A"/>
+                <w:sz w:val="18"/>
+              </w:rPr>
+              <w:t xml:space="preserve"> </w:t>
+            </w:r>
+            <w:r>
+              <w:rPr>
+                <w:color w:val="1A1A1A"/>
+                <w:sz w:val="18"/>
+              </w:rPr>
+              <w:t xml:space="preserve">4.2.5 </w:t>
+            </w:r>
+            <w:r>
+              <w:rPr>
+                <w:color w:val="1A1A1A"/>
+                <w:sz w:val="18"/>
+              </w:rPr>
+              <w:t xml:space="preserve"> </w:t>
+            </w:r>
+            <w:r>
+              <w:rPr>
+                <w:color w:val="1A1A1A"/>
+                <w:sz w:val="18"/>
+              </w:rPr>
+              <w:t>补入三级审批模型的分级表</w:t>
+            </w:r>
+          </w:p>
+        </w:tc>
+      </w:tr>
     </w:tbl>
     <w:p>
       <w:bookmarkStart w:id="3" w:name="g3"/>
@@ -5708,7 +6308,7 @@
                 <w:color w:val="1A1A1A"/>
                 <w:sz w:val="18"/>
               </w:rPr>
-              <w:t>第三章</w:t>
+              <w:t>第三章仅余</w:t>
             </w:r>
             <w:r>
               <w:rPr>
@@ -5736,7 +6336,7 @@
                 <w:color w:val="1A1A1A"/>
                 <w:sz w:val="18"/>
               </w:rPr>
-              <w:t>表、</w:t>
+              <w:t>表与</w:t>
             </w:r>
             <w:r>
               <w:rPr>
@@ -5750,6 +6350,118 @@
                 <w:color w:val="1A1A1A"/>
                 <w:sz w:val="18"/>
               </w:rPr>
+              <w:t xml:space="preserve"> 3.3 </w:t>
+            </w:r>
+            <w:r>
+              <w:rPr>
+                <w:color w:val="1A1A1A"/>
+                <w:sz w:val="18"/>
+              </w:rPr>
+              <w:t xml:space="preserve"> </w:t>
+            </w:r>
+            <w:r>
+              <w:rPr>
+                <w:color w:val="1A1A1A"/>
+                <w:sz w:val="18"/>
+              </w:rPr>
+              <w:t>表（</w:t>
+            </w:r>
+            <w:r>
+              <w:rPr>
+                <w:color w:val="1A1A1A"/>
+                <w:sz w:val="18"/>
+              </w:rPr>
+              <w:t xml:space="preserve"> </w:t>
+            </w:r>
+            <w:r>
+              <w:rPr>
+                <w:color w:val="1A1A1A"/>
+                <w:sz w:val="18"/>
+              </w:rPr>
+              <w:t xml:space="preserve">3.2 </w:t>
+            </w:r>
+            <w:r>
+              <w:rPr>
+                <w:color w:val="1A1A1A"/>
+                <w:sz w:val="18"/>
+              </w:rPr>
+              <w:t xml:space="preserve"> </w:t>
+            </w:r>
+            <w:r>
+              <w:rPr>
+                <w:color w:val="1A1A1A"/>
+                <w:sz w:val="18"/>
+              </w:rPr>
+              <w:t>节各表已按</w:t>
+            </w:r>
+            <w:r>
+              <w:rPr>
+                <w:color w:val="1A1A1A"/>
+                <w:sz w:val="18"/>
+              </w:rPr>
+              <w:t xml:space="preserve"> </w:t>
+            </w:r>
+            <w:r>
+              <w:rPr>
+                <w:color w:val="1A1A1A"/>
+                <w:sz w:val="18"/>
+              </w:rPr>
+              <w:t>“</w:t>
+            </w:r>
+            <w:r>
+              <w:rPr>
+                <w:color w:val="1A1A1A"/>
+                <w:sz w:val="18"/>
+              </w:rPr>
+              <w:t xml:space="preserve"> </w:t>
+            </w:r>
+            <w:r>
+              <w:rPr>
+                <w:color w:val="1A1A1A"/>
+                <w:sz w:val="18"/>
+              </w:rPr>
+              <w:t>以文字叙述代替表格</w:t>
+            </w:r>
+            <w:r>
+              <w:rPr>
+                <w:color w:val="1A1A1A"/>
+                <w:sz w:val="18"/>
+              </w:rPr>
+              <w:t xml:space="preserve"> </w:t>
+            </w:r>
+            <w:r>
+              <w:rPr>
+                <w:color w:val="1A1A1A"/>
+                <w:sz w:val="18"/>
+              </w:rPr>
+              <w:t>”</w:t>
+            </w:r>
+            <w:r>
+              <w:rPr>
+                <w:color w:val="1A1A1A"/>
+                <w:sz w:val="18"/>
+              </w:rPr>
+              <w:t xml:space="preserve"> </w:t>
+            </w:r>
+            <w:r>
+              <w:rPr>
+                <w:color w:val="1A1A1A"/>
+                <w:sz w:val="18"/>
+              </w:rPr>
+              <w:t>改写；</w:t>
+            </w:r>
+            <w:r>
+              <w:rPr>
+                <w:color w:val="1A1A1A"/>
+                <w:sz w:val="18"/>
+              </w:rPr>
+              <w:t xml:space="preserve"> </w:t>
+            </w:r>
+            <w:r>
+              <w:rPr>
+                <w:color w:val="1A1A1A"/>
+                <w:sz w:val="18"/>
+              </w:rPr>
               <w:t xml:space="preserve">3.3 </w:t>
             </w:r>
             <w:r>
@@ -5764,7 +6476,7 @@
                 <w:color w:val="1A1A1A"/>
                 <w:sz w:val="18"/>
               </w:rPr>
-              <w:t>表（</w:t>
+              <w:t>表已改为纯理论映射，不再含实现状态）；第四章</w:t>
             </w:r>
             <w:r>
               <w:rPr>
@@ -5778,7 +6490,7 @@
                 <w:color w:val="1A1A1A"/>
                 <w:sz w:val="18"/>
               </w:rPr>
-              <w:t xml:space="preserve">3.2 </w:t>
+              <w:t xml:space="preserve"> 4.1.1—4.5.5 </w:t>
             </w:r>
             <w:r>
               <w:rPr>
@@ -5792,7 +6504,7 @@
                 <w:color w:val="1A1A1A"/>
                 <w:sz w:val="18"/>
               </w:rPr>
-              <w:t>节各表已按</w:t>
+              <w:t>各表，其中</w:t>
             </w:r>
             <w:r>
               <w:rPr>
@@ -5806,13 +6518,6 @@
                 <w:color w:val="1A1A1A"/>
                 <w:sz w:val="18"/>
               </w:rPr>
-              <w:t>“</w:t>
-            </w:r>
-            <w:r>
-              <w:rPr>
-                <w:color w:val="1A1A1A"/>
-                <w:sz w:val="18"/>
-              </w:rPr>
               <w:t xml:space="preserve"> </w:t>
             </w:r>
             <w:r>
@@ -5820,21 +6525,15 @@
                 <w:color w:val="1A1A1A"/>
                 <w:sz w:val="18"/>
               </w:rPr>
-              <w:t>以文字叙述代替表格</w:t>
-            </w:r>
-            <w:r>
-              <w:rPr>
-                <w:color w:val="1A1A1A"/>
-                <w:sz w:val="18"/>
-              </w:rPr>
               <w:t xml:space="preserve"> </w:t>
             </w:r>
             <w:r>
               <w:rPr>
-                <w:color w:val="1A1A1A"/>
-                <w:sz w:val="18"/>
-              </w:rPr>
-              <w:t>”</w:t>
+                <w:b/>
+                <w:color w:val="1A1A1A"/>
+                <w:sz w:val="18"/>
+              </w:rPr>
+              <w:t>4.2.5 三级审批模型表与 4.2.6 痛点覆盖表为新增</w:t>
             </w:r>
             <w:r>
               <w:rPr>
@@ -5848,35 +6547,7 @@
                 <w:color w:val="1A1A1A"/>
                 <w:sz w:val="18"/>
               </w:rPr>
-              <w:t>改写，全节的痛点对照、机制分层与权限分级均改为行文表述），第四章</w:t>
-            </w:r>
-            <w:r>
-              <w:rPr>
-                <w:color w:val="1A1A1A"/>
-                <w:sz w:val="18"/>
-              </w:rPr>
-              <w:t xml:space="preserve"> </w:t>
-            </w:r>
-            <w:r>
-              <w:rPr>
-                <w:color w:val="1A1A1A"/>
-                <w:sz w:val="18"/>
-              </w:rPr>
-              <w:t xml:space="preserve"> 4.1.1—4.5.5 </w:t>
-            </w:r>
-            <w:r>
-              <w:rPr>
-                <w:color w:val="1A1A1A"/>
-                <w:sz w:val="18"/>
-              </w:rPr>
-              <w:t xml:space="preserve"> </w:t>
-            </w:r>
-            <w:r>
-              <w:rPr>
-                <w:color w:val="1A1A1A"/>
-                <w:sz w:val="18"/>
-              </w:rPr>
-              <w:t>各表，第五章</w:t>
+              <w:t>；第五章</w:t>
             </w:r>
             <w:r>
               <w:rPr>
@@ -7482,7 +8153,7 @@
           <w:color w:val="1F4E79"/>
           <w:sz w:val="27"/>
         </w:rPr>
-        <w:t>四、合并时的四点提醒</w:t>
+        <w:t>四、合并时的五点提醒</w:t>
       </w:r>
     </w:p>
     <w:p>
@@ -7941,6 +8612,97 @@
           <w:sz w:val="21"/>
         </w:rPr>
         <w:t>引注。若在合并过程中重新加入此类内容，会与全稿体裁不一致。所有工作性说明均集中在本附录，合并时应整体移除。</w:t>
+      </w:r>
+    </w:p>
+    <w:p>
+      <w:pPr>
+        <w:spacing w:line="420" w:lineRule="auto"/>
+        <w:jc w:val="both"/>
+      </w:pPr>
+      <w:r>
+        <w:rPr>
+          <w:b/>
+          <w:color w:val="1A1A1A"/>
+          <w:sz w:val="21"/>
+        </w:rPr>
+        <w:t>第五，第三章与第四章的分工已重划，合并时不要回填实现内容。</w:t>
+      </w:r>
+      <w:r>
+        <w:rPr>
+          <w:color w:val="1A1A1A"/>
+          <w:sz w:val="21"/>
+        </w:rPr>
+        <w:t>本稿第三章为纯理论章，只讲框架、理论内涵与设计原则，不出现接口路径、页面路由、数据表行数与实测数值；相关内容全部落在第四章（设计与实现）与第五章（实证）。第五章的</w:t>
+      </w:r>
+      <w:r>
+        <w:rPr>
+          <w:color w:val="1A1A1A"/>
+          <w:sz w:val="21"/>
+        </w:rPr>
+        <w:t xml:space="preserve"> 5.1.1</w:t>
+      </w:r>
+      <w:r>
+        <w:rPr>
+          <w:color w:val="1A1A1A"/>
+          <w:sz w:val="21"/>
+        </w:rPr>
+        <w:t>、</w:t>
+      </w:r>
+      <w:r>
+        <w:rPr>
+          <w:color w:val="1A1A1A"/>
+          <w:sz w:val="21"/>
+        </w:rPr>
+        <w:t xml:space="preserve">5.4.1 </w:t>
+      </w:r>
+      <w:r>
+        <w:rPr>
+          <w:color w:val="1A1A1A"/>
+          <w:sz w:val="21"/>
+        </w:rPr>
+        <w:t>仍会引用</w:t>
+      </w:r>
+      <w:r>
+        <w:rPr>
+          <w:color w:val="1A1A1A"/>
+          <w:sz w:val="21"/>
+        </w:rPr>
+        <w:t xml:space="preserve"> 3.2.6 </w:t>
+      </w:r>
+      <w:r>
+        <w:rPr>
+          <w:color w:val="1A1A1A"/>
+          <w:sz w:val="21"/>
+        </w:rPr>
+        <w:t>的原则，这类引用指向的是原则本身而非实现，属正常引用。若在合并时按旧稿口径把实现细节补回第三章，会重新造成</w:t>
+      </w:r>
+      <w:r>
+        <w:rPr>
+          <w:color w:val="1A1A1A"/>
+          <w:sz w:val="21"/>
+        </w:rPr>
+        <w:t>“</w:t>
+      </w:r>
+      <w:r>
+        <w:rPr>
+          <w:color w:val="1A1A1A"/>
+          <w:sz w:val="21"/>
+        </w:rPr>
+        <w:t>理论章里讲实现</w:t>
+      </w:r>
+      <w:r>
+        <w:rPr>
+          <w:color w:val="1A1A1A"/>
+          <w:sz w:val="21"/>
+        </w:rPr>
+        <w:t>”</w:t>
+      </w:r>
+      <w:r>
+        <w:rPr>
+          <w:color w:val="1A1A1A"/>
+          <w:sz w:val="21"/>
+        </w:rPr>
+        <w:t>的断裂。</w:t>
       </w:r>
       <w:r/>
       <w:r/>

--- a/deliverables/苏果智选-改写稿使用说明与联动修改清单.docx
+++ b/deliverables/苏果智选-改写稿使用说明与联动修改清单.docx
@@ -4973,7 +4973,7 @@
                 <w:color w:val="1A1A1A"/>
                 <w:sz w:val="18"/>
               </w:rPr>
-              <w:t>第三章剥离为纯理论章</w:t>
+              <w:t>第三章 3.1—3.2 剥离为纯理论</w:t>
             </w:r>
             <w:r>
               <w:rPr>
@@ -5099,7 +5099,7 @@
                 <w:color w:val="1A1A1A"/>
                 <w:sz w:val="18"/>
               </w:rPr>
-              <w:t>保留为理论条目但删去三层机制、接口与状态码等实现；</w:t>
+              <w:t>保留为理论条目但删去三层机制、接口与状态码等实现。</w:t>
             </w:r>
             <w:r>
               <w:rPr>
@@ -5110,10 +5110,11 @@
             </w:r>
             <w:r>
               <w:rPr>
-                <w:color w:val="1A1A1A"/>
-                <w:sz w:val="18"/>
-              </w:rPr>
-              <w:t xml:space="preserve">3.3 </w:t>
+                <w:b/>
+                <w:color w:val="1A1A1A"/>
+                <w:sz w:val="18"/>
+              </w:rPr>
+              <w:t>3.3 节保留平台映射内容并补全</w:t>
             </w:r>
             <w:r>
               <w:rPr>
@@ -5127,7 +5128,7 @@
                 <w:color w:val="1A1A1A"/>
                 <w:sz w:val="18"/>
               </w:rPr>
-              <w:t>表的后两列改为</w:t>
+              <w:t>——</w:t>
             </w:r>
             <w:r>
               <w:rPr>
@@ -5141,6 +5142,20 @@
                 <w:color w:val="1A1A1A"/>
                 <w:sz w:val="18"/>
               </w:rPr>
+              <w:t>该节是第四章的引桥，删去平台信息会失去承上启下的作用；除原有的六大痛点映射表外，新增</w:t>
+            </w:r>
+            <w:r>
+              <w:rPr>
+                <w:color w:val="1A1A1A"/>
+                <w:sz w:val="18"/>
+              </w:rPr>
+              <w:t xml:space="preserve"> </w:t>
+            </w:r>
+            <w:r>
+              <w:rPr>
+                <w:color w:val="1A1A1A"/>
+                <w:sz w:val="18"/>
+              </w:rPr>
               <w:t>“</w:t>
             </w:r>
             <w:r>
@@ -5155,7 +5170,7 @@
                 <w:color w:val="1A1A1A"/>
                 <w:sz w:val="18"/>
               </w:rPr>
-              <w:t>可介入的分析环节</w:t>
+              <w:t>支撑类模块</w:t>
             </w:r>
             <w:r>
               <w:rPr>
@@ -5169,7 +5184,7 @@
                 <w:color w:val="1A1A1A"/>
                 <w:sz w:val="18"/>
               </w:rPr>
-              <w:t>”“</w:t>
+              <w:t>”</w:t>
             </w:r>
             <w:r>
               <w:rPr>
@@ -5183,7 +5198,7 @@
                 <w:color w:val="1A1A1A"/>
                 <w:sz w:val="18"/>
               </w:rPr>
-              <w:t>数据前提与适用边界</w:t>
+              <w:t>表（仪表盘、</w:t>
             </w:r>
             <w:r>
               <w:rPr>
@@ -5197,7 +5212,7 @@
                 <w:color w:val="1A1A1A"/>
                 <w:sz w:val="18"/>
               </w:rPr>
-              <w:t>”</w:t>
+              <w:t>AI</w:t>
             </w:r>
             <w:r>
               <w:rPr>
@@ -5211,7 +5226,7 @@
                 <w:color w:val="1A1A1A"/>
                 <w:sz w:val="18"/>
               </w:rPr>
-              <w:t>。移出的实现内容并入第四章：新增</w:t>
+              <w:t>选品助手、数据中心、审批中心、系统管理），使</w:t>
             </w:r>
             <w:r>
               <w:rPr>
@@ -5225,6 +5240,13 @@
                 <w:color w:val="1A1A1A"/>
                 <w:sz w:val="18"/>
               </w:rPr>
+              <w:t xml:space="preserve"> 12 </w:t>
+            </w:r>
+            <w:r>
+              <w:rPr>
+                <w:color w:val="1A1A1A"/>
+                <w:sz w:val="18"/>
+              </w:rPr>
               <w:t xml:space="preserve"> </w:t>
             </w:r>
             <w:r>
@@ -5232,141 +5254,7 @@
                 <w:color w:val="1A1A1A"/>
                 <w:sz w:val="18"/>
               </w:rPr>
-              <w:t xml:space="preserve"> </w:t>
-            </w:r>
-            <w:r>
-              <w:rPr>
-                <w:b/>
-                <w:color w:val="1A1A1A"/>
-                <w:sz w:val="18"/>
-              </w:rPr>
-              <w:t>4.2.6 痛点覆盖与实现状态</w:t>
-            </w:r>
-            <w:r>
-              <w:rPr>
-                <w:color w:val="1A1A1A"/>
-                <w:sz w:val="18"/>
-              </w:rPr>
-              <w:t xml:space="preserve"> </w:t>
-            </w:r>
-            <w:r>
-              <w:rPr>
-                <w:color w:val="1A1A1A"/>
-                <w:sz w:val="18"/>
-              </w:rPr>
-              <w:t>（承接原</w:t>
-            </w:r>
-            <w:r>
-              <w:rPr>
-                <w:color w:val="1A1A1A"/>
-                <w:sz w:val="18"/>
-              </w:rPr>
-              <w:t xml:space="preserve"> </w:t>
-            </w:r>
-            <w:r>
-              <w:rPr>
-                <w:color w:val="1A1A1A"/>
-                <w:sz w:val="18"/>
-              </w:rPr>
-              <w:t xml:space="preserve"> 3.3 </w:t>
-            </w:r>
-            <w:r>
-              <w:rPr>
-                <w:color w:val="1A1A1A"/>
-                <w:sz w:val="18"/>
-              </w:rPr>
-              <w:t xml:space="preserve"> </w:t>
-            </w:r>
-            <w:r>
-              <w:rPr>
-                <w:color w:val="1A1A1A"/>
-                <w:sz w:val="18"/>
-              </w:rPr>
-              <w:t>表的</w:t>
-            </w:r>
-            <w:r>
-              <w:rPr>
-                <w:color w:val="1A1A1A"/>
-                <w:sz w:val="18"/>
-              </w:rPr>
-              <w:t xml:space="preserve"> </w:t>
-            </w:r>
-            <w:r>
-              <w:rPr>
-                <w:color w:val="1A1A1A"/>
-                <w:sz w:val="18"/>
-              </w:rPr>
-              <w:t>“</w:t>
-            </w:r>
-            <w:r>
-              <w:rPr>
-                <w:color w:val="1A1A1A"/>
-                <w:sz w:val="18"/>
-              </w:rPr>
-              <w:t xml:space="preserve"> </w:t>
-            </w:r>
-            <w:r>
-              <w:rPr>
-                <w:color w:val="1A1A1A"/>
-                <w:sz w:val="18"/>
-              </w:rPr>
-              <w:t>平台功能模块与输出</w:t>
-            </w:r>
-            <w:r>
-              <w:rPr>
-                <w:color w:val="1A1A1A"/>
-                <w:sz w:val="18"/>
-              </w:rPr>
-              <w:t xml:space="preserve"> </w:t>
-            </w:r>
-            <w:r>
-              <w:rPr>
-                <w:color w:val="1A1A1A"/>
-                <w:sz w:val="18"/>
-              </w:rPr>
-              <w:t>”“</w:t>
-            </w:r>
-            <w:r>
-              <w:rPr>
-                <w:color w:val="1A1A1A"/>
-                <w:sz w:val="18"/>
-              </w:rPr>
-              <w:t xml:space="preserve"> </w:t>
-            </w:r>
-            <w:r>
-              <w:rPr>
-                <w:color w:val="1A1A1A"/>
-                <w:sz w:val="18"/>
-              </w:rPr>
-              <w:t>实现状态</w:t>
-            </w:r>
-            <w:r>
-              <w:rPr>
-                <w:color w:val="1A1A1A"/>
-                <w:sz w:val="18"/>
-              </w:rPr>
-              <w:t xml:space="preserve"> </w:t>
-            </w:r>
-            <w:r>
-              <w:rPr>
-                <w:color w:val="1A1A1A"/>
-                <w:sz w:val="18"/>
-              </w:rPr>
-              <w:t>”</w:t>
-            </w:r>
-            <w:r>
-              <w:rPr>
-                <w:color w:val="1A1A1A"/>
-                <w:sz w:val="18"/>
-              </w:rPr>
-              <w:t xml:space="preserve"> </w:t>
-            </w:r>
-            <w:r>
-              <w:rPr>
-                <w:color w:val="1A1A1A"/>
-                <w:sz w:val="18"/>
-              </w:rPr>
-              <w:t>两列及三档分级判断），</w:t>
+              <w:t>个页面的覆盖关系完整。移出的实现内容并入第四章：</w:t>
             </w:r>
             <w:r>
               <w:rPr>
@@ -6308,7 +6196,7 @@
                 <w:color w:val="1A1A1A"/>
                 <w:sz w:val="18"/>
               </w:rPr>
-              <w:t>第三章仅余</w:t>
+              <w:t>第三章共</w:t>
             </w:r>
             <w:r>
               <w:rPr>
@@ -6322,7 +6210,7 @@
                 <w:color w:val="1A1A1A"/>
                 <w:sz w:val="18"/>
               </w:rPr>
-              <w:t xml:space="preserve"> 3.1 </w:t>
+              <w:t xml:space="preserve"> 3 </w:t>
             </w:r>
             <w:r>
               <w:rPr>
@@ -6336,7 +6224,7 @@
                 <w:color w:val="1A1A1A"/>
                 <w:sz w:val="18"/>
               </w:rPr>
-              <w:t>表与</w:t>
+              <w:t>张表</w:t>
             </w:r>
             <w:r>
               <w:rPr>
@@ -6350,7 +6238,7 @@
                 <w:color w:val="1A1A1A"/>
                 <w:sz w:val="18"/>
               </w:rPr>
-              <w:t xml:space="preserve"> 3.3 </w:t>
+              <w:t xml:space="preserve">——3.1 </w:t>
             </w:r>
             <w:r>
               <w:rPr>
@@ -6364,7 +6252,7 @@
                 <w:color w:val="1A1A1A"/>
                 <w:sz w:val="18"/>
               </w:rPr>
-              <w:t>表（</w:t>
+              <w:t>五层框架表、</w:t>
             </w:r>
             <w:r>
               <w:rPr>
@@ -6378,6 +6266,63 @@
                 <w:color w:val="1A1A1A"/>
                 <w:sz w:val="18"/>
               </w:rPr>
+              <w:t xml:space="preserve">3.3 </w:t>
+            </w:r>
+            <w:r>
+              <w:rPr>
+                <w:color w:val="1A1A1A"/>
+                <w:sz w:val="18"/>
+              </w:rPr>
+              <w:t xml:space="preserve"> </w:t>
+            </w:r>
+            <w:r>
+              <w:rPr>
+                <w:color w:val="1A1A1A"/>
+                <w:sz w:val="18"/>
+              </w:rPr>
+              <w:t>六大痛点映射表、</w:t>
+            </w:r>
+            <w:r>
+              <w:rPr>
+                <w:color w:val="1A1A1A"/>
+                <w:sz w:val="18"/>
+              </w:rPr>
+              <w:t xml:space="preserve"> </w:t>
+            </w:r>
+            <w:r>
+              <w:rPr>
+                <w:b/>
+                <w:color w:val="1A1A1A"/>
+                <w:sz w:val="18"/>
+              </w:rPr>
+              <w:t>3.3 支撑类模块表（新增）</w:t>
+            </w:r>
+            <w:r>
+              <w:rPr>
+                <w:color w:val="1A1A1A"/>
+                <w:sz w:val="18"/>
+              </w:rPr>
+              <w:t xml:space="preserve"> </w:t>
+            </w:r>
+            <w:r>
+              <w:rPr>
+                <w:color w:val="1A1A1A"/>
+                <w:sz w:val="18"/>
+              </w:rPr>
+              <w:t>（</w:t>
+            </w:r>
+            <w:r>
+              <w:rPr>
+                <w:color w:val="1A1A1A"/>
+                <w:sz w:val="18"/>
+              </w:rPr>
+              <w:t xml:space="preserve"> </w:t>
+            </w:r>
+            <w:r>
+              <w:rPr>
+                <w:color w:val="1A1A1A"/>
+                <w:sz w:val="18"/>
+              </w:rPr>
               <w:t xml:space="preserve">3.2 </w:t>
             </w:r>
             <w:r>
@@ -6448,7 +6393,7 @@
                 <w:color w:val="1A1A1A"/>
                 <w:sz w:val="18"/>
               </w:rPr>
-              <w:t>改写；</w:t>
+              <w:t>改写）；第四章</w:t>
             </w:r>
             <w:r>
               <w:rPr>
@@ -6462,7 +6407,7 @@
                 <w:color w:val="1A1A1A"/>
                 <w:sz w:val="18"/>
               </w:rPr>
-              <w:t xml:space="preserve">3.3 </w:t>
+              <w:t xml:space="preserve"> 4.1.1—4.5.5 </w:t>
             </w:r>
             <w:r>
               <w:rPr>
@@ -6476,7 +6421,7 @@
                 <w:color w:val="1A1A1A"/>
                 <w:sz w:val="18"/>
               </w:rPr>
-              <w:t>表已改为纯理论映射，不再含实现状态）；第四章</w:t>
+              <w:t>各表，其中</w:t>
             </w:r>
             <w:r>
               <w:rPr>
@@ -6490,13 +6435,6 @@
                 <w:color w:val="1A1A1A"/>
                 <w:sz w:val="18"/>
               </w:rPr>
-              <w:t xml:space="preserve"> 4.1.1—4.5.5 </w:t>
-            </w:r>
-            <w:r>
-              <w:rPr>
-                <w:color w:val="1A1A1A"/>
-                <w:sz w:val="18"/>
-              </w:rPr>
               <w:t xml:space="preserve"> </w:t>
             </w:r>
             <w:r>
@@ -6504,36 +6442,15 @@
                 <w:color w:val="1A1A1A"/>
                 <w:sz w:val="18"/>
               </w:rPr>
-              <w:t>各表，其中</w:t>
-            </w:r>
-            <w:r>
-              <w:rPr>
-                <w:color w:val="1A1A1A"/>
-                <w:sz w:val="18"/>
-              </w:rPr>
               <w:t xml:space="preserve"> </w:t>
             </w:r>
             <w:r>
               <w:rPr>
-                <w:color w:val="1A1A1A"/>
-                <w:sz w:val="18"/>
-              </w:rPr>
-              <w:t xml:space="preserve"> </w:t>
-            </w:r>
-            <w:r>
-              <w:rPr>
-                <w:color w:val="1A1A1A"/>
-                <w:sz w:val="18"/>
-              </w:rPr>
-              <w:t xml:space="preserve"> </w:t>
-            </w:r>
-            <w:r>
-              <w:rPr>
                 <w:b/>
                 <w:color w:val="1A1A1A"/>
                 <w:sz w:val="18"/>
               </w:rPr>
-              <w:t>4.2.5 三级审批模型表与 4.2.6 痛点覆盖表为新增</w:t>
+              <w:t>4.2.5 三级审批模型表为新增</w:t>
             </w:r>
             <w:r>
               <w:rPr>
@@ -8625,14 +8542,141 @@
           <w:color w:val="1A1A1A"/>
           <w:sz w:val="21"/>
         </w:rPr>
-        <w:t>第五，第三章与第四章的分工已重划，合并时不要回填实现内容。</w:t>
+        <w:t>第五，第三章 3.1／3.2 与 3.3 的分工不同，合并时不要回填。</w:t>
       </w:r>
       <w:r>
         <w:rPr>
           <w:color w:val="1A1A1A"/>
           <w:sz w:val="21"/>
         </w:rPr>
-        <w:t>本稿第三章为纯理论章，只讲框架、理论内涵与设计原则，不出现接口路径、页面路由、数据表行数与实测数值；相关内容全部落在第四章（设计与实现）与第五章（实证）。第五章的</w:t>
+        <w:t>本稿</w:t>
+      </w:r>
+      <w:r>
+        <w:rPr>
+          <w:color w:val="1A1A1A"/>
+          <w:sz w:val="21"/>
+        </w:rPr>
+        <w:t xml:space="preserve"> 3.1 </w:t>
+      </w:r>
+      <w:r>
+        <w:rPr>
+          <w:color w:val="1A1A1A"/>
+          <w:sz w:val="21"/>
+        </w:rPr>
+        <w:t>与</w:t>
+      </w:r>
+      <w:r>
+        <w:rPr>
+          <w:color w:val="1A1A1A"/>
+          <w:sz w:val="21"/>
+        </w:rPr>
+        <w:t xml:space="preserve"> 3.2 </w:t>
+      </w:r>
+      <w:r>
+        <w:rPr>
+          <w:color w:val="1A1A1A"/>
+          <w:sz w:val="21"/>
+        </w:rPr>
+        <w:t>为纯理论部分，只讲框架、理论内涵与设计原则，不出现接口路径、页面路由、数据表行数与实测数值；相关内容全部落在第四章（设计与实现）与第五章（实证）。但</w:t>
+      </w:r>
+      <w:r>
+        <w:rPr>
+          <w:color w:val="1A1A1A"/>
+          <w:sz w:val="21"/>
+        </w:rPr>
+        <w:t xml:space="preserve"> </w:t>
+      </w:r>
+      <w:r>
+        <w:rPr>
+          <w:b/>
+          <w:color w:val="1A1A1A"/>
+          <w:sz w:val="21"/>
+        </w:rPr>
+        <w:t>3.3「痛点到AI解法的映射」是有意保留平台内容的</w:t>
+      </w:r>
+      <w:r>
+        <w:rPr>
+          <w:color w:val="1A1A1A"/>
+          <w:sz w:val="21"/>
+        </w:rPr>
+        <w:t>——</w:t>
+      </w:r>
+      <w:r>
+        <w:rPr>
+          <w:color w:val="1A1A1A"/>
+          <w:sz w:val="21"/>
+        </w:rPr>
+        <w:t>它是第三章通向第四章的引桥，需要给出每个痛点在平台上落在哪个模块、完成到什么程度。若在合并时把</w:t>
+      </w:r>
+      <w:r>
+        <w:rPr>
+          <w:color w:val="1A1A1A"/>
+          <w:sz w:val="21"/>
+        </w:rPr>
+        <w:t xml:space="preserve"> 3.1</w:t>
+      </w:r>
+      <w:r>
+        <w:rPr>
+          <w:color w:val="1A1A1A"/>
+          <w:sz w:val="21"/>
+        </w:rPr>
+        <w:t>／</w:t>
+      </w:r>
+      <w:r>
+        <w:rPr>
+          <w:color w:val="1A1A1A"/>
+          <w:sz w:val="21"/>
+        </w:rPr>
+        <w:t xml:space="preserve">3.2 </w:t>
+      </w:r>
+      <w:r>
+        <w:rPr>
+          <w:color w:val="1A1A1A"/>
+          <w:sz w:val="21"/>
+        </w:rPr>
+        <w:t>的实现细节补回去，会重新造成</w:t>
+      </w:r>
+      <w:r>
+        <w:rPr>
+          <w:color w:val="1A1A1A"/>
+          <w:sz w:val="21"/>
+        </w:rPr>
+        <w:t>“</w:t>
+      </w:r>
+      <w:r>
+        <w:rPr>
+          <w:color w:val="1A1A1A"/>
+          <w:sz w:val="21"/>
+        </w:rPr>
+        <w:t>理论章里讲实现</w:t>
+      </w:r>
+      <w:r>
+        <w:rPr>
+          <w:color w:val="1A1A1A"/>
+          <w:sz w:val="21"/>
+        </w:rPr>
+        <w:t>”</w:t>
+      </w:r>
+      <w:r>
+        <w:rPr>
+          <w:color w:val="1A1A1A"/>
+          <w:sz w:val="21"/>
+        </w:rPr>
+        <w:t>的断裂；反之，若把</w:t>
+      </w:r>
+      <w:r>
+        <w:rPr>
+          <w:color w:val="1A1A1A"/>
+          <w:sz w:val="21"/>
+        </w:rPr>
+        <w:t xml:space="preserve"> 3.3 </w:t>
+      </w:r>
+      <w:r>
+        <w:rPr>
+          <w:color w:val="1A1A1A"/>
+          <w:sz w:val="21"/>
+        </w:rPr>
+        <w:t>的平台内容再抽走，则第三章与第四章之间会失去衔接。第五章的</w:t>
       </w:r>
       <w:r>
         <w:rPr>
@@ -8660,7 +8704,7 @@
           <w:color w:val="1A1A1A"/>
           <w:sz w:val="21"/>
         </w:rPr>
-        <w:t>仍会引用</w:t>
+        <w:t>引用</w:t>
       </w:r>
       <w:r>
         <w:rPr>
@@ -8674,35 +8718,7 @@
           <w:color w:val="1A1A1A"/>
           <w:sz w:val="21"/>
         </w:rPr>
-        <w:t>的原则，这类引用指向的是原则本身而非实现，属正常引用。若在合并时按旧稿口径把实现细节补回第三章，会重新造成</w:t>
-      </w:r>
-      <w:r>
-        <w:rPr>
-          <w:color w:val="1A1A1A"/>
-          <w:sz w:val="21"/>
-        </w:rPr>
-        <w:t>“</w:t>
-      </w:r>
-      <w:r>
-        <w:rPr>
-          <w:color w:val="1A1A1A"/>
-          <w:sz w:val="21"/>
-        </w:rPr>
-        <w:t>理论章里讲实现</w:t>
-      </w:r>
-      <w:r>
-        <w:rPr>
-          <w:color w:val="1A1A1A"/>
-          <w:sz w:val="21"/>
-        </w:rPr>
-        <w:t>”</w:t>
-      </w:r>
-      <w:r>
-        <w:rPr>
-          <w:color w:val="1A1A1A"/>
-          <w:sz w:val="21"/>
-        </w:rPr>
-        <w:t>的断裂。</w:t>
+        <w:t>的原则属正常引用，不必改动。</w:t>
       </w:r>
       <w:r/>
       <w:r/>

--- a/deliverables/苏果智选-改写稿使用说明与联动修改清单.docx
+++ b/deliverables/苏果智选-改写稿使用说明与联动修改清单.docx
@@ -3962,50 +3962,7 @@
                 <w:color w:val="1A1A1A"/>
                 <w:sz w:val="18"/>
               </w:rPr>
-              <w:t>、接口路径写作</w:t>
-            </w:r>
-            <w:r>
-              <w:rPr>
-                <w:color w:val="1A1A1A"/>
-                <w:sz w:val="18"/>
-              </w:rPr>
-              <w:t xml:space="preserve"> </w:t>
-            </w:r>
-            <w:r>
-              <w:rPr>
-                <w:color w:val="1A1A1A"/>
-                <w:sz w:val="18"/>
-              </w:rPr>
-              <w:t xml:space="preserve"> </w:t>
-            </w:r>
-            <w:r>
-              <w:rPr>
-                <w:color w:val="1A1A1A"/>
-                <w:sz w:val="18"/>
-              </w:rPr>
-              <w:t xml:space="preserve"> </w:t>
-            </w:r>
-            <w:r>
-              <w:rPr>
-                <w:rFonts w:ascii="Courier" w:hAnsi="Courier"/>
-                <w:color w:val="1A1A1A"/>
-                <w:sz w:val="18"/>
-              </w:rPr>
-              <w:t>/api/v1/...</w:t>
-            </w:r>
-            <w:r>
-              <w:rPr>
-                <w:color w:val="1A1A1A"/>
-                <w:sz w:val="18"/>
-              </w:rPr>
-              <w:t xml:space="preserve"> </w:t>
-            </w:r>
-            <w:r>
-              <w:rPr>
-                <w:color w:val="1A1A1A"/>
-                <w:sz w:val="18"/>
-              </w:rPr>
-              <w:t>、表数写作</w:t>
+              <w:t>、接口路径带版本段、表数写作</w:t>
             </w:r>
             <w:r>
               <w:rPr>
@@ -4183,7 +4140,7 @@
                 <w:color w:val="1A1A1A"/>
                 <w:sz w:val="18"/>
               </w:rPr>
-              <w:t>个既有比较接口映射），接口路径为</w:t>
+              <w:t>个既有比较接口映射），接口路径为统一接口前缀（无版本段），表数</w:t>
             </w:r>
             <w:r>
               <w:rPr>
@@ -4197,6 +4154,13 @@
                 <w:color w:val="1A1A1A"/>
                 <w:sz w:val="18"/>
               </w:rPr>
+              <w:t xml:space="preserve"> 20 </w:t>
+            </w:r>
+            <w:r>
+              <w:rPr>
+                <w:color w:val="1A1A1A"/>
+                <w:sz w:val="18"/>
+              </w:rPr>
               <w:t xml:space="preserve"> </w:t>
             </w:r>
             <w:r>
@@ -4204,30 +4168,21 @@
                 <w:color w:val="1A1A1A"/>
                 <w:sz w:val="18"/>
               </w:rPr>
+              <w:t>张／</w:t>
+            </w:r>
+            <w:r>
+              <w:rPr>
+                <w:color w:val="1A1A1A"/>
+                <w:sz w:val="18"/>
+              </w:rPr>
               <w:t xml:space="preserve"> </w:t>
             </w:r>
             <w:r>
               <w:rPr>
-                <w:rFonts w:ascii="Courier" w:hAnsi="Courier"/>
-                <w:color w:val="1A1A1A"/>
-                <w:sz w:val="18"/>
-              </w:rPr>
-              <w:t>/api/&lt;模块&gt;</w:t>
-            </w:r>
-            <w:r>
-              <w:rPr>
-                <w:color w:val="1A1A1A"/>
-                <w:sz w:val="18"/>
-              </w:rPr>
-              <w:t xml:space="preserve"> （无 </w:t>
-            </w:r>
-            <w:r>
-              <w:rPr>
-                <w:rFonts w:ascii="Courier" w:hAnsi="Courier"/>
-                <w:color w:val="1A1A1A"/>
-                <w:sz w:val="18"/>
-              </w:rPr>
-              <w:t>/v1</w:t>
+                <w:color w:val="1A1A1A"/>
+                <w:sz w:val="18"/>
+              </w:rPr>
+              <w:t xml:space="preserve">33 </w:t>
             </w:r>
             <w:r>
               <w:rPr>
@@ -4241,7 +4196,7 @@
                 <w:color w:val="1A1A1A"/>
                 <w:sz w:val="18"/>
               </w:rPr>
-              <w:t>），表数</w:t>
+              <w:t>个业务接口；双轨由同一接口的系统重算轨／附件参考轨字段一并返回，</w:t>
             </w:r>
             <w:r>
               <w:rPr>
@@ -4249,106 +4204,6 @@
                 <w:sz w:val="18"/>
               </w:rPr>
               <w:t xml:space="preserve"> </w:t>
-            </w:r>
-            <w:r>
-              <w:rPr>
-                <w:color w:val="1A1A1A"/>
-                <w:sz w:val="18"/>
-              </w:rPr>
-              <w:t xml:space="preserve"> 20 </w:t>
-            </w:r>
-            <w:r>
-              <w:rPr>
-                <w:color w:val="1A1A1A"/>
-                <w:sz w:val="18"/>
-              </w:rPr>
-              <w:t xml:space="preserve"> </w:t>
-            </w:r>
-            <w:r>
-              <w:rPr>
-                <w:color w:val="1A1A1A"/>
-                <w:sz w:val="18"/>
-              </w:rPr>
-              <w:t>张／</w:t>
-            </w:r>
-            <w:r>
-              <w:rPr>
-                <w:color w:val="1A1A1A"/>
-                <w:sz w:val="18"/>
-              </w:rPr>
-              <w:t xml:space="preserve"> </w:t>
-            </w:r>
-            <w:r>
-              <w:rPr>
-                <w:color w:val="1A1A1A"/>
-                <w:sz w:val="18"/>
-              </w:rPr>
-              <w:t xml:space="preserve">33 </w:t>
-            </w:r>
-            <w:r>
-              <w:rPr>
-                <w:color w:val="1A1A1A"/>
-                <w:sz w:val="18"/>
-              </w:rPr>
-              <w:t xml:space="preserve"> </w:t>
-            </w:r>
-            <w:r>
-              <w:rPr>
-                <w:color w:val="1A1A1A"/>
-                <w:sz w:val="18"/>
-              </w:rPr>
-              <w:t>个业务接口；双轨由同一接口的</w:t>
-            </w:r>
-            <w:r>
-              <w:rPr>
-                <w:color w:val="1A1A1A"/>
-                <w:sz w:val="18"/>
-              </w:rPr>
-              <w:t xml:space="preserve"> </w:t>
-            </w:r>
-            <w:r>
-              <w:rPr>
-                <w:color w:val="1A1A1A"/>
-                <w:sz w:val="18"/>
-              </w:rPr>
-              <w:t xml:space="preserve"> </w:t>
-            </w:r>
-            <w:r>
-              <w:rPr>
-                <w:color w:val="1A1A1A"/>
-                <w:sz w:val="18"/>
-              </w:rPr>
-              <w:t xml:space="preserve"> </w:t>
-            </w:r>
-            <w:r>
-              <w:rPr>
-                <w:rFonts w:ascii="Courier" w:hAnsi="Courier"/>
-                <w:color w:val="1A1A1A"/>
-                <w:sz w:val="18"/>
-              </w:rPr>
-              <w:t>system_recalculated</w:t>
-            </w:r>
-            <w:r>
-              <w:rPr>
-                <w:color w:val="1A1A1A"/>
-                <w:sz w:val="18"/>
-              </w:rPr>
-              <w:t xml:space="preserve"> ／ </w:t>
-            </w:r>
-            <w:r>
-              <w:rPr>
-                <w:rFonts w:ascii="Courier" w:hAnsi="Courier"/>
-                <w:color w:val="1A1A1A"/>
-                <w:sz w:val="18"/>
-              </w:rPr>
-              <w:t>reference</w:t>
-            </w:r>
-            <w:r>
-              <w:rPr>
-                <w:color w:val="1A1A1A"/>
-                <w:sz w:val="18"/>
-              </w:rPr>
-              <w:t xml:space="preserve"> 字段一并返回， </w:t>
             </w:r>
             <w:r>
               <w:rPr>
@@ -4549,22 +4404,7 @@
                 <w:color w:val="1A1A1A"/>
                 <w:sz w:val="18"/>
               </w:rPr>
-              <w:t xml:space="preserve"> （ </w:t>
-            </w:r>
-            <w:r>
-              <w:rPr>
-                <w:rFonts w:ascii="Courier" w:hAnsi="Courier"/>
-                <w:color w:val="1A1A1A"/>
-                <w:sz w:val="18"/>
-              </w:rPr>
-              <w:t>is_reference=false</w:t>
-            </w:r>
-            <w:r>
-              <w:rPr>
-                <w:color w:val="1A1A1A"/>
-                <w:sz w:val="18"/>
-              </w:rPr>
-              <w:t xml:space="preserve"> ，亦称系统重算轨）、 </w:t>
+              <w:t xml:space="preserve"> （亦称系统重算轨）、 </w:t>
             </w:r>
             <w:r>
               <w:rPr>
@@ -4579,22 +4419,7 @@
                 <w:color w:val="1A1A1A"/>
                 <w:sz w:val="18"/>
               </w:rPr>
-              <w:t xml:space="preserve"> （ </w:t>
-            </w:r>
-            <w:r>
-              <w:rPr>
-                <w:rFonts w:ascii="Courier" w:hAnsi="Courier"/>
-                <w:color w:val="1A1A1A"/>
-                <w:sz w:val="18"/>
-              </w:rPr>
-              <w:t>is_reference=true</w:t>
-            </w:r>
-            <w:r>
-              <w:rPr>
-                <w:color w:val="1A1A1A"/>
-                <w:sz w:val="18"/>
-              </w:rPr>
-              <w:t xml:space="preserve"> ）、 </w:t>
+              <w:t xml:space="preserve"> （附件参考轨）、 </w:t>
             </w:r>
             <w:r>
               <w:rPr>
@@ -7040,64 +6865,7 @@
                 <w:color w:val="1A1A1A"/>
                 <w:sz w:val="18"/>
               </w:rPr>
-              <w:t>条；并说明</w:t>
-            </w:r>
-            <w:r>
-              <w:rPr>
-                <w:color w:val="1A1A1A"/>
-                <w:sz w:val="18"/>
-              </w:rPr>
-              <w:t xml:space="preserve"> </w:t>
-            </w:r>
-            <w:r>
-              <w:rPr>
-                <w:color w:val="1A1A1A"/>
-                <w:sz w:val="18"/>
-              </w:rPr>
-              <w:t xml:space="preserve"> </w:t>
-            </w:r>
-            <w:r>
-              <w:rPr>
-                <w:color w:val="1A1A1A"/>
-                <w:sz w:val="18"/>
-              </w:rPr>
-              <w:t xml:space="preserve"> </w:t>
-            </w:r>
-            <w:r>
-              <w:rPr>
-                <w:rFonts w:ascii="Courier" w:hAnsi="Courier"/>
-                <w:color w:val="1A1A1A"/>
-                <w:sz w:val="18"/>
-              </w:rPr>
-              <w:t>sku_products</w:t>
-            </w:r>
-            <w:r>
-              <w:rPr>
-                <w:color w:val="1A1A1A"/>
-                <w:sz w:val="18"/>
-              </w:rPr>
-              <w:t xml:space="preserve"> </w:t>
-            </w:r>
-            <w:r>
-              <w:rPr>
-                <w:color w:val="1A1A1A"/>
-                <w:sz w:val="18"/>
-              </w:rPr>
-              <w:t xml:space="preserve"> </w:t>
-            </w:r>
-            <w:r>
-              <w:rPr>
-                <w:color w:val="1A1A1A"/>
-                <w:sz w:val="18"/>
-              </w:rPr>
-              <w:t xml:space="preserve"> </w:t>
-            </w:r>
-            <w:r>
-              <w:rPr>
-                <w:color w:val="1A1A1A"/>
-                <w:sz w:val="18"/>
-              </w:rPr>
-              <w:t>等</w:t>
+              <w:t>条；并说明商品主数据表等</w:t>
             </w:r>
             <w:r>
               <w:rPr>
@@ -8371,59 +8139,7 @@
           <w:color w:val="1A1A1A"/>
           <w:sz w:val="21"/>
         </w:rPr>
-        <w:t>演示库的实读结果或后端算法函数的实算输出，并已逐项复核。原始数据包与复核脚本随交付件一并提供。若因排版调整而误改某个数字，将破坏全文的数一致性；如需更新数据，应重新执行</w:t>
-      </w:r>
-      <w:r>
-        <w:rPr>
-          <w:color w:val="1A1A1A"/>
-          <w:sz w:val="21"/>
-        </w:rPr>
-        <w:t xml:space="preserve"> </w:t>
-      </w:r>
-      <w:r>
-        <w:rPr>
-          <w:rFonts w:ascii="Courier" w:hAnsi="Courier"/>
-          <w:color w:val="1A1A1A"/>
-          <w:sz w:val="21"/>
-        </w:rPr>
-        <w:t>POST /api/categories/recalculate</w:t>
-      </w:r>
-      <w:r>
-        <w:rPr>
-          <w:color w:val="1A1A1A"/>
-          <w:sz w:val="21"/>
-        </w:rPr>
-        <w:t>、</w:t>
-      </w:r>
-      <w:r>
-        <w:rPr>
-          <w:rFonts w:ascii="Courier" w:hAnsi="Courier"/>
-          <w:color w:val="1A1A1A"/>
-          <w:sz w:val="21"/>
-        </w:rPr>
-        <w:t>POST /api/association-rules/recalculate</w:t>
-      </w:r>
-      <w:r>
-        <w:rPr>
-          <w:color w:val="1A1A1A"/>
-          <w:sz w:val="21"/>
-        </w:rPr>
-        <w:t>、</w:t>
-      </w:r>
-      <w:r>
-        <w:rPr>
-          <w:rFonts w:ascii="Courier" w:hAnsi="Courier"/>
-          <w:color w:val="1A1A1A"/>
-          <w:sz w:val="21"/>
-        </w:rPr>
-        <w:t>POST /api/forecast/run</w:t>
-      </w:r>
-      <w:r>
-        <w:rPr>
-          <w:color w:val="1A1A1A"/>
-          <w:sz w:val="21"/>
-        </w:rPr>
-        <w:t xml:space="preserve"> 三个接口后整体替换，而非手工修改。</w:t>
+        <w:t>演示库的实读结果或后端算法函数的实算输出，并已逐项复核。原始数据包与复核脚本随交付件一并提供。若因排版调整而误改某个数字，将破坏全文的数一致性；如需更新数据，应重新执行品类健康度重算接口、关联规则重算接口、预测运行接口三个接口后整体替换，而非手工修改。</w:t>
       </w:r>
     </w:p>
     <w:p>

--- a/deliverables/苏果智选-改写稿使用说明与联动修改清单.docx
+++ b/deliverables/苏果智选-改写稿使用说明与联动修改清单.docx
@@ -3730,7 +3730,7 @@
                 <w:color w:val="1A1A1A"/>
                 <w:sz w:val="18"/>
               </w:rPr>
-              <w:t>按平台架构表述：交互推理层由讯飞星辰</w:t>
+              <w:t>按平台架构表述：交互推理层由</w:t>
             </w:r>
             <w:r>
               <w:rPr>
@@ -3744,7 +3744,7 @@
                 <w:color w:val="1A1A1A"/>
                 <w:sz w:val="18"/>
               </w:rPr>
-              <w:t xml:space="preserve"> Agent </w:t>
+              <w:t xml:space="preserve"> AstronClaw </w:t>
             </w:r>
             <w:r>
               <w:rPr>
@@ -3876,7 +3876,7 @@
                 <w:color w:val="1A1A1A"/>
                 <w:sz w:val="18"/>
               </w:rPr>
-              <w:t>配置口径</w:t>
+              <w:t>设计口径</w:t>
             </w:r>
           </w:p>
         </w:tc>
@@ -4070,7 +4070,7 @@
                 <w:color w:val="1A1A1A"/>
                 <w:sz w:val="18"/>
               </w:rPr>
-              <w:t>11 个工具</w:t>
+              <w:t>10 个工具</w:t>
             </w:r>
             <w:r>
               <w:rPr>
@@ -4084,7 +4084,7 @@
                 <w:color w:val="1A1A1A"/>
                 <w:sz w:val="18"/>
               </w:rPr>
-              <w:t>（内置</w:t>
+              <w:t>（选品比较接口已实现但未注册为工具，补挂即可，不需新增接口），接口路径为统一接口前缀（无版本段），表数</w:t>
             </w:r>
             <w:r>
               <w:rPr>
@@ -4098,7 +4098,7 @@
                 <w:color w:val="1A1A1A"/>
                 <w:sz w:val="18"/>
               </w:rPr>
-              <w:t xml:space="preserve"> 10 </w:t>
+              <w:t xml:space="preserve"> 20 </w:t>
             </w:r>
             <w:r>
               <w:rPr>
@@ -4112,7 +4112,7 @@
                 <w:color w:val="1A1A1A"/>
                 <w:sz w:val="18"/>
               </w:rPr>
-              <w:t>个＋</w:t>
+              <w:t>张／</w:t>
             </w:r>
             <w:r>
               <w:rPr>
@@ -4126,7 +4126,7 @@
                 <w:color w:val="1A1A1A"/>
                 <w:sz w:val="18"/>
               </w:rPr>
-              <w:t xml:space="preserve">1 </w:t>
+              <w:t xml:space="preserve">33 </w:t>
             </w:r>
             <w:r>
               <w:rPr>
@@ -4140,7 +4140,7 @@
                 <w:color w:val="1A1A1A"/>
                 <w:sz w:val="18"/>
               </w:rPr>
-              <w:t>个既有比较接口映射），接口路径为统一接口前缀（无版本段），表数</w:t>
+              <w:t>个业务接口；双轨由同一接口的系统重算轨／附件参考轨字段一并返回，</w:t>
             </w:r>
             <w:r>
               <w:rPr>
@@ -4151,62 +4151,6 @@
             </w:r>
             <w:r>
               <w:rPr>
-                <w:color w:val="1A1A1A"/>
-                <w:sz w:val="18"/>
-              </w:rPr>
-              <w:t xml:space="preserve"> 20 </w:t>
-            </w:r>
-            <w:r>
-              <w:rPr>
-                <w:color w:val="1A1A1A"/>
-                <w:sz w:val="18"/>
-              </w:rPr>
-              <w:t xml:space="preserve"> </w:t>
-            </w:r>
-            <w:r>
-              <w:rPr>
-                <w:color w:val="1A1A1A"/>
-                <w:sz w:val="18"/>
-              </w:rPr>
-              <w:t>张／</w:t>
-            </w:r>
-            <w:r>
-              <w:rPr>
-                <w:color w:val="1A1A1A"/>
-                <w:sz w:val="18"/>
-              </w:rPr>
-              <w:t xml:space="preserve"> </w:t>
-            </w:r>
-            <w:r>
-              <w:rPr>
-                <w:color w:val="1A1A1A"/>
-                <w:sz w:val="18"/>
-              </w:rPr>
-              <w:t xml:space="preserve">33 </w:t>
-            </w:r>
-            <w:r>
-              <w:rPr>
-                <w:color w:val="1A1A1A"/>
-                <w:sz w:val="18"/>
-              </w:rPr>
-              <w:t xml:space="preserve"> </w:t>
-            </w:r>
-            <w:r>
-              <w:rPr>
-                <w:color w:val="1A1A1A"/>
-                <w:sz w:val="18"/>
-              </w:rPr>
-              <w:t>个业务接口；双轨由同一接口的系统重算轨／附件参考轨字段一并返回，</w:t>
-            </w:r>
-            <w:r>
-              <w:rPr>
-                <w:color w:val="1A1A1A"/>
-                <w:sz w:val="18"/>
-              </w:rPr>
-              <w:t xml:space="preserve"> </w:t>
-            </w:r>
-            <w:r>
-              <w:rPr>
                 <w:b/>
                 <w:color w:val="1A1A1A"/>
                 <w:sz w:val="18"/>
@@ -4218,56 +4162,7 @@
                 <w:color w:val="1A1A1A"/>
                 <w:sz w:val="18"/>
               </w:rPr>
-              <w:t xml:space="preserve"> </w:t>
-            </w:r>
-            <w:r>
-              <w:rPr>
-                <w:color w:val="1A1A1A"/>
-                <w:sz w:val="18"/>
-              </w:rPr>
-              <w:t>；前置条件二改为</w:t>
-            </w:r>
-            <w:r>
-              <w:rPr>
-                <w:color w:val="1A1A1A"/>
-                <w:sz w:val="18"/>
-              </w:rPr>
-              <w:t xml:space="preserve"> </w:t>
-            </w:r>
-            <w:r>
-              <w:rPr>
-                <w:color w:val="1A1A1A"/>
-                <w:sz w:val="18"/>
-              </w:rPr>
-              <w:t>“</w:t>
-            </w:r>
-            <w:r>
-              <w:rPr>
-                <w:color w:val="1A1A1A"/>
-                <w:sz w:val="18"/>
-              </w:rPr>
-              <w:t xml:space="preserve"> </w:t>
-            </w:r>
-            <w:r>
-              <w:rPr>
-                <w:color w:val="1A1A1A"/>
-                <w:sz w:val="18"/>
-              </w:rPr>
-              <w:t>需补齐统一鉴权中间件</w:t>
-            </w:r>
-            <w:r>
-              <w:rPr>
-                <w:color w:val="1A1A1A"/>
-                <w:sz w:val="18"/>
-              </w:rPr>
-              <w:t xml:space="preserve"> </w:t>
-            </w:r>
-            <w:r>
-              <w:rPr>
-                <w:color w:val="1A1A1A"/>
-                <w:sz w:val="18"/>
-              </w:rPr>
-              <w:t>”</w:t>
+              <w:t xml:space="preserve"> ；本稿只收录已实现部分，未落地的编排／知识库／验收清单不收录</w:t>
             </w:r>
           </w:p>
         </w:tc>
@@ -6507,7 +6402,7 @@
                 <w:color w:val="1A1A1A"/>
                 <w:sz w:val="18"/>
               </w:rPr>
-              <w:t xml:space="preserve"> C </w:t>
+              <w:t xml:space="preserve"> C AI </w:t>
             </w:r>
             <w:r>
               <w:rPr>
@@ -6521,35 +6416,7 @@
                 <w:color w:val="1A1A1A"/>
                 <w:sz w:val="18"/>
               </w:rPr>
-              <w:t>讯飞星辰</w:t>
-            </w:r>
-            <w:r>
-              <w:rPr>
-                <w:color w:val="1A1A1A"/>
-                <w:sz w:val="18"/>
-              </w:rPr>
-              <w:t xml:space="preserve"> </w:t>
-            </w:r>
-            <w:r>
-              <w:rPr>
-                <w:color w:val="1A1A1A"/>
-                <w:sz w:val="18"/>
-              </w:rPr>
-              <w:t xml:space="preserve"> Agent </w:t>
-            </w:r>
-            <w:r>
-              <w:rPr>
-                <w:color w:val="1A1A1A"/>
-                <w:sz w:val="18"/>
-              </w:rPr>
-              <w:t xml:space="preserve"> </w:t>
-            </w:r>
-            <w:r>
-              <w:rPr>
-                <w:color w:val="1A1A1A"/>
-                <w:sz w:val="18"/>
-              </w:rPr>
-              <w:t>平台配置方案</w:t>
+              <w:t>选品助手的智能体设计</w:t>
             </w:r>
             <w:r>
               <w:rPr>
@@ -7765,35 +7632,7 @@
                 <w:color w:val="1A1A1A"/>
                 <w:sz w:val="18"/>
               </w:rPr>
-              <w:t>算法、讯飞星辰</w:t>
-            </w:r>
-            <w:r>
-              <w:rPr>
-                <w:color w:val="1A1A1A"/>
-                <w:sz w:val="18"/>
-              </w:rPr>
-              <w:t xml:space="preserve"> </w:t>
-            </w:r>
-            <w:r>
-              <w:rPr>
-                <w:color w:val="1A1A1A"/>
-                <w:sz w:val="18"/>
-              </w:rPr>
-              <w:t xml:space="preserve"> Agent </w:t>
-            </w:r>
-            <w:r>
-              <w:rPr>
-                <w:color w:val="1A1A1A"/>
-                <w:sz w:val="18"/>
-              </w:rPr>
-              <w:t xml:space="preserve"> </w:t>
-            </w:r>
-            <w:r>
-              <w:rPr>
-                <w:color w:val="1A1A1A"/>
-                <w:sz w:val="18"/>
-              </w:rPr>
-              <w:t>平台；已删除对</w:t>
+              <w:t>算法；已删除对</w:t>
             </w:r>
             <w:r>
               <w:rPr>
